--- a/_报告/良渚文献目录站_后续功能设计报告_20261028.docx
+++ b/_报告/良渚文献目录站_后续功能设计报告_20261028.docx
@@ -16334,7 +16334,7 @@
           <w:b w:val="0"/>
           <w:sz w:val="22"/>
         </w:rPr>
-        <w:t xml:space="preserve"> +「机构订阅获取｜CNKI（浙江大学图书馆）」</w:t>
+        <w:t xml:space="preserve"> +「机构订阅获取｜CNKI（机构图书馆）」</w:t>
       </w:r>
       <w:r>
         <w:rPr>

--- a/_报告/良渚文献目录站_后续功能设计报告_20261028.docx
+++ b/_报告/良渚文献目录站_后续功能设计报告_20261028.docx
@@ -17,75 +17,79 @@
       </w:r>
     </w:p>
     <w:p>
+      <w:pPr>
+        <w:spacing w:after="80"/>
+        <w:ind w:left="454"/>
+      </w:pPr>
+      <w:r>
+        <w:rPr>
+          <w:rFonts w:ascii="Times New Roman" w:hAnsi="Times New Roman" w:eastAsia="宋体"/>
+          <w:b/>
+          <w:color w:val="445566"/>
+          <w:sz w:val="21"/>
+        </w:rPr>
+        <w:t>性质</w:t>
+      </w:r>
       <w:r>
         <w:rPr>
           <w:rFonts w:ascii="Times New Roman" w:hAnsi="Times New Roman" w:eastAsia="宋体"/>
           <w:b w:val="0"/>
-          <w:sz w:val="22"/>
-        </w:rPr>
-        <w:t xml:space="preserve">&gt; </w:t>
+          <w:color w:val="445566"/>
+          <w:sz w:val="21"/>
+        </w:rPr>
+        <w:t>：设计报告，</w:t>
       </w:r>
       <w:r>
         <w:rPr>
           <w:rFonts w:ascii="Times New Roman" w:hAnsi="Times New Roman" w:eastAsia="宋体"/>
           <w:b/>
-          <w:sz w:val="22"/>
-        </w:rPr>
-        <w:t>性质</w:t>
+          <w:color w:val="445566"/>
+          <w:sz w:val="21"/>
+        </w:rPr>
+        <w:t>本轮不改一行代码</w:t>
       </w:r>
       <w:r>
         <w:rPr>
           <w:rFonts w:ascii="Times New Roman" w:hAnsi="Times New Roman" w:eastAsia="宋体"/>
           <w:b w:val="0"/>
-          <w:sz w:val="22"/>
-        </w:rPr>
-        <w:t>：设计报告，</w:t>
+          <w:color w:val="445566"/>
+          <w:sz w:val="21"/>
+        </w:rPr>
+        <w:t xml:space="preserve">。审阅通过后再动手。 </w:t>
       </w:r>
       <w:r>
         <w:rPr>
           <w:rFonts w:ascii="Times New Roman" w:hAnsi="Times New Roman" w:eastAsia="宋体"/>
           <w:b/>
-          <w:sz w:val="22"/>
-        </w:rPr>
-        <w:t>本轮不改一行代码</w:t>
+          <w:color w:val="445566"/>
+          <w:sz w:val="21"/>
+        </w:rPr>
+        <w:t>日期</w:t>
       </w:r>
       <w:r>
         <w:rPr>
           <w:rFonts w:ascii="Times New Roman" w:hAnsi="Times New Roman" w:eastAsia="宋体"/>
           <w:b w:val="0"/>
-          <w:sz w:val="22"/>
-        </w:rPr>
-        <w:t xml:space="preserve">。审阅通过后再动手。 &gt; </w:t>
+          <w:color w:val="445566"/>
+          <w:sz w:val="21"/>
+        </w:rPr>
+        <w:t xml:space="preserve">：2026-10-28 </w:t>
       </w:r>
       <w:r>
         <w:rPr>
           <w:rFonts w:ascii="Times New Roman" w:hAnsi="Times New Roman" w:eastAsia="宋体"/>
           <w:b/>
-          <w:sz w:val="22"/>
-        </w:rPr>
-        <w:t>日期</w:t>
+          <w:color w:val="445566"/>
+          <w:sz w:val="21"/>
+        </w:rPr>
+        <w:t>输入</w:t>
       </w:r>
       <w:r>
         <w:rPr>
           <w:rFonts w:ascii="Times New Roman" w:hAnsi="Times New Roman" w:eastAsia="宋体"/>
           <w:b w:val="0"/>
-          <w:sz w:val="22"/>
-        </w:rPr>
-        <w:t xml:space="preserve">：2026-10-28 &gt; </w:t>
-      </w:r>
-      <w:r>
-        <w:rPr>
-          <w:rFonts w:ascii="Times New Roman" w:hAnsi="Times New Roman" w:eastAsia="宋体"/>
-          <w:b/>
-          <w:sz w:val="22"/>
-        </w:rPr>
-        <w:t>输入</w:t>
-      </w:r>
-      <w:r>
-        <w:rPr>
-          <w:rFonts w:ascii="Times New Roman" w:hAnsi="Times New Roman" w:eastAsia="宋体"/>
-          <w:b w:val="0"/>
-          <w:sz w:val="22"/>
+          <w:color w:val="445566"/>
+          <w:sz w:val="21"/>
         </w:rPr>
         <w:t>：① 课程《知识图谱导论》学习资料（</w:t>
       </w:r>
@@ -93,16 +97,17 @@
         <w:rPr>
           <w:rFonts w:ascii="Consolas" w:hAnsi="Consolas" w:eastAsia="宋体"/>
           <w:b w:val="0"/>
-          <w:color w:val="A31D1D"/>
+          <w:color w:val="445566"/>
+          <w:sz w:val="20"/>
+        </w:rPr>
+        <w:t>03/知识图谱-学习资料.pdf</w:t>
+      </w:r>
+      <w:r>
+        <w:rPr>
+          <w:rFonts w:ascii="Times New Roman" w:hAnsi="Times New Roman" w:eastAsia="宋体"/>
+          <w:b w:val="0"/>
+          <w:color w:val="445566"/>
           <w:sz w:val="21"/>
-        </w:rPr>
-        <w:t>03/知识图谱-学习资料.pdf</w:t>
-      </w:r>
-      <w:r>
-        <w:rPr>
-          <w:rFonts w:ascii="Times New Roman" w:hAnsi="Times New Roman" w:eastAsia="宋体"/>
-          <w:b w:val="0"/>
-          <w:sz w:val="22"/>
         </w:rPr>
         <w:t xml:space="preserve">）② </w:t>
       </w:r>
@@ -110,16 +115,17 @@
         <w:rPr>
           <w:rFonts w:ascii="Consolas" w:hAnsi="Consolas" w:eastAsia="宋体"/>
           <w:b w:val="0"/>
-          <w:color w:val="A31D1D"/>
+          <w:color w:val="445566"/>
+          <w:sz w:val="20"/>
+        </w:rPr>
+        <w:t>14-网络舆情分析与监测-2.0/2-作业/01 网信办…/网站程序</w:t>
+      </w:r>
+      <w:r>
+        <w:rPr>
+          <w:rFonts w:ascii="Times New Roman" w:hAnsi="Times New Roman" w:eastAsia="宋体"/>
+          <w:b w:val="0"/>
+          <w:color w:val="445566"/>
           <w:sz w:val="21"/>
-        </w:rPr>
-        <w:t>14-网络舆情分析与监测-2.0/2-作业/01 网信办…/网站程序</w:t>
-      </w:r>
-      <w:r>
-        <w:rPr>
-          <w:rFonts w:ascii="Times New Roman" w:hAnsi="Times New Roman" w:eastAsia="宋体"/>
-          <w:b w:val="0"/>
-          <w:sz w:val="22"/>
         </w:rPr>
         <w:t xml:space="preserve">（cacx 分发版）③ </w:t>
       </w:r>
@@ -127,88 +133,98 @@
         <w:rPr>
           <w:rFonts w:ascii="Consolas" w:hAnsi="Consolas" w:eastAsia="宋体"/>
           <w:b w:val="0"/>
-          <w:color w:val="A31D1D"/>
+          <w:color w:val="445566"/>
+          <w:sz w:val="20"/>
+        </w:rPr>
+        <w:t>14-网络舆情分析与监测-2.0/2-作业/msyt-GitHub发布</w:t>
+      </w:r>
+      <w:r>
+        <w:rPr>
+          <w:rFonts w:ascii="Times New Roman" w:hAnsi="Times New Roman" w:eastAsia="宋体"/>
+          <w:b w:val="0"/>
+          <w:color w:val="445566"/>
           <w:sz w:val="21"/>
         </w:rPr>
-        <w:t>14-网络舆情分析与监测-2.0/2-作业/msyt-GitHub发布</w:t>
+        <w:t xml:space="preserve">（msyt 发布版）④ 你标注的三个问题 </w:t>
+      </w:r>
+      <w:r>
+        <w:rPr>
+          <w:rFonts w:ascii="Times New Roman" w:hAnsi="Times New Roman" w:eastAsia="宋体"/>
+          <w:b/>
+          <w:color w:val="445566"/>
+          <w:sz w:val="21"/>
+        </w:rPr>
+        <w:t>一句话</w:t>
       </w:r>
       <w:r>
         <w:rPr>
           <w:rFonts w:ascii="Times New Roman" w:hAnsi="Times New Roman" w:eastAsia="宋体"/>
           <w:b w:val="0"/>
-          <w:sz w:val="22"/>
-        </w:rPr>
-        <w:t xml:space="preserve">（msyt 发布版）④ 你标注的三个问题 &gt; </w:t>
+          <w:color w:val="445566"/>
+          <w:sz w:val="21"/>
+        </w:rPr>
+        <w:t>：</w:t>
       </w:r>
       <w:r>
         <w:rPr>
           <w:rFonts w:ascii="Times New Roman" w:hAnsi="Times New Roman" w:eastAsia="宋体"/>
           <w:b/>
-          <w:sz w:val="22"/>
-        </w:rPr>
-        <w:t>一句话</w:t>
+          <w:color w:val="445566"/>
+          <w:sz w:val="21"/>
+        </w:rPr>
+        <w:t>三个问题都不是「bug」，是「第一版把课件的四个功能摊成五个页签」的结构问题；后续功能不该现造——cacx 与 msyt 里已有踩过坑的成熟范式，照抄即可。另加三条：</w:t>
       </w:r>
       <w:r>
         <w:rPr>
           <w:rFonts w:ascii="Times New Roman" w:hAnsi="Times New Roman" w:eastAsia="宋体"/>
           <w:b w:val="0"/>
-          <w:sz w:val="22"/>
-        </w:rPr>
-        <w:t>：</w:t>
+          <w:color w:val="445566"/>
+          <w:sz w:val="21"/>
+        </w:rPr>
+        <w:t>F3 文献导入导出</w:t>
       </w:r>
       <w:r>
         <w:rPr>
           <w:rFonts w:ascii="Times New Roman" w:hAnsi="Times New Roman" w:eastAsia="宋体"/>
           <w:b/>
-          <w:sz w:val="22"/>
-        </w:rPr>
-        <w:t>三个问题都不是「bug」，是「第一版把课件的四个功能摊成五个页签」的结构问题；后续功能不该现造——cacx 与 msyt 里已有踩过坑的成熟范式，照抄即可。另加三条：</w:t>
+          <w:color w:val="445566"/>
+          <w:sz w:val="21"/>
+        </w:rPr>
+        <w:t>（以根目录那两份空白登记表为模板）、</w:t>
       </w:r>
       <w:r>
         <w:rPr>
           <w:rFonts w:ascii="Times New Roman" w:hAnsi="Times New Roman" w:eastAsia="宋体"/>
           <w:b w:val="0"/>
-          <w:sz w:val="22"/>
-        </w:rPr>
-        <w:t>F3 文献导入导出</w:t>
+          <w:color w:val="445566"/>
+          <w:sz w:val="21"/>
+        </w:rPr>
+        <w:t>F4 xlsx 模板下载/导出 + 单一事实来源</w:t>
       </w:r>
       <w:r>
         <w:rPr>
           <w:rFonts w:ascii="Times New Roman" w:hAnsi="Times New Roman" w:eastAsia="宋体"/>
           <w:b/>
-          <w:sz w:val="22"/>
-        </w:rPr>
-        <w:t>（以根目录那两份空白登记表为模板）、</w:t>
+          <w:color w:val="445566"/>
+          <w:sz w:val="21"/>
+        </w:rPr>
+        <w:t>、</w:t>
       </w:r>
       <w:r>
         <w:rPr>
           <w:rFonts w:ascii="Times New Roman" w:hAnsi="Times New Roman" w:eastAsia="宋体"/>
           <w:b w:val="0"/>
-          <w:sz w:val="22"/>
-        </w:rPr>
-        <w:t>F4 xlsx 模板下载/导出 + 单一事实来源</w:t>
+          <w:color w:val="445566"/>
+          <w:sz w:val="21"/>
+        </w:rPr>
+        <w:t>公网发布方案（域名 + Cloudflare）与开源工具选型</w:t>
       </w:r>
       <w:r>
         <w:rPr>
           <w:rFonts w:ascii="Times New Roman" w:hAnsi="Times New Roman" w:eastAsia="宋体"/>
           <w:b/>
-          <w:sz w:val="22"/>
-        </w:rPr>
-        <w:t>、</w:t>
-      </w:r>
-      <w:r>
-        <w:rPr>
-          <w:rFonts w:ascii="Times New Roman" w:hAnsi="Times New Roman" w:eastAsia="宋体"/>
-          <w:b w:val="0"/>
-          <w:sz w:val="22"/>
-        </w:rPr>
-        <w:t>公网发布方案（域名 + Cloudflare）与开源工具选型</w:t>
-      </w:r>
-      <w:r>
-        <w:rPr>
-          <w:rFonts w:ascii="Times New Roman" w:hAnsi="Times New Roman" w:eastAsia="宋体"/>
-          <w:b/>
-          <w:sz w:val="22"/>
+          <w:color w:val="445566"/>
+          <w:sz w:val="21"/>
         </w:rPr>
         <w:t>（§四）。</w:t>
       </w:r>
@@ -946,32 +962,104 @@
       </w:r>
     </w:p>
     <w:p>
-      <w:r>
-        <w:rPr>
-          <w:rFonts w:ascii="Times New Roman" w:hAnsi="Times New Roman" w:eastAsia="宋体"/>
-          <w:b w:val="0"/>
-          <w:sz w:val="22"/>
-        </w:rPr>
-        <w:t>``</w:t>
-      </w:r>
+      <w:pPr>
+        <w:spacing w:line="240" w:lineRule="auto" w:after="0"/>
+        <w:ind w:left="340"/>
+      </w:pPr>
       <w:r>
         <w:rPr>
           <w:rFonts w:ascii="Consolas" w:hAnsi="Consolas" w:eastAsia="宋体"/>
-          <w:b w:val="0"/>
-          <w:color w:val="A31D1D"/>
-          <w:sz w:val="21"/>
-        </w:rPr>
-        <w:t xml:space="preserve"> ┌─ 文献 ────────────────────────────────────────────────┐ │ [关键词______] [类型▾][语种▾][年份▾][分期▾][空间▾][主题▾] │ │                              [重置] [⬇导出当前结果 CSV] │ ├──────────────────────────────────────────────────────────┤ │ 命中 67 条 / 返回 20 条    复核覆盖率 19.6%（按状态字段统计） │ │ ① 良渚古城…   2018  DOC-AR｜学术论文  zh｜中文  [标签…]   │ └──────────────────────────────────────────────────────────┘ </w:t>
-      </w:r>
-      <w:r>
-        <w:rPr>
-          <w:rFonts w:ascii="Times New Roman" w:hAnsi="Times New Roman" w:eastAsia="宋体"/>
-          <w:b w:val="0"/>
-          <w:sz w:val="22"/>
-        </w:rPr>
-        <w:t>``</w:t>
+          <w:color w:val="223344"/>
+          <w:sz w:val="19"/>
+        </w:rPr>
+        <w:t>┌─ 文献 ────────────────────────────────────────────────┐</w:t>
       </w:r>
     </w:p>
+    <w:p>
+      <w:pPr>
+        <w:spacing w:line="240" w:lineRule="auto" w:after="0"/>
+        <w:ind w:left="340"/>
+      </w:pPr>
+      <w:r>
+        <w:rPr>
+          <w:rFonts w:ascii="Consolas" w:hAnsi="Consolas" w:eastAsia="宋体"/>
+          <w:color w:val="223344"/>
+          <w:sz w:val="19"/>
+        </w:rPr>
+        <w:t>│ [关键词______] [类型▾][语种▾][年份▾][分期▾][空间▾][主题▾] │</w:t>
+      </w:r>
+    </w:p>
+    <w:p>
+      <w:pPr>
+        <w:spacing w:line="240" w:lineRule="auto" w:after="0"/>
+        <w:ind w:left="340"/>
+      </w:pPr>
+      <w:r>
+        <w:rPr>
+          <w:rFonts w:ascii="Consolas" w:hAnsi="Consolas" w:eastAsia="宋体"/>
+          <w:color w:val="223344"/>
+          <w:sz w:val="19"/>
+        </w:rPr>
+        <w:t>│                              [重置] [⬇导出当前结果 CSV] │</w:t>
+      </w:r>
+    </w:p>
+    <w:p>
+      <w:pPr>
+        <w:spacing w:line="240" w:lineRule="auto" w:after="0"/>
+        <w:ind w:left="340"/>
+      </w:pPr>
+      <w:r>
+        <w:rPr>
+          <w:rFonts w:ascii="Consolas" w:hAnsi="Consolas" w:eastAsia="宋体"/>
+          <w:color w:val="223344"/>
+          <w:sz w:val="19"/>
+        </w:rPr>
+        <w:t>├──────────────────────────────────────────────────────────┤</w:t>
+      </w:r>
+    </w:p>
+    <w:p>
+      <w:pPr>
+        <w:spacing w:line="240" w:lineRule="auto" w:after="0"/>
+        <w:ind w:left="340"/>
+      </w:pPr>
+      <w:r>
+        <w:rPr>
+          <w:rFonts w:ascii="Consolas" w:hAnsi="Consolas" w:eastAsia="宋体"/>
+          <w:color w:val="223344"/>
+          <w:sz w:val="19"/>
+        </w:rPr>
+        <w:t>│ 命中 67 条 / 返回 20 条    复核覆盖率 19.6%（按状态字段统计） │</w:t>
+      </w:r>
+    </w:p>
+    <w:p>
+      <w:pPr>
+        <w:spacing w:line="240" w:lineRule="auto" w:after="0"/>
+        <w:ind w:left="340"/>
+      </w:pPr>
+      <w:r>
+        <w:rPr>
+          <w:rFonts w:ascii="Consolas" w:hAnsi="Consolas" w:eastAsia="宋体"/>
+          <w:color w:val="223344"/>
+          <w:sz w:val="19"/>
+        </w:rPr>
+        <w:t>│ ① 良渚古城…   2018  DOC-AR｜学术论文  zh｜中文  [标签…]   │</w:t>
+      </w:r>
+    </w:p>
+    <w:p>
+      <w:pPr>
+        <w:spacing w:line="240" w:lineRule="auto" w:after="0"/>
+        <w:ind w:left="340"/>
+      </w:pPr>
+      <w:r>
+        <w:rPr>
+          <w:rFonts w:ascii="Consolas" w:hAnsi="Consolas" w:eastAsia="宋体"/>
+          <w:color w:val="223344"/>
+          <w:sz w:val="19"/>
+        </w:rPr>
+        <w:t>└──────────────────────────────────────────────────────────┘</w:t>
+      </w:r>
+    </w:p>
+    <w:p/>
     <w:p>
       <w:pPr>
         <w:spacing w:after="80"/>
@@ -1542,19 +1630,25 @@
       </w:r>
     </w:p>
     <w:p>
+      <w:pPr>
+        <w:spacing w:after="80"/>
+        <w:ind w:left="454"/>
+      </w:pPr>
       <w:r>
         <w:rPr>
           <w:rFonts w:ascii="Times New Roman" w:hAnsi="Times New Roman" w:eastAsia="宋体"/>
           <w:b w:val="0"/>
-          <w:sz w:val="22"/>
-        </w:rPr>
-        <w:t xml:space="preserve">&gt; cacx 实测：画布容器 798×620 CSS 像素，自动铺满后 </w:t>
+          <w:color w:val="445566"/>
+          <w:sz w:val="21"/>
+        </w:rPr>
+        <w:t xml:space="preserve">cacx 实测：画布容器 798×620 CSS 像素，自动铺满后 </w:t>
       </w:r>
       <w:r>
         <w:rPr>
           <w:rFonts w:ascii="Times New Roman" w:hAnsi="Times New Roman" w:eastAsia="宋体"/>
           <w:b/>
-          <w:sz w:val="22"/>
+          <w:color w:val="445566"/>
+          <w:sz w:val="21"/>
         </w:rPr>
         <w:t>缩放比 ≈ 0.27</w:t>
       </w:r>
@@ -1562,15 +1656,17 @@
         <w:rPr>
           <w:rFonts w:ascii="Times New Roman" w:hAnsi="Times New Roman" w:eastAsia="宋体"/>
           <w:b w:val="0"/>
-          <w:sz w:val="22"/>
-        </w:rPr>
-        <w:t xml:space="preserve">； &gt; 节点间距约 </w:t>
+          <w:color w:val="445566"/>
+          <w:sz w:val="21"/>
+        </w:rPr>
+        <w:t xml:space="preserve">； 节点间距约 </w:t>
       </w:r>
       <w:r>
         <w:rPr>
           <w:rFonts w:ascii="Times New Roman" w:hAnsi="Times New Roman" w:eastAsia="宋体"/>
           <w:b/>
-          <w:sz w:val="22"/>
+          <w:color w:val="445566"/>
+          <w:sz w:val="21"/>
         </w:rPr>
         <w:t>19 像素</w:t>
       </w:r>
@@ -1578,7 +1674,8 @@
         <w:rPr>
           <w:rFonts w:ascii="Times New Roman" w:hAnsi="Times New Roman" w:eastAsia="宋体"/>
           <w:b w:val="0"/>
-          <w:sz w:val="22"/>
+          <w:color w:val="445566"/>
+          <w:sz w:val="21"/>
         </w:rPr>
         <w:t xml:space="preserve">，标签实际字号 </w:t>
       </w:r>
@@ -1586,7 +1683,8 @@
         <w:rPr>
           <w:rFonts w:ascii="Times New Roman" w:hAnsi="Times New Roman" w:eastAsia="宋体"/>
           <w:b/>
-          <w:sz w:val="22"/>
+          <w:color w:val="445566"/>
+          <w:sz w:val="21"/>
         </w:rPr>
         <w:t>2–3 像素</w:t>
       </w:r>
@@ -1594,9 +1692,10 @@
         <w:rPr>
           <w:rFonts w:ascii="Times New Roman" w:hAnsi="Times New Roman" w:eastAsia="宋体"/>
           <w:b w:val="0"/>
-          <w:sz w:val="22"/>
-        </w:rPr>
-        <w:t>。 &gt; 结论：「默认视图下在图上瞄准并点中一条指定边几乎不可能成功」。</w:t>
+          <w:color w:val="445566"/>
+          <w:sz w:val="21"/>
+        </w:rPr>
+        <w:t>。 结论：「默认视图下在图上瞄准并点中一条指定边几乎不可能成功」。</w:t>
       </w:r>
     </w:p>
     <w:p>
@@ -1679,7 +1778,23 @@
           <w:b/>
           <w:sz w:val="25"/>
         </w:rPr>
-        <w:t>1.1 学习资料（PDF）——给的是**扩展项**的工具，不是第一版的工具</w:t>
+        <w:t>1.1 学习资料（PDF）——给的是</w:t>
+      </w:r>
+      <w:r>
+        <w:rPr>
+          <w:rFonts w:ascii="Times New Roman" w:hAnsi="Times New Roman" w:eastAsia="黑体"/>
+          <w:b/>
+          <w:sz w:val="25"/>
+        </w:rPr>
+        <w:t>扩展项</w:t>
+      </w:r>
+      <w:r>
+        <w:rPr>
+          <w:rFonts w:ascii="Times New Roman" w:hAnsi="Times New Roman" w:eastAsia="黑体"/>
+          <w:b/>
+          <w:sz w:val="25"/>
+        </w:rPr>
+        <w:t>的工具，不是第一版的工具</w:t>
       </w:r>
     </w:p>
     <w:tbl>
@@ -2328,53 +2443,54 @@
     </w:tbl>
     <w:p/>
     <w:p>
+      <w:pPr>
+        <w:spacing w:after="80"/>
+        <w:ind w:left="454"/>
+      </w:pPr>
+      <w:r>
+        <w:rPr>
+          <w:rFonts w:ascii="Times New Roman" w:hAnsi="Times New Roman" w:eastAsia="宋体"/>
+          <w:b/>
+          <w:color w:val="445566"/>
+          <w:sz w:val="21"/>
+        </w:rPr>
+        <w:t>一个必须讲清的边界</w:t>
+      </w:r>
       <w:r>
         <w:rPr>
           <w:rFonts w:ascii="Times New Roman" w:hAnsi="Times New Roman" w:eastAsia="宋体"/>
           <w:b w:val="0"/>
-          <w:sz w:val="22"/>
-        </w:rPr>
-        <w:t xml:space="preserve">&gt; </w:t>
+          <w:color w:val="445566"/>
+          <w:sz w:val="21"/>
+        </w:rPr>
+        <w:t>：学习资料讲的是《知识图谱导论》的方法论， 第 5 周课件讲的是《AI 辅助 Web 开发》的四个动作。</w:t>
       </w:r>
       <w:r>
         <w:rPr>
           <w:rFonts w:ascii="Times New Roman" w:hAnsi="Times New Roman" w:eastAsia="宋体"/>
           <w:b/>
-          <w:sz w:val="22"/>
-        </w:rPr>
-        <w:t>一个必须讲清的边界</w:t>
+          <w:color w:val="445566"/>
+          <w:sz w:val="21"/>
+        </w:rPr>
+        <w:t>本课作业用得上的是后者</w:t>
       </w:r>
       <w:r>
         <w:rPr>
           <w:rFonts w:ascii="Times New Roman" w:hAnsi="Times New Roman" w:eastAsia="宋体"/>
           <w:b w:val="0"/>
-          <w:sz w:val="22"/>
-        </w:rPr>
-        <w:t>：学习资料讲的是《知识图谱导论》的方法论， &gt; 第 5 周课件讲的是《AI 辅助 Web 开发》的四个动作。</w:t>
+          <w:color w:val="445566"/>
+          <w:sz w:val="21"/>
+        </w:rPr>
+        <w:t>； 前者对应的是「扩展项」或课程后续模块。</w:t>
       </w:r>
       <w:r>
         <w:rPr>
           <w:rFonts w:ascii="Times New Roman" w:hAnsi="Times New Roman" w:eastAsia="宋体"/>
           <w:b/>
-          <w:sz w:val="22"/>
-        </w:rPr>
-        <w:t>本课作业用得上的是后者</w:t>
-      </w:r>
-      <w:r>
-        <w:rPr>
-          <w:rFonts w:ascii="Times New Roman" w:hAnsi="Times New Roman" w:eastAsia="宋体"/>
-          <w:b w:val="0"/>
-          <w:sz w:val="22"/>
-        </w:rPr>
-        <w:t>； &gt; 前者对应的是「扩展项」或课程后续模块。</w:t>
-      </w:r>
-      <w:r>
-        <w:rPr>
-          <w:rFonts w:ascii="Times New Roman" w:hAnsi="Times New Roman" w:eastAsia="宋体"/>
-          <w:b/>
-          <w:sz w:val="22"/>
-        </w:rPr>
-        <w:t>所以「后面的功能」里，图谱类功能 &gt; 应该排在课件扩展项之后，而不是当成主线。</w:t>
+          <w:color w:val="445566"/>
+          <w:sz w:val="21"/>
+        </w:rPr>
+        <w:t>所以「后面的功能」里，图谱类功能 应该排在课件扩展项之后，而不是当成主线。</w:t>
       </w:r>
     </w:p>
     <w:p>
@@ -2388,7 +2504,23 @@
           <w:b/>
           <w:sz w:val="25"/>
         </w:rPr>
-        <w:t>1.2 cacx（网信办）——提供**工程范式**，尤其三样</w:t>
+        <w:t>1.2 cacx（网信办）——提供</w:t>
+      </w:r>
+      <w:r>
+        <w:rPr>
+          <w:rFonts w:ascii="Times New Roman" w:hAnsi="Times New Roman" w:eastAsia="黑体"/>
+          <w:b/>
+          <w:sz w:val="25"/>
+        </w:rPr>
+        <w:t>工程范式</w:t>
+      </w:r>
+      <w:r>
+        <w:rPr>
+          <w:rFonts w:ascii="Times New Roman" w:hAnsi="Times New Roman" w:eastAsia="黑体"/>
+          <w:b/>
+          <w:sz w:val="25"/>
+        </w:rPr>
+        <w:t>，尤其三样</w:t>
       </w:r>
     </w:p>
     <w:tbl>
@@ -2811,7 +2943,15 @@
           <w:b/>
           <w:sz w:val="25"/>
         </w:rPr>
-        <w:t>1.3 msyt（民生e网通）——提供**组织范式**</w:t>
+        <w:t>1.3 msyt（民生e网通）——提供</w:t>
+      </w:r>
+      <w:r>
+        <w:rPr>
+          <w:rFonts w:ascii="Times New Roman" w:hAnsi="Times New Roman" w:eastAsia="黑体"/>
+          <w:b/>
+          <w:sz w:val="25"/>
+        </w:rPr>
+        <w:t>组织范式</w:t>
       </w:r>
     </w:p>
     <w:tbl>
@@ -3398,71 +3538,356 @@
       </w:r>
     </w:p>
     <w:p>
-      <w:r>
-        <w:rPr>
-          <w:rFonts w:ascii="Times New Roman" w:hAnsi="Times New Roman" w:eastAsia="宋体"/>
-          <w:b w:val="0"/>
-          <w:sz w:val="22"/>
-        </w:rPr>
-        <w:t>``` 批次 1  修结构 + 补接口（不改架构）      4 天     ← 你提的三个问题 + 导入导出 + 模板 ├ F1 页面重组：去「详情」、并「浏览+检索」、总览收敛 ├ F2 图谱固定三件套：确定性布局 + 坐标持久化 + 口径三件套 + 边列表 ├ F3 导入导出：以根目录两份空白登记表为模板，预检→确认→入库，6 种导出形态 └ F4 模板下载/导出 + ★ 单一事实来源（registry_columns.json）</w:t>
+      <w:pPr>
+        <w:spacing w:line="240" w:lineRule="auto" w:after="0"/>
+        <w:ind w:left="340"/>
+      </w:pPr>
+      <w:r>
+        <w:rPr>
+          <w:rFonts w:ascii="Consolas" w:hAnsi="Consolas" w:eastAsia="宋体"/>
+          <w:color w:val="223344"/>
+          <w:sz w:val="19"/>
+        </w:rPr>
+        <w:t>批次 1  修结构 + 补接口（不改架构）      4 天     ← 你提的三个问题 + 导入导出 + 模板</w:t>
       </w:r>
     </w:p>
     <w:p>
-      <w:r>
-        <w:rPr>
-          <w:rFonts w:ascii="Times New Roman" w:hAnsi="Times New Roman" w:eastAsia="宋体"/>
-          <w:b w:val="0"/>
-          <w:sz w:val="22"/>
-        </w:rPr>
-        <w:t>＋ 公网三项（与批次 1 并行做，见 §四）：订阅件过滤 / 站点口令 / 限速与统一失败文案 ＋ 开源工具：OpenRefine（BSD-3-Clause，本机 Java 已装）作</w:t>
-      </w:r>
-      <w:r>
-        <w:rPr>
-          <w:rFonts w:ascii="Times New Roman" w:hAnsi="Times New Roman" w:eastAsia="宋体"/>
-          <w:b/>
-          <w:sz w:val="22"/>
-        </w:rPr>
-        <w:t>离线标签清洗</w:t>
-      </w:r>
-      <w:r>
-        <w:rPr>
-          <w:rFonts w:ascii="Times New Roman" w:hAnsi="Times New Roman" w:eastAsia="宋体"/>
-          <w:b w:val="0"/>
-          <w:sz w:val="22"/>
-        </w:rPr>
-        <w:t>工具</w:t>
+      <w:pPr>
+        <w:spacing w:line="240" w:lineRule="auto" w:after="0"/>
+        <w:ind w:left="340"/>
+      </w:pPr>
+      <w:r>
+        <w:rPr>
+          <w:rFonts w:ascii="Consolas" w:hAnsi="Consolas" w:eastAsia="宋体"/>
+          <w:color w:val="223344"/>
+          <w:sz w:val="19"/>
+        </w:rPr>
+        <w:t xml:space="preserve">   ├ F1 页面重组：去「详情」、并「浏览+检索」、总览收敛</w:t>
       </w:r>
     </w:p>
     <w:p>
-      <w:r>
-        <w:rPr>
-          <w:rFonts w:ascii="Times New Roman" w:hAnsi="Times New Roman" w:eastAsia="宋体"/>
-          <w:b w:val="0"/>
-          <w:sz w:val="22"/>
-        </w:rPr>
-        <w:t>批次 2  课件扩展项里「我们能做」的        3~5 天 ├ E1 检索增强（分词双模式 + 领域词典）      ← 抄 cacx ├ E2 数据面板（分布图 + 离线导出）          ← 抄 cacx ├ E3 样本配置器（分层抽样 + 口径页脚）      ← 抄 cacx，主库并入要用 ├ E4 AI 摘要 / 问答（旁路范式）            ← 抄 cacx/ai └ E5 数据体检页（硬问题/软警告/增量分列）   ← 抄 msyt</w:t>
+      <w:pPr>
+        <w:spacing w:line="240" w:lineRule="auto" w:after="0"/>
+        <w:ind w:left="340"/>
+      </w:pPr>
+      <w:r>
+        <w:rPr>
+          <w:rFonts w:ascii="Consolas" w:hAnsi="Consolas" w:eastAsia="宋体"/>
+          <w:color w:val="223344"/>
+          <w:sz w:val="19"/>
+        </w:rPr>
+        <w:t xml:space="preserve">   ├ F2 图谱固定三件套：确定性布局 + 坐标持久化 + 口径三件套 + 边列表</w:t>
       </w:r>
     </w:p>
     <w:p>
-      <w:r>
-        <w:rPr>
-          <w:rFonts w:ascii="Times New Roman" w:hAnsi="Times New Roman" w:eastAsia="宋体"/>
-          <w:b w:val="0"/>
-          <w:sz w:val="22"/>
-        </w:rPr>
-        <w:t>批次 3  知识图谱真正升级（需前置）        5~8 天 ├ K1 Schema 落地（cnSchema 规范） ├ K2 抽取层（规则主干 + OneKE 旁路 + 证据链） ├ K3 指标与后台计算（networkx + 介数/社区 + 任务队列） └ K4 公开暴露防护（msyt SECURITY 五条）</w:t>
+      <w:pPr>
+        <w:spacing w:line="240" w:lineRule="auto" w:after="0"/>
+        <w:ind w:left="340"/>
+      </w:pPr>
+      <w:r>
+        <w:rPr>
+          <w:rFonts w:ascii="Consolas" w:hAnsi="Consolas" w:eastAsia="宋体"/>
+          <w:color w:val="223344"/>
+          <w:sz w:val="19"/>
+        </w:rPr>
+        <w:t xml:space="preserve">   ├ F3 导入导出：以根目录两份空白登记表为模板，预检→确认→入库，6 种导出形态</w:t>
       </w:r>
     </w:p>
     <w:p>
-      <w:r>
-        <w:rPr>
-          <w:rFonts w:ascii="Times New Roman" w:hAnsi="Times New Roman" w:eastAsia="宋体"/>
-          <w:b w:val="0"/>
-          <w:sz w:val="22"/>
-        </w:rPr>
-        <w:t>批次 4  团队级（按需）                  3~5 天 ├ C1 多机协作采集（msyt 范式） └ C2 主库并入（xlsx 交接口 + 幂等合并） ```</w:t>
+      <w:pPr>
+        <w:spacing w:line="240" w:lineRule="auto" w:after="0"/>
+        <w:ind w:left="340"/>
+      </w:pPr>
+      <w:r>
+        <w:rPr>
+          <w:rFonts w:ascii="Consolas" w:hAnsi="Consolas" w:eastAsia="宋体"/>
+          <w:color w:val="223344"/>
+          <w:sz w:val="19"/>
+        </w:rPr>
+        <w:t xml:space="preserve">   └ F4 模板下载/导出 + ★ 单一事实来源（registry_columns.json）</w:t>
       </w:r>
     </w:p>
+    <w:p>
+      <w:pPr>
+        <w:spacing w:line="240" w:lineRule="auto" w:after="0"/>
+        <w:ind w:left="340"/>
+      </w:pPr>
+      <w:r>
+        <w:rPr>
+          <w:rFonts w:ascii="Consolas" w:hAnsi="Consolas" w:eastAsia="宋体"/>
+          <w:color w:val="223344"/>
+          <w:sz w:val="19"/>
+        </w:rPr>
+        <w:t xml:space="preserve"> </w:t>
+      </w:r>
+    </w:p>
+    <w:p>
+      <w:pPr>
+        <w:spacing w:line="240" w:lineRule="auto" w:after="0"/>
+        <w:ind w:left="340"/>
+      </w:pPr>
+      <w:r>
+        <w:rPr>
+          <w:rFonts w:ascii="Consolas" w:hAnsi="Consolas" w:eastAsia="宋体"/>
+          <w:color w:val="223344"/>
+          <w:sz w:val="19"/>
+        </w:rPr>
+        <w:t xml:space="preserve">   ＋ 公网三项（与批次 1 并行做，见 §四）：订阅件过滤 / 站点口令 / 限速与统一失败文案</w:t>
+      </w:r>
+    </w:p>
+    <w:p>
+      <w:pPr>
+        <w:spacing w:line="240" w:lineRule="auto" w:after="0"/>
+        <w:ind w:left="340"/>
+      </w:pPr>
+      <w:r>
+        <w:rPr>
+          <w:rFonts w:ascii="Consolas" w:hAnsi="Consolas" w:eastAsia="宋体"/>
+          <w:color w:val="223344"/>
+          <w:sz w:val="19"/>
+        </w:rPr>
+        <w:t xml:space="preserve">   ＋ 开源工具：OpenRefine（BSD-3-Clause，本机 Java 已装）作**离线标签清洗**工具</w:t>
+      </w:r>
+    </w:p>
+    <w:p>
+      <w:pPr>
+        <w:spacing w:line="240" w:lineRule="auto" w:after="0"/>
+        <w:ind w:left="340"/>
+      </w:pPr>
+      <w:r>
+        <w:rPr>
+          <w:rFonts w:ascii="Consolas" w:hAnsi="Consolas" w:eastAsia="宋体"/>
+          <w:color w:val="223344"/>
+          <w:sz w:val="19"/>
+        </w:rPr>
+        <w:t xml:space="preserve"> </w:t>
+      </w:r>
+    </w:p>
+    <w:p>
+      <w:pPr>
+        <w:spacing w:line="240" w:lineRule="auto" w:after="0"/>
+        <w:ind w:left="340"/>
+      </w:pPr>
+      <w:r>
+        <w:rPr>
+          <w:rFonts w:ascii="Consolas" w:hAnsi="Consolas" w:eastAsia="宋体"/>
+          <w:color w:val="223344"/>
+          <w:sz w:val="19"/>
+        </w:rPr>
+        <w:t>批次 2  课件扩展项里「我们能做」的        3~5 天</w:t>
+      </w:r>
+    </w:p>
+    <w:p>
+      <w:pPr>
+        <w:spacing w:line="240" w:lineRule="auto" w:after="0"/>
+        <w:ind w:left="340"/>
+      </w:pPr>
+      <w:r>
+        <w:rPr>
+          <w:rFonts w:ascii="Consolas" w:hAnsi="Consolas" w:eastAsia="宋体"/>
+          <w:color w:val="223344"/>
+          <w:sz w:val="19"/>
+        </w:rPr>
+        <w:t xml:space="preserve">   ├ E1 检索增强（分词双模式 + 领域词典）      ← 抄 cacx</w:t>
+      </w:r>
+    </w:p>
+    <w:p>
+      <w:pPr>
+        <w:spacing w:line="240" w:lineRule="auto" w:after="0"/>
+        <w:ind w:left="340"/>
+      </w:pPr>
+      <w:r>
+        <w:rPr>
+          <w:rFonts w:ascii="Consolas" w:hAnsi="Consolas" w:eastAsia="宋体"/>
+          <w:color w:val="223344"/>
+          <w:sz w:val="19"/>
+        </w:rPr>
+        <w:t xml:space="preserve">   ├ E2 数据面板（分布图 + 离线导出）          ← 抄 cacx</w:t>
+      </w:r>
+    </w:p>
+    <w:p>
+      <w:pPr>
+        <w:spacing w:line="240" w:lineRule="auto" w:after="0"/>
+        <w:ind w:left="340"/>
+      </w:pPr>
+      <w:r>
+        <w:rPr>
+          <w:rFonts w:ascii="Consolas" w:hAnsi="Consolas" w:eastAsia="宋体"/>
+          <w:color w:val="223344"/>
+          <w:sz w:val="19"/>
+        </w:rPr>
+        <w:t xml:space="preserve">   ├ E3 样本配置器（分层抽样 + 口径页脚）      ← 抄 cacx，主库并入要用</w:t>
+      </w:r>
+    </w:p>
+    <w:p>
+      <w:pPr>
+        <w:spacing w:line="240" w:lineRule="auto" w:after="0"/>
+        <w:ind w:left="340"/>
+      </w:pPr>
+      <w:r>
+        <w:rPr>
+          <w:rFonts w:ascii="Consolas" w:hAnsi="Consolas" w:eastAsia="宋体"/>
+          <w:color w:val="223344"/>
+          <w:sz w:val="19"/>
+        </w:rPr>
+        <w:t xml:space="preserve">   ├ E4 AI 摘要 / 问答（旁路范式）            ← 抄 cacx/ai</w:t>
+      </w:r>
+    </w:p>
+    <w:p>
+      <w:pPr>
+        <w:spacing w:line="240" w:lineRule="auto" w:after="0"/>
+        <w:ind w:left="340"/>
+      </w:pPr>
+      <w:r>
+        <w:rPr>
+          <w:rFonts w:ascii="Consolas" w:hAnsi="Consolas" w:eastAsia="宋体"/>
+          <w:color w:val="223344"/>
+          <w:sz w:val="19"/>
+        </w:rPr>
+        <w:t xml:space="preserve">   └ E5 数据体检页（硬问题/软警告/增量分列）   ← 抄 msyt</w:t>
+      </w:r>
+    </w:p>
+    <w:p>
+      <w:pPr>
+        <w:spacing w:line="240" w:lineRule="auto" w:after="0"/>
+        <w:ind w:left="340"/>
+      </w:pPr>
+      <w:r>
+        <w:rPr>
+          <w:rFonts w:ascii="Consolas" w:hAnsi="Consolas" w:eastAsia="宋体"/>
+          <w:color w:val="223344"/>
+          <w:sz w:val="19"/>
+        </w:rPr>
+        <w:t xml:space="preserve"> </w:t>
+      </w:r>
+    </w:p>
+    <w:p>
+      <w:pPr>
+        <w:spacing w:line="240" w:lineRule="auto" w:after="0"/>
+        <w:ind w:left="340"/>
+      </w:pPr>
+      <w:r>
+        <w:rPr>
+          <w:rFonts w:ascii="Consolas" w:hAnsi="Consolas" w:eastAsia="宋体"/>
+          <w:color w:val="223344"/>
+          <w:sz w:val="19"/>
+        </w:rPr>
+        <w:t>批次 3  知识图谱真正升级（需前置）        5~8 天</w:t>
+      </w:r>
+    </w:p>
+    <w:p>
+      <w:pPr>
+        <w:spacing w:line="240" w:lineRule="auto" w:after="0"/>
+        <w:ind w:left="340"/>
+      </w:pPr>
+      <w:r>
+        <w:rPr>
+          <w:rFonts w:ascii="Consolas" w:hAnsi="Consolas" w:eastAsia="宋体"/>
+          <w:color w:val="223344"/>
+          <w:sz w:val="19"/>
+        </w:rPr>
+        <w:t xml:space="preserve">   ├ K1 Schema 落地（cnSchema 规范）</w:t>
+      </w:r>
+    </w:p>
+    <w:p>
+      <w:pPr>
+        <w:spacing w:line="240" w:lineRule="auto" w:after="0"/>
+        <w:ind w:left="340"/>
+      </w:pPr>
+      <w:r>
+        <w:rPr>
+          <w:rFonts w:ascii="Consolas" w:hAnsi="Consolas" w:eastAsia="宋体"/>
+          <w:color w:val="223344"/>
+          <w:sz w:val="19"/>
+        </w:rPr>
+        <w:t xml:space="preserve">   ├ K2 抽取层（规则主干 + OneKE 旁路 + 证据链）</w:t>
+      </w:r>
+    </w:p>
+    <w:p>
+      <w:pPr>
+        <w:spacing w:line="240" w:lineRule="auto" w:after="0"/>
+        <w:ind w:left="340"/>
+      </w:pPr>
+      <w:r>
+        <w:rPr>
+          <w:rFonts w:ascii="Consolas" w:hAnsi="Consolas" w:eastAsia="宋体"/>
+          <w:color w:val="223344"/>
+          <w:sz w:val="19"/>
+        </w:rPr>
+        <w:t xml:space="preserve">   ├ K3 指标与后台计算（networkx + 介数/社区 + 任务队列）</w:t>
+      </w:r>
+    </w:p>
+    <w:p>
+      <w:pPr>
+        <w:spacing w:line="240" w:lineRule="auto" w:after="0"/>
+        <w:ind w:left="340"/>
+      </w:pPr>
+      <w:r>
+        <w:rPr>
+          <w:rFonts w:ascii="Consolas" w:hAnsi="Consolas" w:eastAsia="宋体"/>
+          <w:color w:val="223344"/>
+          <w:sz w:val="19"/>
+        </w:rPr>
+        <w:t xml:space="preserve">   └ K4 公开暴露防护（msyt SECURITY 五条）</w:t>
+      </w:r>
+    </w:p>
+    <w:p>
+      <w:pPr>
+        <w:spacing w:line="240" w:lineRule="auto" w:after="0"/>
+        <w:ind w:left="340"/>
+      </w:pPr>
+      <w:r>
+        <w:rPr>
+          <w:rFonts w:ascii="Consolas" w:hAnsi="Consolas" w:eastAsia="宋体"/>
+          <w:color w:val="223344"/>
+          <w:sz w:val="19"/>
+        </w:rPr>
+        <w:t xml:space="preserve"> </w:t>
+      </w:r>
+    </w:p>
+    <w:p>
+      <w:pPr>
+        <w:spacing w:line="240" w:lineRule="auto" w:after="0"/>
+        <w:ind w:left="340"/>
+      </w:pPr>
+      <w:r>
+        <w:rPr>
+          <w:rFonts w:ascii="Consolas" w:hAnsi="Consolas" w:eastAsia="宋体"/>
+          <w:color w:val="223344"/>
+          <w:sz w:val="19"/>
+        </w:rPr>
+        <w:t>批次 4  团队级（按需）                  3~5 天</w:t>
+      </w:r>
+    </w:p>
+    <w:p>
+      <w:pPr>
+        <w:spacing w:line="240" w:lineRule="auto" w:after="0"/>
+        <w:ind w:left="340"/>
+      </w:pPr>
+      <w:r>
+        <w:rPr>
+          <w:rFonts w:ascii="Consolas" w:hAnsi="Consolas" w:eastAsia="宋体"/>
+          <w:color w:val="223344"/>
+          <w:sz w:val="19"/>
+        </w:rPr>
+        <w:t xml:space="preserve">   ├ C1 多机协作采集（msyt 范式）</w:t>
+      </w:r>
+    </w:p>
+    <w:p>
+      <w:pPr>
+        <w:spacing w:line="240" w:lineRule="auto" w:after="0"/>
+        <w:ind w:left="340"/>
+      </w:pPr>
+      <w:r>
+        <w:rPr>
+          <w:rFonts w:ascii="Consolas" w:hAnsi="Consolas" w:eastAsia="宋体"/>
+          <w:color w:val="223344"/>
+          <w:sz w:val="19"/>
+        </w:rPr>
+        <w:t xml:space="preserve">   └ C2 主库并入（xlsx 交接口 + 幂等合并）</w:t>
+      </w:r>
+    </w:p>
+    <w:p/>
     <w:p>
       <w:r>
         <w:rPr>
@@ -4538,32 +4963,62 @@
       </w:r>
     </w:p>
     <w:p>
-      <w:r>
-        <w:rPr>
-          <w:rFonts w:ascii="Times New Roman" w:hAnsi="Times New Roman" w:eastAsia="宋体"/>
-          <w:b w:val="0"/>
-          <w:sz w:val="22"/>
-        </w:rPr>
-        <w:t>``</w:t>
-      </w:r>
+      <w:pPr>
+        <w:spacing w:line="240" w:lineRule="auto" w:after="0"/>
+        <w:ind w:left="340"/>
+      </w:pPr>
       <w:r>
         <w:rPr>
           <w:rFonts w:ascii="Consolas" w:hAnsi="Consolas" w:eastAsia="宋体"/>
-          <w:b w:val="0"/>
-          <w:color w:val="A31D1D"/>
-          <w:sz w:val="21"/>
-        </w:rPr>
-        <w:t xml:space="preserve"> 关键词框（占位：题名/作者/关键词/MD全文/原始JSON） 类型 ▾ 语种 ▾ 年份 ▾ 分期 ▾ 空间 ▾ 主题 ▾ 谱系 ▾ [重置] [⬇导出当前结果 CSV] 口径行：命中 67 条（关键词 AND 类别）| 返回 20 条 | 库内 200 条 | 复核覆盖率 19.6% </w:t>
-      </w:r>
-      <w:r>
-        <w:rPr>
-          <w:rFonts w:ascii="Times New Roman" w:hAnsi="Times New Roman" w:eastAsia="宋体"/>
-          <w:b w:val="0"/>
-          <w:sz w:val="22"/>
-        </w:rPr>
-        <w:t>``</w:t>
+          <w:color w:val="223344"/>
+          <w:sz w:val="19"/>
+        </w:rPr>
+        <w:t>关键词框（占位：题名/作者/关键词/MD全文/原始JSON）</w:t>
       </w:r>
     </w:p>
+    <w:p>
+      <w:pPr>
+        <w:spacing w:line="240" w:lineRule="auto" w:after="0"/>
+        <w:ind w:left="340"/>
+      </w:pPr>
+      <w:r>
+        <w:rPr>
+          <w:rFonts w:ascii="Consolas" w:hAnsi="Consolas" w:eastAsia="宋体"/>
+          <w:color w:val="223344"/>
+          <w:sz w:val="19"/>
+        </w:rPr>
+        <w:t>类型 ▾ 语种 ▾ 年份 ▾ 分期 ▾ 空间 ▾ 主题 ▾ 谱系 ▾</w:t>
+      </w:r>
+    </w:p>
+    <w:p>
+      <w:pPr>
+        <w:spacing w:line="240" w:lineRule="auto" w:after="0"/>
+        <w:ind w:left="340"/>
+      </w:pPr>
+      <w:r>
+        <w:rPr>
+          <w:rFonts w:ascii="Consolas" w:hAnsi="Consolas" w:eastAsia="宋体"/>
+          <w:color w:val="223344"/>
+          <w:sz w:val="19"/>
+        </w:rPr>
+        <w:t>[重置] [⬇导出当前结果 CSV]</w:t>
+      </w:r>
+    </w:p>
+    <w:p>
+      <w:pPr>
+        <w:spacing w:line="240" w:lineRule="auto" w:after="0"/>
+        <w:ind w:left="340"/>
+      </w:pPr>
+      <w:r>
+        <w:rPr>
+          <w:rFonts w:ascii="Consolas" w:hAnsi="Consolas" w:eastAsia="宋体"/>
+          <w:color w:val="223344"/>
+          <w:sz w:val="19"/>
+        </w:rPr>
+        <w:t>口径行：命中 67 条（关键词 AND 类别）| 返回 20 条 | 库内 200 条 | 复核覆盖率 19.6%</w:t>
+      </w:r>
+    </w:p>
+    <w:p/>
     <w:p>
       <w:r>
         <w:rPr>
@@ -7685,32 +8140,76 @@
       </w:r>
     </w:p>
     <w:p>
-      <w:r>
-        <w:rPr>
-          <w:rFonts w:ascii="Times New Roman" w:hAnsi="Times New Roman" w:eastAsia="宋体"/>
-          <w:b w:val="0"/>
-          <w:sz w:val="22"/>
-        </w:rPr>
-        <w:t>``</w:t>
-      </w:r>
+      <w:pPr>
+        <w:spacing w:line="240" w:lineRule="auto" w:after="0"/>
+        <w:ind w:left="340"/>
+      </w:pPr>
       <w:r>
         <w:rPr>
           <w:rFonts w:ascii="Consolas" w:hAnsi="Consolas" w:eastAsia="宋体"/>
-          <w:b w:val="0"/>
-          <w:color w:val="A31D1D"/>
-          <w:sz w:val="21"/>
-        </w:rPr>
-        <w:t xml:space="preserve"> 行1  标题          「宁波地域文明探源工程（二期）文献基本信息登记表」 行2  填写说明      「带*字段必填；标签填写受控词表代码及名称，可多值并列（用；分隔）…」 行3  （空行） 行4  表头          32 列 / 26 列 行5+ 数据 </w:t>
-      </w:r>
-      <w:r>
-        <w:rPr>
-          <w:rFonts w:ascii="Times New Roman" w:hAnsi="Times New Roman" w:eastAsia="宋体"/>
-          <w:b w:val="0"/>
-          <w:sz w:val="22"/>
-        </w:rPr>
-        <w:t>``</w:t>
+          <w:color w:val="223344"/>
+          <w:sz w:val="19"/>
+        </w:rPr>
+        <w:t>行1  标题          「宁波地域文明探源工程（二期）文献基本信息登记表」</w:t>
       </w:r>
     </w:p>
+    <w:p>
+      <w:pPr>
+        <w:spacing w:line="240" w:lineRule="auto" w:after="0"/>
+        <w:ind w:left="340"/>
+      </w:pPr>
+      <w:r>
+        <w:rPr>
+          <w:rFonts w:ascii="Consolas" w:hAnsi="Consolas" w:eastAsia="宋体"/>
+          <w:color w:val="223344"/>
+          <w:sz w:val="19"/>
+        </w:rPr>
+        <w:t>行2  填写说明      「带*字段必填；标签填写受控词表代码及名称，可多值并列（用；分隔）…」</w:t>
+      </w:r>
+    </w:p>
+    <w:p>
+      <w:pPr>
+        <w:spacing w:line="240" w:lineRule="auto" w:after="0"/>
+        <w:ind w:left="340"/>
+      </w:pPr>
+      <w:r>
+        <w:rPr>
+          <w:rFonts w:ascii="Consolas" w:hAnsi="Consolas" w:eastAsia="宋体"/>
+          <w:color w:val="223344"/>
+          <w:sz w:val="19"/>
+        </w:rPr>
+        <w:t>行3  （空行）</w:t>
+      </w:r>
+    </w:p>
+    <w:p>
+      <w:pPr>
+        <w:spacing w:line="240" w:lineRule="auto" w:after="0"/>
+        <w:ind w:left="340"/>
+      </w:pPr>
+      <w:r>
+        <w:rPr>
+          <w:rFonts w:ascii="Consolas" w:hAnsi="Consolas" w:eastAsia="宋体"/>
+          <w:color w:val="223344"/>
+          <w:sz w:val="19"/>
+        </w:rPr>
+        <w:t>行4  表头          32 列 / 26 列</w:t>
+      </w:r>
+    </w:p>
+    <w:p>
+      <w:pPr>
+        <w:spacing w:line="240" w:lineRule="auto" w:after="0"/>
+        <w:ind w:left="340"/>
+      </w:pPr>
+      <w:r>
+        <w:rPr>
+          <w:rFonts w:ascii="Consolas" w:hAnsi="Consolas" w:eastAsia="宋体"/>
+          <w:color w:val="223344"/>
+          <w:sz w:val="19"/>
+        </w:rPr>
+        <w:t>行5+ 数据</w:t>
+      </w:r>
+    </w:p>
+    <w:p/>
     <w:p>
       <w:r>
         <w:rPr>
@@ -7849,91 +8348,97 @@
       </w:r>
     </w:p>
     <w:p>
+      <w:pPr>
+        <w:spacing w:after="80"/>
+        <w:ind w:left="454"/>
+      </w:pPr>
+      <w:r>
+        <w:rPr>
+          <w:rFonts w:ascii="Times New Roman" w:hAnsi="Times New Roman" w:eastAsia="宋体"/>
+          <w:b/>
+          <w:color w:val="445566"/>
+          <w:sz w:val="21"/>
+        </w:rPr>
+        <w:t>所以「导入导出」= 让这个空白模板成为双向的接口</w:t>
+      </w:r>
       <w:r>
         <w:rPr>
           <w:rFonts w:ascii="Times New Roman" w:hAnsi="Times New Roman" w:eastAsia="宋体"/>
           <w:b w:val="0"/>
-          <w:sz w:val="22"/>
-        </w:rPr>
-        <w:t xml:space="preserve">&gt; </w:t>
+          <w:color w:val="445566"/>
+          <w:sz w:val="21"/>
+        </w:rPr>
+        <w:t xml:space="preserve">： </w:t>
       </w:r>
       <w:r>
         <w:rPr>
           <w:rFonts w:ascii="Times New Roman" w:hAnsi="Times New Roman" w:eastAsia="宋体"/>
           <w:b/>
-          <w:sz w:val="22"/>
-        </w:rPr>
-        <w:t>所以「导入导出」= 让这个空白模板成为双向的接口</w:t>
+          <w:color w:val="445566"/>
+          <w:sz w:val="21"/>
+        </w:rPr>
+        <w:t>导入</w:t>
       </w:r>
       <w:r>
         <w:rPr>
           <w:rFonts w:ascii="Times New Roman" w:hAnsi="Times New Roman" w:eastAsia="宋体"/>
           <w:b w:val="0"/>
-          <w:sz w:val="22"/>
-        </w:rPr>
-        <w:t xml:space="preserve">： &gt; </w:t>
+          <w:color w:val="445566"/>
+          <w:sz w:val="21"/>
+        </w:rPr>
+        <w:t xml:space="preserve"> = 别人填好这张表 → 灌进网站；</w:t>
       </w:r>
       <w:r>
         <w:rPr>
           <w:rFonts w:ascii="Times New Roman" w:hAnsi="Times New Roman" w:eastAsia="宋体"/>
           <w:b/>
-          <w:sz w:val="22"/>
-        </w:rPr>
-        <w:t>导入</w:t>
+          <w:color w:val="445566"/>
+          <w:sz w:val="21"/>
+        </w:rPr>
+        <w:t>导出</w:t>
       </w:r>
       <w:r>
         <w:rPr>
           <w:rFonts w:ascii="Times New Roman" w:hAnsi="Times New Roman" w:eastAsia="宋体"/>
           <w:b w:val="0"/>
-          <w:sz w:val="22"/>
-        </w:rPr>
-        <w:t xml:space="preserve"> = 别人填好这张表 → 灌进网站；</w:t>
+          <w:color w:val="445566"/>
+          <w:sz w:val="21"/>
+        </w:rPr>
+        <w:t xml:space="preserve"> = 网站里的数据 → 导成这张表的格式 → 交出去/存档。 而且它天然把</w:t>
       </w:r>
       <w:r>
         <w:rPr>
           <w:rFonts w:ascii="Times New Roman" w:hAnsi="Times New Roman" w:eastAsia="宋体"/>
           <w:b/>
-          <w:sz w:val="22"/>
-        </w:rPr>
-        <w:t>导出</w:t>
+          <w:color w:val="445566"/>
+          <w:sz w:val="21"/>
+        </w:rPr>
+        <w:t>组内协作</w:t>
       </w:r>
       <w:r>
         <w:rPr>
           <w:rFonts w:ascii="Times New Roman" w:hAnsi="Times New Roman" w:eastAsia="宋体"/>
           <w:b w:val="0"/>
-          <w:sz w:val="22"/>
-        </w:rPr>
-        <w:t xml:space="preserve"> = 网站里的数据 → 导成这张表的格式 → 交出去/存档。 &gt; 而且它天然把</w:t>
+          <w:color w:val="445566"/>
+          <w:sz w:val="21"/>
+        </w:rPr>
+        <w:t>和</w:t>
       </w:r>
       <w:r>
         <w:rPr>
           <w:rFonts w:ascii="Times New Roman" w:hAnsi="Times New Roman" w:eastAsia="宋体"/>
           <w:b/>
-          <w:sz w:val="22"/>
-        </w:rPr>
-        <w:t>组内协作</w:t>
+          <w:color w:val="445566"/>
+          <w:sz w:val="21"/>
+        </w:rPr>
+        <w:t>并入主库</w:t>
       </w:r>
       <w:r>
         <w:rPr>
           <w:rFonts w:ascii="Times New Roman" w:hAnsi="Times New Roman" w:eastAsia="宋体"/>
           <w:b w:val="0"/>
-          <w:sz w:val="22"/>
-        </w:rPr>
-        <w:t>和</w:t>
-      </w:r>
-      <w:r>
-        <w:rPr>
-          <w:rFonts w:ascii="Times New Roman" w:hAnsi="Times New Roman" w:eastAsia="宋体"/>
-          <w:b/>
-          <w:sz w:val="22"/>
-        </w:rPr>
-        <w:t>并入主库</w:t>
-      </w:r>
-      <w:r>
-        <w:rPr>
-          <w:rFonts w:ascii="Times New Roman" w:hAnsi="Times New Roman" w:eastAsia="宋体"/>
-          <w:b w:val="0"/>
-          <w:sz w:val="22"/>
+          <w:color w:val="445566"/>
+          <w:sz w:val="21"/>
         </w:rPr>
         <w:t>串起来了（见 §3.3 末尾的闭环）。</w:t>
       </w:r>
@@ -8398,19 +8903,25 @@
       </w:r>
     </w:p>
     <w:p>
+      <w:pPr>
+        <w:spacing w:after="80"/>
+        <w:ind w:left="454"/>
+      </w:pPr>
       <w:r>
         <w:rPr>
           <w:rFonts w:ascii="Times New Roman" w:hAnsi="Times New Roman" w:eastAsia="宋体"/>
           <w:b w:val="0"/>
-          <w:sz w:val="22"/>
-        </w:rPr>
-        <w:t xml:space="preserve">&gt; ⚠ </w:t>
+          <w:color w:val="445566"/>
+          <w:sz w:val="21"/>
+        </w:rPr>
+        <w:t xml:space="preserve">⚠ </w:t>
       </w:r>
       <w:r>
         <w:rPr>
           <w:rFonts w:ascii="Times New Roman" w:hAnsi="Times New Roman" w:eastAsia="宋体"/>
           <w:b/>
-          <w:sz w:val="22"/>
+          <w:color w:val="445566"/>
+          <w:sz w:val="21"/>
         </w:rPr>
         <w:t>这也是要顺手修的既有隐患</w:t>
       </w:r>
@@ -8418,7 +8929,8 @@
         <w:rPr>
           <w:rFonts w:ascii="Times New Roman" w:hAnsi="Times New Roman" w:eastAsia="宋体"/>
           <w:b w:val="0"/>
-          <w:sz w:val="22"/>
+          <w:color w:val="445566"/>
+          <w:sz w:val="21"/>
         </w:rPr>
         <w:t xml:space="preserve">：现在 </w:t>
       </w:r>
@@ -8426,16 +8938,17 @@
         <w:rPr>
           <w:rFonts w:ascii="Consolas" w:hAnsi="Consolas" w:eastAsia="宋体"/>
           <w:b w:val="0"/>
-          <w:color w:val="A31D1D"/>
+          <w:color w:val="445566"/>
+          <w:sz w:val="20"/>
+        </w:rPr>
+        <w:t>migrate.py</w:t>
+      </w:r>
+      <w:r>
+        <w:rPr>
+          <w:rFonts w:ascii="Times New Roman" w:hAnsi="Times New Roman" w:eastAsia="宋体"/>
+          <w:b w:val="0"/>
+          <w:color w:val="445566"/>
           <w:sz w:val="21"/>
-        </w:rPr>
-        <w:t>migrate.py</w:t>
-      </w:r>
-      <w:r>
-        <w:rPr>
-          <w:rFonts w:ascii="Times New Roman" w:hAnsi="Times New Roman" w:eastAsia="宋体"/>
-          <w:b w:val="0"/>
-          <w:sz w:val="22"/>
         </w:rPr>
         <w:t xml:space="preserve"> 的 </w:t>
       </w:r>
@@ -8443,40 +8956,44 @@
         <w:rPr>
           <w:rFonts w:ascii="Consolas" w:hAnsi="Consolas" w:eastAsia="宋体"/>
           <w:b w:val="0"/>
-          <w:color w:val="A31D1D"/>
+          <w:color w:val="445566"/>
+          <w:sz w:val="20"/>
+        </w:rPr>
+        <w:t>_read_sheet()</w:t>
+      </w:r>
+      <w:r>
+        <w:rPr>
+          <w:rFonts w:ascii="Times New Roman" w:hAnsi="Times New Roman" w:eastAsia="宋体"/>
+          <w:b w:val="0"/>
+          <w:color w:val="445566"/>
           <w:sz w:val="21"/>
         </w:rPr>
-        <w:t>_read_sheet()</w:t>
+        <w:t xml:space="preserve"> 用「非空单元格数 &gt; 5」定位表头。 迁移时够用（表结构我们自己控制），但</w:t>
+      </w:r>
+      <w:r>
+        <w:rPr>
+          <w:rFonts w:ascii="Times New Roman" w:hAnsi="Times New Roman" w:eastAsia="宋体"/>
+          <w:b/>
+          <w:color w:val="445566"/>
+          <w:sz w:val="21"/>
+        </w:rPr>
+        <w:t>导入器必须改成按关键列名定位</w:t>
       </w:r>
       <w:r>
         <w:rPr>
           <w:rFonts w:ascii="Times New Roman" w:hAnsi="Times New Roman" w:eastAsia="宋体"/>
           <w:b w:val="0"/>
-          <w:sz w:val="22"/>
-        </w:rPr>
-        <w:t xml:space="preserve"> 用「非空单元格数 &gt; 5」定位表头。 &gt; 迁移时够用（表结构我们自己控制），但</w:t>
+          <w:color w:val="445566"/>
+          <w:sz w:val="21"/>
+        </w:rPr>
+        <w:t xml:space="preserve">—— 万一对方在「填写说明」行里写了一大段分列说明，就会整表错位。 </w:t>
       </w:r>
       <w:r>
         <w:rPr>
           <w:rFonts w:ascii="Times New Roman" w:hAnsi="Times New Roman" w:eastAsia="宋体"/>
           <w:b/>
-          <w:sz w:val="22"/>
-        </w:rPr>
-        <w:t>导入器必须改成按关键列名定位</w:t>
-      </w:r>
-      <w:r>
-        <w:rPr>
-          <w:rFonts w:ascii="Times New Roman" w:hAnsi="Times New Roman" w:eastAsia="宋体"/>
-          <w:b w:val="0"/>
-          <w:sz w:val="22"/>
-        </w:rPr>
-        <w:t xml:space="preserve">—— &gt; 万一对方在「填写说明」行里写了一大段分列说明，就会整表错位。 &gt; </w:t>
-      </w:r>
-      <w:r>
-        <w:rPr>
-          <w:rFonts w:ascii="Times New Roman" w:hAnsi="Times New Roman" w:eastAsia="宋体"/>
-          <w:b/>
-          <w:sz w:val="22"/>
+          <w:color w:val="445566"/>
+          <w:sz w:val="21"/>
         </w:rPr>
         <w:t>同一个函数两套用途，要拆开。</w:t>
       </w:r>
@@ -10547,32 +11064,48 @@
       </w:r>
     </w:p>
     <w:p>
-      <w:r>
-        <w:rPr>
-          <w:rFonts w:ascii="Times New Roman" w:hAnsi="Times New Roman" w:eastAsia="宋体"/>
-          <w:b w:val="0"/>
-          <w:sz w:val="22"/>
-        </w:rPr>
-        <w:t>``</w:t>
-      </w:r>
+      <w:pPr>
+        <w:spacing w:line="240" w:lineRule="auto" w:after="0"/>
+        <w:ind w:left="340"/>
+      </w:pPr>
       <w:r>
         <w:rPr>
           <w:rFonts w:ascii="Consolas" w:hAnsi="Consolas" w:eastAsia="宋体"/>
-          <w:b w:val="0"/>
-          <w:color w:val="A31D1D"/>
-          <w:sz w:val="21"/>
-        </w:rPr>
-        <w:t xml:space="preserve"> 组员拿 ① 模板版导出 → 本地填自己那部分 → 交回 xlsx → 审核方 import --dry-run 看冲突 → 逐条裁决 → --commit → 导出 ② 完整版 → 并入 nbkg 主库 </w:t>
-      </w:r>
-      <w:r>
-        <w:rPr>
-          <w:rFonts w:ascii="Times New Roman" w:hAnsi="Times New Roman" w:eastAsia="宋体"/>
-          <w:b w:val="0"/>
-          <w:sz w:val="22"/>
-        </w:rPr>
-        <w:t>``</w:t>
+          <w:color w:val="223344"/>
+          <w:sz w:val="19"/>
+        </w:rPr>
+        <w:t>组员拿 ① 模板版导出 → 本地填自己那部分 → 交回 xlsx</w:t>
       </w:r>
     </w:p>
+    <w:p>
+      <w:pPr>
+        <w:spacing w:line="240" w:lineRule="auto" w:after="0"/>
+        <w:ind w:left="340"/>
+      </w:pPr>
+      <w:r>
+        <w:rPr>
+          <w:rFonts w:ascii="Consolas" w:hAnsi="Consolas" w:eastAsia="宋体"/>
+          <w:color w:val="223344"/>
+          <w:sz w:val="19"/>
+        </w:rPr>
+        <w:t xml:space="preserve">      → 审核方 import --dry-run 看冲突 → 逐条裁决 → --commit</w:t>
+      </w:r>
+    </w:p>
+    <w:p>
+      <w:pPr>
+        <w:spacing w:line="240" w:lineRule="auto" w:after="0"/>
+        <w:ind w:left="340"/>
+      </w:pPr>
+      <w:r>
+        <w:rPr>
+          <w:rFonts w:ascii="Consolas" w:hAnsi="Consolas" w:eastAsia="宋体"/>
+          <w:color w:val="223344"/>
+          <w:sz w:val="19"/>
+        </w:rPr>
+        <w:t xml:space="preserve">      → 导出 ② 完整版 → 并入 nbkg 主库</w:t>
+      </w:r>
+    </w:p>
+    <w:p/>
     <w:p>
       <w:r>
         <w:rPr>
@@ -12308,32 +12841,244 @@
       </w:r>
     </w:p>
     <w:p>
-      <w:r>
-        <w:rPr>
-          <w:rFonts w:ascii="Times New Roman" w:hAnsi="Times New Roman" w:eastAsia="宋体"/>
-          <w:b w:val="0"/>
-          <w:sz w:val="22"/>
-        </w:rPr>
-        <w:t>``</w:t>
-      </w:r>
+      <w:pPr>
+        <w:spacing w:line="240" w:lineRule="auto" w:after="0"/>
+        <w:ind w:left="340"/>
+      </w:pPr>
       <w:r>
         <w:rPr>
           <w:rFonts w:ascii="Consolas" w:hAnsi="Consolas" w:eastAsia="宋体"/>
-          <w:b w:val="0"/>
-          <w:color w:val="A31D1D"/>
-          <w:sz w:val="21"/>
-        </w:rPr>
-        <w:t xml:space="preserve"> lzkg/schema/registry_columns.json        ← 列定义的唯一来源 { "literatures": { "sheet": "文献基本信息", "title": "宁波地域文明探源工程（二期）文献基本信息登记表", "note":  "填写说明：带*字段必填；标签填写受控词表代码及名称，可多值并列（用；分隔）…", "columns": [ {"no":1,  "name":"序号",         "required":false,"width":8,  "example":"1"}, {"no":2,  "name":"文献标识符*",   "required":true, "width":18, "example":"LIT-000001"}, {"no":22, "name":"开放类型/使用条件","required":false,"width":24,"example":"开放获取(OA)"}, {"no":33, "name":"数据来源类型*", "required":true, "width":22,"example":"S1｜中国知网(CNKI)", "in_template32": false, "note":"最终版新增列；32列模板缺此列时留空"} ] }, "images": { ... } } </w:t>
-      </w:r>
-      <w:r>
-        <w:rPr>
-          <w:rFonts w:ascii="Times New Roman" w:hAnsi="Times New Roman" w:eastAsia="宋体"/>
-          <w:b w:val="0"/>
-          <w:sz w:val="22"/>
-        </w:rPr>
-        <w:t>``</w:t>
+          <w:color w:val="223344"/>
+          <w:sz w:val="19"/>
+        </w:rPr>
+        <w:t>lzkg/schema/registry_columns.json        ← 列定义的唯一来源</w:t>
       </w:r>
     </w:p>
+    <w:p>
+      <w:pPr>
+        <w:spacing w:line="240" w:lineRule="auto" w:after="0"/>
+        <w:ind w:left="340"/>
+      </w:pPr>
+      <w:r>
+        <w:rPr>
+          <w:rFonts w:ascii="Consolas" w:hAnsi="Consolas" w:eastAsia="宋体"/>
+          <w:color w:val="223344"/>
+          <w:sz w:val="19"/>
+        </w:rPr>
+        <w:t xml:space="preserve">   {</w:t>
+      </w:r>
+    </w:p>
+    <w:p>
+      <w:pPr>
+        <w:spacing w:line="240" w:lineRule="auto" w:after="0"/>
+        <w:ind w:left="340"/>
+      </w:pPr>
+      <w:r>
+        <w:rPr>
+          <w:rFonts w:ascii="Consolas" w:hAnsi="Consolas" w:eastAsia="宋体"/>
+          <w:color w:val="223344"/>
+          <w:sz w:val="19"/>
+        </w:rPr>
+        <w:t xml:space="preserve">     "literatures": {</w:t>
+      </w:r>
+    </w:p>
+    <w:p>
+      <w:pPr>
+        <w:spacing w:line="240" w:lineRule="auto" w:after="0"/>
+        <w:ind w:left="340"/>
+      </w:pPr>
+      <w:r>
+        <w:rPr>
+          <w:rFonts w:ascii="Consolas" w:hAnsi="Consolas" w:eastAsia="宋体"/>
+          <w:color w:val="223344"/>
+          <w:sz w:val="19"/>
+        </w:rPr>
+        <w:t xml:space="preserve">       "sheet": "文献基本信息",</w:t>
+      </w:r>
+    </w:p>
+    <w:p>
+      <w:pPr>
+        <w:spacing w:line="240" w:lineRule="auto" w:after="0"/>
+        <w:ind w:left="340"/>
+      </w:pPr>
+      <w:r>
+        <w:rPr>
+          <w:rFonts w:ascii="Consolas" w:hAnsi="Consolas" w:eastAsia="宋体"/>
+          <w:color w:val="223344"/>
+          <w:sz w:val="19"/>
+        </w:rPr>
+        <w:t xml:space="preserve">       "title": "宁波地域文明探源工程（二期）文献基本信息登记表",</w:t>
+      </w:r>
+    </w:p>
+    <w:p>
+      <w:pPr>
+        <w:spacing w:line="240" w:lineRule="auto" w:after="0"/>
+        <w:ind w:left="340"/>
+      </w:pPr>
+      <w:r>
+        <w:rPr>
+          <w:rFonts w:ascii="Consolas" w:hAnsi="Consolas" w:eastAsia="宋体"/>
+          <w:color w:val="223344"/>
+          <w:sz w:val="19"/>
+        </w:rPr>
+        <w:t xml:space="preserve">       "note":  "填写说明：带*字段必填；标签填写受控词表代码及名称，可多值并列（用；分隔）…",</w:t>
+      </w:r>
+    </w:p>
+    <w:p>
+      <w:pPr>
+        <w:spacing w:line="240" w:lineRule="auto" w:after="0"/>
+        <w:ind w:left="340"/>
+      </w:pPr>
+      <w:r>
+        <w:rPr>
+          <w:rFonts w:ascii="Consolas" w:hAnsi="Consolas" w:eastAsia="宋体"/>
+          <w:color w:val="223344"/>
+          <w:sz w:val="19"/>
+        </w:rPr>
+        <w:t xml:space="preserve">       "columns": [</w:t>
+      </w:r>
+    </w:p>
+    <w:p>
+      <w:pPr>
+        <w:spacing w:line="240" w:lineRule="auto" w:after="0"/>
+        <w:ind w:left="340"/>
+      </w:pPr>
+      <w:r>
+        <w:rPr>
+          <w:rFonts w:ascii="Consolas" w:hAnsi="Consolas" w:eastAsia="宋体"/>
+          <w:color w:val="223344"/>
+          <w:sz w:val="19"/>
+        </w:rPr>
+        <w:t xml:space="preserve">         {"no":1,  "name":"序号",         "required":false,"width":8,  "example":"1"},</w:t>
+      </w:r>
+    </w:p>
+    <w:p>
+      <w:pPr>
+        <w:spacing w:line="240" w:lineRule="auto" w:after="0"/>
+        <w:ind w:left="340"/>
+      </w:pPr>
+      <w:r>
+        <w:rPr>
+          <w:rFonts w:ascii="Consolas" w:hAnsi="Consolas" w:eastAsia="宋体"/>
+          <w:color w:val="223344"/>
+          <w:sz w:val="19"/>
+        </w:rPr>
+        <w:t xml:space="preserve">         {"no":2,  "name":"文献标识符*",   "required":true, "width":18, "example":"LIT-000001"},</w:t>
+      </w:r>
+    </w:p>
+    <w:p>
+      <w:pPr>
+        <w:spacing w:line="240" w:lineRule="auto" w:after="0"/>
+        <w:ind w:left="340"/>
+      </w:pPr>
+      <w:r>
+        <w:rPr>
+          <w:rFonts w:ascii="Consolas" w:hAnsi="Consolas" w:eastAsia="宋体"/>
+          <w:color w:val="223344"/>
+          <w:sz w:val="19"/>
+        </w:rPr>
+        <w:t xml:space="preserve">         {"no":22, "name":"开放类型/使用条件","required":false,"width":24,"example":"开放获取(OA)"},</w:t>
+      </w:r>
+    </w:p>
+    <w:p>
+      <w:pPr>
+        <w:spacing w:line="240" w:lineRule="auto" w:after="0"/>
+        <w:ind w:left="340"/>
+      </w:pPr>
+      <w:r>
+        <w:rPr>
+          <w:rFonts w:ascii="Consolas" w:hAnsi="Consolas" w:eastAsia="宋体"/>
+          <w:color w:val="223344"/>
+          <w:sz w:val="19"/>
+        </w:rPr>
+        <w:t xml:space="preserve">         {"no":33, "name":"数据来源类型*", "required":true, "width":22,"example":"S1｜中国知网(CNKI)",</w:t>
+      </w:r>
+    </w:p>
+    <w:p>
+      <w:pPr>
+        <w:spacing w:line="240" w:lineRule="auto" w:after="0"/>
+        <w:ind w:left="340"/>
+      </w:pPr>
+      <w:r>
+        <w:rPr>
+          <w:rFonts w:ascii="Consolas" w:hAnsi="Consolas" w:eastAsia="宋体"/>
+          <w:color w:val="223344"/>
+          <w:sz w:val="19"/>
+        </w:rPr>
+        <w:t xml:space="preserve">          "in_template32": false,</w:t>
+      </w:r>
+    </w:p>
+    <w:p>
+      <w:pPr>
+        <w:spacing w:line="240" w:lineRule="auto" w:after="0"/>
+        <w:ind w:left="340"/>
+      </w:pPr>
+      <w:r>
+        <w:rPr>
+          <w:rFonts w:ascii="Consolas" w:hAnsi="Consolas" w:eastAsia="宋体"/>
+          <w:color w:val="223344"/>
+          <w:sz w:val="19"/>
+        </w:rPr>
+        <w:t xml:space="preserve">          "note":"最终版新增列；32列模板缺此列时留空"}</w:t>
+      </w:r>
+    </w:p>
+    <w:p>
+      <w:pPr>
+        <w:spacing w:line="240" w:lineRule="auto" w:after="0"/>
+        <w:ind w:left="340"/>
+      </w:pPr>
+      <w:r>
+        <w:rPr>
+          <w:rFonts w:ascii="Consolas" w:hAnsi="Consolas" w:eastAsia="宋体"/>
+          <w:color w:val="223344"/>
+          <w:sz w:val="19"/>
+        </w:rPr>
+        <w:t xml:space="preserve">       ]</w:t>
+      </w:r>
+    </w:p>
+    <w:p>
+      <w:pPr>
+        <w:spacing w:line="240" w:lineRule="auto" w:after="0"/>
+        <w:ind w:left="340"/>
+      </w:pPr>
+      <w:r>
+        <w:rPr>
+          <w:rFonts w:ascii="Consolas" w:hAnsi="Consolas" w:eastAsia="宋体"/>
+          <w:color w:val="223344"/>
+          <w:sz w:val="19"/>
+        </w:rPr>
+        <w:t xml:space="preserve">     },</w:t>
+      </w:r>
+    </w:p>
+    <w:p>
+      <w:pPr>
+        <w:spacing w:line="240" w:lineRule="auto" w:after="0"/>
+        <w:ind w:left="340"/>
+      </w:pPr>
+      <w:r>
+        <w:rPr>
+          <w:rFonts w:ascii="Consolas" w:hAnsi="Consolas" w:eastAsia="宋体"/>
+          <w:color w:val="223344"/>
+          <w:sz w:val="19"/>
+        </w:rPr>
+        <w:t xml:space="preserve">     "images": { ... }</w:t>
+      </w:r>
+    </w:p>
+    <w:p>
+      <w:pPr>
+        <w:spacing w:line="240" w:lineRule="auto" w:after="0"/>
+        <w:ind w:left="340"/>
+      </w:pPr>
+      <w:r>
+        <w:rPr>
+          <w:rFonts w:ascii="Consolas" w:hAnsi="Consolas" w:eastAsia="宋体"/>
+          <w:color w:val="223344"/>
+          <w:sz w:val="19"/>
+        </w:rPr>
+        <w:t xml:space="preserve">   }</w:t>
+      </w:r>
+    </w:p>
+    <w:p/>
     <w:p>
       <w:r>
         <w:rPr>
@@ -13908,39 +14653,48 @@
       </w:r>
     </w:p>
     <w:p>
-      <w:r>
-        <w:rPr>
-          <w:rFonts w:ascii="Times New Roman" w:hAnsi="Times New Roman" w:eastAsia="宋体"/>
-          <w:b w:val="0"/>
-          <w:sz w:val="22"/>
-        </w:rPr>
-        <w:t>```powershell cloudflared tunnel create lzkg-local      # 令牌存 data/cloudflared-tunnel.token</w:t>
+      <w:pPr>
+        <w:spacing w:line="240" w:lineRule="auto" w:after="0"/>
+        <w:ind w:left="340"/>
+      </w:pPr>
+      <w:r>
+        <w:rPr>
+          <w:rFonts w:ascii="Consolas" w:hAnsi="Consolas" w:eastAsia="宋体"/>
+          <w:color w:val="223344"/>
+          <w:sz w:val="19"/>
+        </w:rPr>
+        <w:t>cloudflared tunnel create lzkg-local      # 令牌存 data/cloudflared-tunnel.token</w:t>
       </w:r>
     </w:p>
     <w:p>
       <w:pPr>
-        <w:pStyle w:val="Heading1"/>
-        <w:spacing w:before="280" w:after="120"/>
+        <w:spacing w:line="240" w:lineRule="auto" w:after="0"/>
+        <w:ind w:left="340"/>
       </w:pPr>
       <w:r>
         <w:rPr>
-          <w:rFonts w:ascii="Times New Roman" w:hAnsi="Times New Roman" w:eastAsia="黑体"/>
-          <w:b/>
-          <w:sz w:val="36"/>
-        </w:rPr>
-        <w:t>data/tunnel-domain.txt 填域名（一行）      # 启停脚本自动读，换域名不用改脚本</w:t>
+          <w:rFonts w:ascii="Consolas" w:hAnsi="Consolas" w:eastAsia="宋体"/>
+          <w:color w:val="223344"/>
+          <w:sz w:val="19"/>
+        </w:rPr>
+        <w:t># data/tunnel-domain.txt 填域名（一行）      # 启停脚本自动读，换域名不用改脚本</w:t>
       </w:r>
     </w:p>
     <w:p>
-      <w:r>
-        <w:rPr>
-          <w:rFonts w:ascii="Times New Roman" w:hAnsi="Times New Roman" w:eastAsia="宋体"/>
-          <w:b w:val="0"/>
-          <w:sz w:val="22"/>
-        </w:rPr>
-        <w:t>.\web.ps1 start -Tunnel ```</w:t>
+      <w:pPr>
+        <w:spacing w:line="240" w:lineRule="auto" w:after="0"/>
+        <w:ind w:left="340"/>
+      </w:pPr>
+      <w:r>
+        <w:rPr>
+          <w:rFonts w:ascii="Consolas" w:hAnsi="Consolas" w:eastAsia="宋体"/>
+          <w:color w:val="223344"/>
+          <w:sz w:val="19"/>
+        </w:rPr>
+        <w:t>.\web.ps1 start -Tunnel</w:t>
       </w:r>
     </w:p>
+    <w:p/>
     <w:p>
       <w:r>
         <w:rPr>
@@ -14168,19 +14922,25 @@
       </w:r>
     </w:p>
     <w:p>
+      <w:pPr>
+        <w:spacing w:after="80"/>
+        <w:ind w:left="454"/>
+      </w:pPr>
       <w:r>
         <w:rPr>
           <w:rFonts w:ascii="Times New Roman" w:hAnsi="Times New Roman" w:eastAsia="宋体"/>
           <w:b w:val="0"/>
-          <w:sz w:val="22"/>
-        </w:rPr>
-        <w:t xml:space="preserve">&gt; ★ </w:t>
+          <w:color w:val="445566"/>
+          <w:sz w:val="21"/>
+        </w:rPr>
+        <w:t xml:space="preserve">★ </w:t>
       </w:r>
       <w:r>
         <w:rPr>
           <w:rFonts w:ascii="Times New Roman" w:hAnsi="Times New Roman" w:eastAsia="宋体"/>
           <w:b/>
-          <w:sz w:val="22"/>
+          <w:color w:val="445566"/>
+          <w:sz w:val="21"/>
         </w:rPr>
         <w:t>2026-10-28 用户明确</w:t>
       </w:r>
@@ -14188,7 +14948,8 @@
         <w:rPr>
           <w:rFonts w:ascii="Times New Roman" w:hAnsi="Times New Roman" w:eastAsia="宋体"/>
           <w:b w:val="0"/>
-          <w:sz w:val="22"/>
+          <w:color w:val="445566"/>
+          <w:sz w:val="21"/>
         </w:rPr>
         <w:t>：公网</w:t>
       </w:r>
@@ -14196,7 +14957,8 @@
         <w:rPr>
           <w:rFonts w:ascii="Times New Roman" w:hAnsi="Times New Roman" w:eastAsia="宋体"/>
           <w:b/>
-          <w:sz w:val="22"/>
+          <w:color w:val="445566"/>
+          <w:sz w:val="21"/>
         </w:rPr>
         <w:t>仅成员内部开放</w:t>
       </w:r>
@@ -14204,15 +14966,17 @@
         <w:rPr>
           <w:rFonts w:ascii="Times New Roman" w:hAnsi="Times New Roman" w:eastAsia="宋体"/>
           <w:b w:val="0"/>
-          <w:sz w:val="22"/>
-        </w:rPr>
-        <w:t xml:space="preserve">，用于组内协作与调试， &gt; </w:t>
+          <w:color w:val="445566"/>
+          <w:sz w:val="21"/>
+        </w:rPr>
+        <w:t xml:space="preserve">，用于组内协作与调试， </w:t>
       </w:r>
       <w:r>
         <w:rPr>
           <w:rFonts w:ascii="Times New Roman" w:hAnsi="Times New Roman" w:eastAsia="宋体"/>
           <w:b/>
-          <w:sz w:val="22"/>
+          <w:color w:val="445566"/>
+          <w:sz w:val="21"/>
         </w:rPr>
         <w:t>资料展示与下载无需过严</w:t>
       </w:r>
@@ -14220,15 +14984,17 @@
         <w:rPr>
           <w:rFonts w:ascii="Times New Roman" w:hAnsi="Times New Roman" w:eastAsia="宋体"/>
           <w:b w:val="0"/>
-          <w:sz w:val="22"/>
-        </w:rPr>
-        <w:t>。 &gt; → 这条把风险方向整个换了个：</w:t>
+          <w:color w:val="445566"/>
+          <w:sz w:val="21"/>
+        </w:rPr>
+        <w:t>。 → 这条把风险方向整个换了个：</w:t>
       </w:r>
       <w:r>
         <w:rPr>
           <w:rFonts w:ascii="Times New Roman" w:hAnsi="Times New Roman" w:eastAsia="宋体"/>
           <w:b/>
-          <w:sz w:val="22"/>
+          <w:color w:val="445566"/>
+          <w:sz w:val="21"/>
         </w:rPr>
         <w:t>不是「版权泄露」，而是「搜索引擎收录」</w:t>
       </w:r>
@@ -14236,15 +15002,17 @@
         <w:rPr>
           <w:rFonts w:ascii="Times New Roman" w:hAnsi="Times New Roman" w:eastAsia="宋体"/>
           <w:b w:val="0"/>
-          <w:sz w:val="22"/>
-        </w:rPr>
-        <w:t>。 &gt; 内容层放开，但</w:t>
+          <w:color w:val="445566"/>
+          <w:sz w:val="21"/>
+        </w:rPr>
+        <w:t>。 内容层放开，但</w:t>
       </w:r>
       <w:r>
         <w:rPr>
           <w:rFonts w:ascii="Times New Roman" w:hAnsi="Times New Roman" w:eastAsia="宋体"/>
           <w:b/>
-          <w:sz w:val="22"/>
+          <w:color w:val="445566"/>
+          <w:sz w:val="21"/>
         </w:rPr>
         <w:t>必须在能挡住爬虫的位置做受限访问</w:t>
       </w:r>
@@ -14252,7 +15020,8 @@
         <w:rPr>
           <w:rFonts w:ascii="Times New Roman" w:hAnsi="Times New Roman" w:eastAsia="宋体"/>
           <w:b w:val="0"/>
-          <w:sz w:val="22"/>
+          <w:color w:val="445566"/>
+          <w:sz w:val="21"/>
         </w:rPr>
         <w:t>。</w:t>
       </w:r>
@@ -15563,32 +16332,48 @@
       </w:r>
     </w:p>
     <w:p>
-      <w:r>
-        <w:rPr>
-          <w:rFonts w:ascii="Times New Roman" w:hAnsi="Times New Roman" w:eastAsia="宋体"/>
-          <w:b w:val="0"/>
-          <w:sz w:val="22"/>
-        </w:rPr>
-        <w:t>``</w:t>
-      </w:r>
+      <w:pPr>
+        <w:spacing w:line="240" w:lineRule="auto" w:after="0"/>
+        <w:ind w:left="340"/>
+      </w:pPr>
       <w:r>
         <w:rPr>
           <w:rFonts w:ascii="Consolas" w:hAnsi="Consolas" w:eastAsia="宋体"/>
-          <w:b w:val="0"/>
-          <w:color w:val="A31D1D"/>
-          <w:sz w:val="21"/>
-        </w:rPr>
-        <w:t xml:space="preserve"> robots.txt            User-agent: *  Disallow: / 页面 &lt;meta name="robots" content="noindex, nofollow"&gt; 响应头 X-Robots-Tag: noindex </w:t>
-      </w:r>
-      <w:r>
-        <w:rPr>
-          <w:rFonts w:ascii="Times New Roman" w:hAnsi="Times New Roman" w:eastAsia="宋体"/>
-          <w:b w:val="0"/>
-          <w:sz w:val="22"/>
-        </w:rPr>
-        <w:t>``</w:t>
+          <w:color w:val="223344"/>
+          <w:sz w:val="19"/>
+        </w:rPr>
+        <w:t>robots.txt            User-agent: *  Disallow: /</w:t>
       </w:r>
     </w:p>
+    <w:p>
+      <w:pPr>
+        <w:spacing w:line="240" w:lineRule="auto" w:after="0"/>
+        <w:ind w:left="340"/>
+      </w:pPr>
+      <w:r>
+        <w:rPr>
+          <w:rFonts w:ascii="Consolas" w:hAnsi="Consolas" w:eastAsia="宋体"/>
+          <w:color w:val="223344"/>
+          <w:sz w:val="19"/>
+        </w:rPr>
+        <w:t>页面 &lt;meta name="robots" content="noindex, nofollow"&gt;</w:t>
+      </w:r>
+    </w:p>
+    <w:p>
+      <w:pPr>
+        <w:spacing w:line="240" w:lineRule="auto" w:after="0"/>
+        <w:ind w:left="340"/>
+      </w:pPr>
+      <w:r>
+        <w:rPr>
+          <w:rFonts w:ascii="Consolas" w:hAnsi="Consolas" w:eastAsia="宋体"/>
+          <w:color w:val="223344"/>
+          <w:sz w:val="19"/>
+        </w:rPr>
+        <w:t>响应头 X-Robots-Tag: noindex</w:t>
+      </w:r>
+    </w:p>
+    <w:p/>
     <w:p>
       <w:r>
         <w:rPr>
@@ -16692,46 +17477,68 @@
       </w:r>
     </w:p>
     <w:p>
-      <w:r>
-        <w:rPr>
-          <w:rFonts w:ascii="Times New Roman" w:hAnsi="Times New Roman" w:eastAsia="宋体"/>
-          <w:b w:val="0"/>
-          <w:sz w:val="22"/>
-        </w:rPr>
-        <w:t>``</w:t>
-      </w:r>
+      <w:pPr>
+        <w:spacing w:line="240" w:lineRule="auto" w:after="0"/>
+        <w:ind w:left="340"/>
+      </w:pPr>
       <w:r>
         <w:rPr>
           <w:rFonts w:ascii="Consolas" w:hAnsi="Consolas" w:eastAsia="宋体"/>
-          <w:b w:val="0"/>
-          <w:color w:val="A31D1D"/>
-          <w:sz w:val="21"/>
-        </w:rPr>
-        <w:t xml:space="preserve"> ① 现在：仅本机 127.0.0.1（已完成） ② 要公开时：先做「★ Access 门 + robots/noindex + 脱敏」三件（半天）→ 再挂隧道 挂之前先在局域网试一遍（别直接上公网） </w:t>
-      </w:r>
-      <w:r>
-        <w:rPr>
-          <w:rFonts w:ascii="Times New Roman" w:hAnsi="Times New Roman" w:eastAsia="宋体"/>
-          <w:b w:val="0"/>
-          <w:sz w:val="22"/>
-        </w:rPr>
-        <w:t>``</w:t>
+          <w:color w:val="223344"/>
+          <w:sz w:val="19"/>
+        </w:rPr>
+        <w:t>① 现在：仅本机 127.0.0.1（已完成）</w:t>
       </w:r>
     </w:p>
     <w:p>
+      <w:pPr>
+        <w:spacing w:line="240" w:lineRule="auto" w:after="0"/>
+        <w:ind w:left="340"/>
+      </w:pPr>
+      <w:r>
+        <w:rPr>
+          <w:rFonts w:ascii="Consolas" w:hAnsi="Consolas" w:eastAsia="宋体"/>
+          <w:color w:val="223344"/>
+          <w:sz w:val="19"/>
+        </w:rPr>
+        <w:t>② 要公开时：先做「★ Access 门 + robots/noindex + 脱敏」三件（半天）→ 再挂隧道</w:t>
+      </w:r>
+    </w:p>
+    <w:p>
+      <w:pPr>
+        <w:spacing w:line="240" w:lineRule="auto" w:after="0"/>
+        <w:ind w:left="340"/>
+      </w:pPr>
+      <w:r>
+        <w:rPr>
+          <w:rFonts w:ascii="Consolas" w:hAnsi="Consolas" w:eastAsia="宋体"/>
+          <w:color w:val="223344"/>
+          <w:sz w:val="19"/>
+        </w:rPr>
+        <w:t xml:space="preserve">   挂之前先在局域网试一遍（别直接上公网）</w:t>
+      </w:r>
+    </w:p>
+    <w:p/>
+    <w:p>
+      <w:pPr>
+        <w:spacing w:after="80"/>
+        <w:ind w:left="454"/>
+      </w:pPr>
       <w:r>
         <w:rPr>
           <w:rFonts w:ascii="Times New Roman" w:hAnsi="Times New Roman" w:eastAsia="宋体"/>
           <w:b w:val="0"/>
-          <w:sz w:val="22"/>
-        </w:rPr>
-        <w:t>&gt; ★ 内容层</w:t>
+          <w:color w:val="445566"/>
+          <w:sz w:val="21"/>
+        </w:rPr>
+        <w:t>★ 内容层</w:t>
       </w:r>
       <w:r>
         <w:rPr>
           <w:rFonts w:ascii="Times New Roman" w:hAnsi="Times New Roman" w:eastAsia="宋体"/>
           <w:b/>
-          <w:sz w:val="22"/>
+          <w:color w:val="445566"/>
+          <w:sz w:val="21"/>
         </w:rPr>
         <w:t>不再按「开放类型」过滤</w:t>
       </w:r>
@@ -16739,15 +17546,17 @@
         <w:rPr>
           <w:rFonts w:ascii="Times New Roman" w:hAnsi="Times New Roman" w:eastAsia="宋体"/>
           <w:b w:val="0"/>
-          <w:sz w:val="22"/>
-        </w:rPr>
-        <w:t>（内部协作不需要）； &gt; 受限</w:t>
+          <w:color w:val="445566"/>
+          <w:sz w:val="21"/>
+        </w:rPr>
+        <w:t>（内部协作不需要）； 受限</w:t>
       </w:r>
       <w:r>
         <w:rPr>
           <w:rFonts w:ascii="Times New Roman" w:hAnsi="Times New Roman" w:eastAsia="宋体"/>
           <w:b/>
-          <w:sz w:val="22"/>
+          <w:color w:val="445566"/>
+          <w:sz w:val="21"/>
         </w:rPr>
         <w:t>只做在访问层</w:t>
       </w:r>
@@ -16755,7 +17564,8 @@
         <w:rPr>
           <w:rFonts w:ascii="Times New Roman" w:hAnsi="Times New Roman" w:eastAsia="宋体"/>
           <w:b w:val="0"/>
-          <w:sz w:val="22"/>
+          <w:color w:val="445566"/>
+          <w:sz w:val="21"/>
         </w:rPr>
         <w:t xml:space="preserve">（Access 门）+ </w:t>
       </w:r>
@@ -16763,7 +17573,8 @@
         <w:rPr>
           <w:rFonts w:ascii="Times New Roman" w:hAnsi="Times New Roman" w:eastAsia="宋体"/>
           <w:b/>
-          <w:sz w:val="22"/>
+          <w:color w:val="445566"/>
+          <w:sz w:val="21"/>
         </w:rPr>
         <w:t>收录层</w:t>
       </w:r>
@@ -16771,7 +17582,8 @@
         <w:rPr>
           <w:rFonts w:ascii="Times New Roman" w:hAnsi="Times New Roman" w:eastAsia="宋体"/>
           <w:b w:val="0"/>
-          <w:sz w:val="22"/>
+          <w:color w:val="445566"/>
+          <w:sz w:val="21"/>
         </w:rPr>
         <w:t>（robots/noindex）。</w:t>
       </w:r>
@@ -17843,32 +18655,76 @@
       </w:r>
     </w:p>
     <w:p>
-      <w:r>
-        <w:rPr>
-          <w:rFonts w:ascii="Times New Roman" w:hAnsi="Times New Roman" w:eastAsia="宋体"/>
-          <w:b w:val="0"/>
-          <w:sz w:val="22"/>
-        </w:rPr>
-        <w:t>``</w:t>
-      </w:r>
+      <w:pPr>
+        <w:spacing w:line="240" w:lineRule="auto" w:after="0"/>
+        <w:ind w:left="340"/>
+      </w:pPr>
       <w:r>
         <w:rPr>
           <w:rFonts w:ascii="Consolas" w:hAnsi="Consolas" w:eastAsia="宋体"/>
-          <w:b w:val="0"/>
-          <w:color w:val="A31D1D"/>
-          <w:sz w:val="21"/>
-        </w:rPr>
-        <w:t xml:space="preserve"> ① 用本站「导出当前结果」导出 文献基本信息.xlsx ② 丢进 OpenRefine（本地小服务器，不联网也能用） ③ 用 GREL 表达式把标签列拆成「代码 / 名称 / 限定」三列； 用聚类把「同码不同名」挑出来，人工确认归并 ④ 导出 xlsx → 回本站导入（走 F3 的「预检 → 确认」通道） </w:t>
-      </w:r>
-      <w:r>
-        <w:rPr>
-          <w:rFonts w:ascii="Times New Roman" w:hAnsi="Times New Roman" w:eastAsia="宋体"/>
-          <w:b w:val="0"/>
-          <w:sz w:val="22"/>
-        </w:rPr>
-        <w:t>``</w:t>
+          <w:color w:val="223344"/>
+          <w:sz w:val="19"/>
+        </w:rPr>
+        <w:t>① 用本站「导出当前结果」导出 文献基本信息.xlsx</w:t>
       </w:r>
     </w:p>
+    <w:p>
+      <w:pPr>
+        <w:spacing w:line="240" w:lineRule="auto" w:after="0"/>
+        <w:ind w:left="340"/>
+      </w:pPr>
+      <w:r>
+        <w:rPr>
+          <w:rFonts w:ascii="Consolas" w:hAnsi="Consolas" w:eastAsia="宋体"/>
+          <w:color w:val="223344"/>
+          <w:sz w:val="19"/>
+        </w:rPr>
+        <w:t>② 丢进 OpenRefine（本地小服务器，不联网也能用）</w:t>
+      </w:r>
+    </w:p>
+    <w:p>
+      <w:pPr>
+        <w:spacing w:line="240" w:lineRule="auto" w:after="0"/>
+        <w:ind w:left="340"/>
+      </w:pPr>
+      <w:r>
+        <w:rPr>
+          <w:rFonts w:ascii="Consolas" w:hAnsi="Consolas" w:eastAsia="宋体"/>
+          <w:color w:val="223344"/>
+          <w:sz w:val="19"/>
+        </w:rPr>
+        <w:t>③ 用 GREL 表达式把标签列拆成「代码 / 名称 / 限定」三列；</w:t>
+      </w:r>
+    </w:p>
+    <w:p>
+      <w:pPr>
+        <w:spacing w:line="240" w:lineRule="auto" w:after="0"/>
+        <w:ind w:left="340"/>
+      </w:pPr>
+      <w:r>
+        <w:rPr>
+          <w:rFonts w:ascii="Consolas" w:hAnsi="Consolas" w:eastAsia="宋体"/>
+          <w:color w:val="223344"/>
+          <w:sz w:val="19"/>
+        </w:rPr>
+        <w:t xml:space="preserve">   用聚类把「同码不同名」挑出来，人工确认归并</w:t>
+      </w:r>
+    </w:p>
+    <w:p>
+      <w:pPr>
+        <w:spacing w:line="240" w:lineRule="auto" w:after="0"/>
+        <w:ind w:left="340"/>
+      </w:pPr>
+      <w:r>
+        <w:rPr>
+          <w:rFonts w:ascii="Consolas" w:hAnsi="Consolas" w:eastAsia="宋体"/>
+          <w:color w:val="223344"/>
+          <w:sz w:val="19"/>
+        </w:rPr>
+        <w:t>④ 导出 xlsx → 回本站导入（走 F3 的「预检 → 确认」通道）</w:t>
+      </w:r>
+    </w:p>
+    <w:p/>
     <w:p>
       <w:r>
         <w:rPr>
@@ -18373,19 +19229,25 @@
       </w:r>
     </w:p>
     <w:p>
+      <w:pPr>
+        <w:spacing w:after="80"/>
+        <w:ind w:left="454"/>
+      </w:pPr>
       <w:r>
         <w:rPr>
           <w:rFonts w:ascii="Times New Roman" w:hAnsi="Times New Roman" w:eastAsia="宋体"/>
           <w:b w:val="0"/>
-          <w:sz w:val="22"/>
-        </w:rPr>
-        <w:t xml:space="preserve">&gt; 参考文章：知乎《7个最佳免费的GIS/地图/导航/定位开源项目》（用户已把正文贴给我）。 &gt; ★ </w:t>
+          <w:color w:val="445566"/>
+          <w:sz w:val="21"/>
+        </w:rPr>
+        <w:t xml:space="preserve">参考文章：知乎《7个最佳免费的GIS/地图/导航/定位开源项目》（用户已把正文贴给我）。 ★ </w:t>
       </w:r>
       <w:r>
         <w:rPr>
           <w:rFonts w:ascii="Times New Roman" w:hAnsi="Times New Roman" w:eastAsia="宋体"/>
           <w:b/>
-          <w:sz w:val="22"/>
+          <w:color w:val="445566"/>
+          <w:sz w:val="21"/>
         </w:rPr>
         <w:t>结论先说</w:t>
       </w:r>
@@ -18393,7 +19255,8 @@
         <w:rPr>
           <w:rFonts w:ascii="Times New Roman" w:hAnsi="Times New Roman" w:eastAsia="宋体"/>
           <w:b w:val="0"/>
-          <w:sz w:val="22"/>
+          <w:color w:val="445566"/>
+          <w:sz w:val="21"/>
         </w:rPr>
         <w:t>：文章里 7 个项目，真正适合本项目的</w:t>
       </w:r>
@@ -18401,7 +19264,8 @@
         <w:rPr>
           <w:rFonts w:ascii="Times New Roman" w:hAnsi="Times New Roman" w:eastAsia="宋体"/>
           <w:b/>
-          <w:sz w:val="22"/>
+          <w:color w:val="445566"/>
+          <w:sz w:val="21"/>
         </w:rPr>
         <w:t>不是</w:t>
       </w:r>
@@ -18409,15 +19273,17 @@
         <w:rPr>
           <w:rFonts w:ascii="Times New Roman" w:hAnsi="Times New Roman" w:eastAsia="宋体"/>
           <w:b w:val="0"/>
-          <w:sz w:val="22"/>
-        </w:rPr>
-        <w:t xml:space="preserve">那几个前端框架， &gt; 而是一条 </w:t>
+          <w:color w:val="445566"/>
+          <w:sz w:val="21"/>
+        </w:rPr>
+        <w:t xml:space="preserve">那几个前端框架， 而是一条 </w:t>
       </w:r>
       <w:r>
         <w:rPr>
           <w:rFonts w:ascii="Times New Roman" w:hAnsi="Times New Roman" w:eastAsia="宋体"/>
           <w:b/>
-          <w:sz w:val="22"/>
+          <w:color w:val="445566"/>
+          <w:sz w:val="21"/>
         </w:rPr>
         <w:t>「后端离线出图」</w:t>
       </w:r>
@@ -18425,7 +19291,8 @@
         <w:rPr>
           <w:rFonts w:ascii="Times New Roman" w:hAnsi="Times New Roman" w:eastAsia="宋体"/>
           <w:b w:val="0"/>
-          <w:sz w:val="22"/>
+          <w:color w:val="445566"/>
+          <w:sz w:val="21"/>
         </w:rPr>
         <w:t xml:space="preserve"> 的路——</w:t>
       </w:r>
@@ -18433,7 +19300,8 @@
         <w:rPr>
           <w:rFonts w:ascii="Times New Roman" w:hAnsi="Times New Roman" w:eastAsia="宋体"/>
           <w:b/>
-          <w:sz w:val="22"/>
+          <w:color w:val="445566"/>
+          <w:sz w:val="21"/>
         </w:rPr>
         <w:t>而且这条路让坐标系问题直接消失</w:t>
       </w:r>
@@ -18441,7 +19309,8 @@
         <w:rPr>
           <w:rFonts w:ascii="Times New Roman" w:hAnsi="Times New Roman" w:eastAsia="宋体"/>
           <w:b w:val="0"/>
-          <w:sz w:val="22"/>
+          <w:color w:val="445566"/>
+          <w:sz w:val="21"/>
         </w:rPr>
         <w:t>。</w:t>
       </w:r>
@@ -20946,19 +21815,25 @@
     </w:tbl>
     <w:p/>
     <w:p>
+      <w:pPr>
+        <w:spacing w:after="80"/>
+        <w:ind w:left="454"/>
+      </w:pPr>
       <w:r>
         <w:rPr>
           <w:rFonts w:ascii="Times New Roman" w:hAnsi="Times New Roman" w:eastAsia="宋体"/>
           <w:b w:val="0"/>
-          <w:sz w:val="22"/>
-        </w:rPr>
-        <w:t xml:space="preserve">&gt; ★★ </w:t>
+          <w:color w:val="445566"/>
+          <w:sz w:val="21"/>
+        </w:rPr>
+        <w:t xml:space="preserve">★★ </w:t>
       </w:r>
       <w:r>
         <w:rPr>
           <w:rFonts w:ascii="Times New Roman" w:hAnsi="Times New Roman" w:eastAsia="宋体"/>
           <w:b/>
-          <w:sz w:val="22"/>
+          <w:color w:val="445566"/>
+          <w:sz w:val="21"/>
         </w:rPr>
         <w:t>反直觉但关键的一条</w:t>
       </w:r>
@@ -20966,15 +21841,17 @@
         <w:rPr>
           <w:rFonts w:ascii="Times New Roman" w:hAnsi="Times New Roman" w:eastAsia="宋体"/>
           <w:b w:val="0"/>
-          <w:sz w:val="22"/>
-        </w:rPr>
-        <w:t xml:space="preserve">： &gt; </w:t>
+          <w:color w:val="445566"/>
+          <w:sz w:val="21"/>
+        </w:rPr>
+        <w:t xml:space="preserve">： </w:t>
       </w:r>
       <w:r>
         <w:rPr>
           <w:rFonts w:ascii="Times New Roman" w:hAnsi="Times New Roman" w:eastAsia="宋体"/>
           <w:b/>
-          <w:sz w:val="22"/>
+          <w:color w:val="445566"/>
+          <w:sz w:val="21"/>
         </w:rPr>
         <w:t>论文里给的坐标是 WGS84（未加密），而国内地图上拾取的坐标是加密的（高德 GCJ02 / 百度 BD09）。</w:t>
       </w:r>
@@ -20982,15 +21859,17 @@
         <w:rPr>
           <w:rFonts w:ascii="Times New Roman" w:hAnsi="Times New Roman" w:eastAsia="宋体"/>
           <w:b w:val="0"/>
-          <w:sz w:val="22"/>
-        </w:rPr>
-        <w:t xml:space="preserve"> &gt; 所以「上百度地图拾取一个点来补论文坐标」这个看似合理的做法， &gt; </w:t>
+          <w:color w:val="445566"/>
+          <w:sz w:val="21"/>
+        </w:rPr>
+        <w:t xml:space="preserve"> 所以「上百度地图拾取一个点来补论文坐标」这个看似合理的做法， </w:t>
       </w:r>
       <w:r>
         <w:rPr>
           <w:rFonts w:ascii="Times New Roman" w:hAnsi="Times New Roman" w:eastAsia="宋体"/>
           <w:b/>
-          <w:sz w:val="22"/>
+          <w:color w:val="445566"/>
+          <w:sz w:val="21"/>
         </w:rPr>
         <w:t>反而会引入几百米的系统误差</w:t>
       </w:r>
@@ -20998,15 +21877,17 @@
         <w:rPr>
           <w:rFonts w:ascii="Times New Roman" w:hAnsi="Times New Roman" w:eastAsia="宋体"/>
           <w:b w:val="0"/>
-          <w:sz w:val="22"/>
-        </w:rPr>
-        <w:t xml:space="preserve">——正是我们在 §4.5 开头担心的那种错位，只是方向反了。 &gt; → </w:t>
+          <w:color w:val="445566"/>
+          <w:sz w:val="21"/>
+        </w:rPr>
+        <w:t xml:space="preserve">——正是我们在 §4.5 开头担心的那种错位，只是方向反了。 → </w:t>
       </w:r>
       <w:r>
         <w:rPr>
           <w:rFonts w:ascii="Times New Roman" w:hAnsi="Times New Roman" w:eastAsia="宋体"/>
           <w:b/>
-          <w:sz w:val="22"/>
+          <w:color w:val="445566"/>
+          <w:sz w:val="21"/>
         </w:rPr>
         <w:t>正确做法：坐标以文献为准，地图只用来「看位置对不对」，不用来「产生坐标」。</w:t>
       </w:r>
@@ -21803,76 +22684,88 @@
     </w:tbl>
     <w:p/>
     <w:p>
+      <w:pPr>
+        <w:spacing w:after="80"/>
+        <w:ind w:left="454"/>
+      </w:pPr>
       <w:r>
         <w:rPr>
           <w:rFonts w:ascii="Times New Roman" w:hAnsi="Times New Roman" w:eastAsia="宋体"/>
           <w:b w:val="0"/>
-          <w:sz w:val="22"/>
-        </w:rPr>
-        <w:t>&gt; 用户指定参考方案：</w:t>
+          <w:color w:val="445566"/>
+          <w:sz w:val="21"/>
+        </w:rPr>
+        <w:t>用户指定参考方案：</w:t>
       </w:r>
       <w:r>
         <w:rPr>
           <w:rFonts w:ascii="Consolas" w:hAnsi="Consolas" w:eastAsia="宋体"/>
           <w:b w:val="0"/>
-          <w:color w:val="A31D1D"/>
+          <w:color w:val="445566"/>
+          <w:sz w:val="20"/>
+        </w:rPr>
+        <w:t>https://zhuanlan.zhihu.com/p/680686260</w:t>
+      </w:r>
+      <w:r>
+        <w:rPr>
+          <w:rFonts w:ascii="Times New Roman" w:hAnsi="Times New Roman" w:eastAsia="宋体"/>
+          <w:b w:val="0"/>
+          <w:color w:val="445566"/>
           <w:sz w:val="21"/>
         </w:rPr>
-        <w:t>https://zhuanlan.zhihu.com/p/680686260</w:t>
+        <w:t>（知乎原文本次抓取被反爬拦截， 下面依据</w:t>
+      </w:r>
+      <w:r>
+        <w:rPr>
+          <w:rFonts w:ascii="Times New Roman" w:hAnsi="Times New Roman" w:eastAsia="宋体"/>
+          <w:b/>
+          <w:color w:val="445566"/>
+          <w:sz w:val="21"/>
+        </w:rPr>
+        <w:t>百度地图开放平台官方坐标系文档</w:t>
       </w:r>
       <w:r>
         <w:rPr>
           <w:rFonts w:ascii="Times New Roman" w:hAnsi="Times New Roman" w:eastAsia="宋体"/>
           <w:b w:val="0"/>
-          <w:sz w:val="22"/>
-        </w:rPr>
-        <w:t>（知乎原文本次抓取被反爬拦截， &gt; 下面依据</w:t>
+          <w:color w:val="445566"/>
+          <w:sz w:val="21"/>
+        </w:rPr>
+        <w:t>与</w:t>
       </w:r>
       <w:r>
         <w:rPr>
           <w:rFonts w:ascii="Times New Roman" w:hAnsi="Times New Roman" w:eastAsia="宋体"/>
           <w:b/>
-          <w:sz w:val="22"/>
-        </w:rPr>
-        <w:t>百度地图开放平台官方坐标系文档</w:t>
+          <w:color w:val="445566"/>
+          <w:sz w:val="21"/>
+        </w:rPr>
+        <w:t>多源一致的工程实践</w:t>
       </w:r>
       <w:r>
         <w:rPr>
           <w:rFonts w:ascii="Times New Roman" w:hAnsi="Times New Roman" w:eastAsia="宋体"/>
           <w:b w:val="0"/>
-          <w:sz w:val="22"/>
-        </w:rPr>
-        <w:t>与</w:t>
+          <w:color w:val="445566"/>
+          <w:sz w:val="21"/>
+        </w:rPr>
+        <w:t>整理）。 ★ 本节最重要的不是「用哪家底图」，而是</w:t>
       </w:r>
       <w:r>
         <w:rPr>
           <w:rFonts w:ascii="Times New Roman" w:hAnsi="Times New Roman" w:eastAsia="宋体"/>
           <w:b/>
-          <w:sz w:val="22"/>
-        </w:rPr>
-        <w:t>多源一致的工程实践</w:t>
+          <w:color w:val="445566"/>
+          <w:sz w:val="21"/>
+        </w:rPr>
+        <w:t>坐标系不统一就一定错</w:t>
       </w:r>
       <w:r>
         <w:rPr>
           <w:rFonts w:ascii="Times New Roman" w:hAnsi="Times New Roman" w:eastAsia="宋体"/>
           <w:b w:val="0"/>
-          <w:sz w:val="22"/>
-        </w:rPr>
-        <w:t>整理）。 &gt; ★ 本节最重要的不是「用哪家底图」，而是</w:t>
-      </w:r>
-      <w:r>
-        <w:rPr>
-          <w:rFonts w:ascii="Times New Roman" w:hAnsi="Times New Roman" w:eastAsia="宋体"/>
-          <w:b/>
-          <w:sz w:val="22"/>
-        </w:rPr>
-        <w:t>坐标系不统一就一定错</w:t>
-      </w:r>
-      <w:r>
-        <w:rPr>
-          <w:rFonts w:ascii="Times New Roman" w:hAnsi="Times New Roman" w:eastAsia="宋体"/>
-          <w:b w:val="0"/>
-          <w:sz w:val="22"/>
+          <w:color w:val="445566"/>
+          <w:sz w:val="21"/>
         </w:rPr>
         <w:t>。</w:t>
       </w:r>
@@ -22190,19 +23083,25 @@
     </w:tbl>
     <w:p/>
     <w:p>
+      <w:pPr>
+        <w:spacing w:after="80"/>
+        <w:ind w:left="454"/>
+      </w:pPr>
       <w:r>
         <w:rPr>
           <w:rFonts w:ascii="Times New Roman" w:hAnsi="Times New Roman" w:eastAsia="宋体"/>
           <w:b w:val="0"/>
-          <w:sz w:val="22"/>
-        </w:rPr>
-        <w:t xml:space="preserve">&gt; ★ </w:t>
+          <w:color w:val="445566"/>
+          <w:sz w:val="21"/>
+        </w:rPr>
+        <w:t xml:space="preserve">★ </w:t>
       </w:r>
       <w:r>
         <w:rPr>
           <w:rFonts w:ascii="Times New Roman" w:hAnsi="Times New Roman" w:eastAsia="宋体"/>
           <w:b/>
-          <w:sz w:val="22"/>
+          <w:color w:val="445566"/>
+          <w:sz w:val="21"/>
         </w:rPr>
         <w:t>混用会偏移几百米——对考古遗址是致命的</w:t>
       </w:r>
@@ -22210,15 +23109,17 @@
         <w:rPr>
           <w:rFonts w:ascii="Times New Roman" w:hAnsi="Times New Roman" w:eastAsia="宋体"/>
           <w:b w:val="0"/>
-          <w:sz w:val="22"/>
-        </w:rPr>
-        <w:t>： &gt; 莫角山、反山这类遗址的发掘范围本身就在</w:t>
+          <w:color w:val="445566"/>
+          <w:sz w:val="21"/>
+        </w:rPr>
+        <w:t>： 莫角山、反山这类遗址的发掘范围本身就在</w:t>
       </w:r>
       <w:r>
         <w:rPr>
           <w:rFonts w:ascii="Times New Roman" w:hAnsi="Times New Roman" w:eastAsia="宋体"/>
           <w:b/>
-          <w:sz w:val="22"/>
+          <w:color w:val="445566"/>
+          <w:sz w:val="21"/>
         </w:rPr>
         <w:t>百米级</w:t>
       </w:r>
@@ -22226,15 +23127,17 @@
         <w:rPr>
           <w:rFonts w:ascii="Times New Roman" w:hAnsi="Times New Roman" w:eastAsia="宋体"/>
           <w:b w:val="0"/>
-          <w:sz w:val="22"/>
-        </w:rPr>
-        <w:t>，点位偏 300 m 就落到别的地块上了。 &gt; 这不是「图好看不好看」的问题，是</w:t>
+          <w:color w:val="445566"/>
+          <w:sz w:val="21"/>
+        </w:rPr>
+        <w:t>，点位偏 300 m 就落到别的地块上了。 这不是「图好看不好看」的问题，是</w:t>
       </w:r>
       <w:r>
         <w:rPr>
           <w:rFonts w:ascii="Times New Roman" w:hAnsi="Times New Roman" w:eastAsia="宋体"/>
           <w:b/>
-          <w:sz w:val="22"/>
+          <w:color w:val="445566"/>
+          <w:sz w:val="21"/>
         </w:rPr>
         <w:t>学术数据错位</w:t>
       </w:r>
@@ -22242,7 +23145,8 @@
         <w:rPr>
           <w:rFonts w:ascii="Times New Roman" w:hAnsi="Times New Roman" w:eastAsia="宋体"/>
           <w:b w:val="0"/>
-          <w:sz w:val="22"/>
+          <w:color w:val="445566"/>
+          <w:sz w:val="21"/>
         </w:rPr>
         <w:t>。</w:t>
       </w:r>
@@ -26600,22 +27504,703 @@
       </w:r>
     </w:p>
     <w:p>
+      <w:pPr>
+        <w:spacing w:line="240" w:lineRule="auto" w:after="0"/>
+        <w:ind w:left="340"/>
+      </w:pPr>
+      <w:r>
+        <w:rPr>
+          <w:rFonts w:ascii="Consolas" w:hAnsi="Consolas" w:eastAsia="宋体"/>
+          <w:color w:val="223344"/>
+          <w:sz w:val="19"/>
+        </w:rPr>
+        <w:t>① 录入者填表（在线表单 / 或导入 xlsx —— 走 F3 那条通道）</w:t>
+      </w:r>
+    </w:p>
+    <w:p>
+      <w:pPr>
+        <w:spacing w:line="240" w:lineRule="auto" w:after="0"/>
+        <w:ind w:left="340"/>
+      </w:pPr>
+      <w:r>
+        <w:rPr>
+          <w:rFonts w:ascii="Consolas" w:hAnsi="Consolas" w:eastAsia="宋体"/>
+          <w:color w:val="223344"/>
+          <w:sz w:val="19"/>
+        </w:rPr>
+        <w:t xml:space="preserve">        ↓</w:t>
+      </w:r>
+    </w:p>
+    <w:p>
+      <w:pPr>
+        <w:spacing w:line="240" w:lineRule="auto" w:after="0"/>
+        <w:ind w:left="340"/>
+      </w:pPr>
+      <w:r>
+        <w:rPr>
+          <w:rFonts w:ascii="Consolas" w:hAnsi="Consolas" w:eastAsia="宋体"/>
+          <w:color w:val="223344"/>
+          <w:sz w:val="19"/>
+        </w:rPr>
+        <w:t>② 存 staging（带 proposer、状态 pending、**逐字段差异快照**）</w:t>
+      </w:r>
+    </w:p>
+    <w:p>
+      <w:pPr>
+        <w:spacing w:line="240" w:lineRule="auto" w:after="0"/>
+        <w:ind w:left="340"/>
+      </w:pPr>
+      <w:r>
+        <w:rPr>
+          <w:rFonts w:ascii="Consolas" w:hAnsi="Consolas" w:eastAsia="宋体"/>
+          <w:color w:val="223344"/>
+          <w:sz w:val="19"/>
+        </w:rPr>
+        <w:t xml:space="preserve">        ↓</w:t>
+      </w:r>
+    </w:p>
+    <w:p>
+      <w:pPr>
+        <w:spacing w:line="240" w:lineRule="auto" w:after="0"/>
+        <w:ind w:left="340"/>
+      </w:pPr>
+      <w:r>
+        <w:rPr>
+          <w:rFonts w:ascii="Consolas" w:hAnsi="Consolas" w:eastAsia="宋体"/>
+          <w:color w:val="223344"/>
+          <w:sz w:val="19"/>
+        </w:rPr>
+        <w:t>③ 审核人在「待审」页逐条看左右对比 → 采纳 / 驳回 / 退回修改</w:t>
+      </w:r>
+    </w:p>
+    <w:p>
+      <w:pPr>
+        <w:spacing w:line="240" w:lineRule="auto" w:after="0"/>
+        <w:ind w:left="340"/>
+      </w:pPr>
+      <w:r>
+        <w:rPr>
+          <w:rFonts w:ascii="Consolas" w:hAnsi="Consolas" w:eastAsia="宋体"/>
+          <w:color w:val="223344"/>
+          <w:sz w:val="19"/>
+        </w:rPr>
+        <w:t xml:space="preserve">        ↓</w:t>
+      </w:r>
+    </w:p>
+    <w:p>
+      <w:pPr>
+        <w:spacing w:line="240" w:lineRule="auto" w:after="0"/>
+        <w:ind w:left="340"/>
+      </w:pPr>
+      <w:r>
+        <w:rPr>
+          <w:rFonts w:ascii="Consolas" w:hAnsi="Consolas" w:eastAsia="宋体"/>
+          <w:color w:val="223344"/>
+          <w:sz w:val="19"/>
+        </w:rPr>
+        <w:t xml:space="preserve">   采纳 → 写正式表 + 写 import_log + 重算标签与图谱</w:t>
+      </w:r>
+    </w:p>
+    <w:p/>
+    <w:tbl>
+      <w:tblPr>
+        <w:tblStyle w:val="TableGrid"/>
+        <w:tblW w:type="auto" w:w="0"/>
+        <w:jc w:val="center"/>
+        <w:tblLook w:firstColumn="1" w:firstRow="1" w:lastColumn="0" w:lastRow="0" w:noHBand="0" w:noVBand="1" w:val="04A0"/>
+      </w:tblPr>
+      <w:tblGrid>
+        <w:gridCol w:w="3022"/>
+        <w:gridCol w:w="3022"/>
+        <w:gridCol w:w="3022"/>
+      </w:tblGrid>
+      <w:tr>
+        <w:tc>
+          <w:tcPr>
+            <w:tcW w:type="dxa" w:w="3022"/>
+          </w:tcPr>
+          <w:p>
+            <w:pPr>
+              <w:jc w:val="center"/>
+            </w:pPr>
+            <w:r>
+              <w:rPr>
+                <w:b/>
+              </w:rPr>
+            </w:r>
+            <w:r>
+              <w:rPr>
+                <w:rFonts w:ascii="Times New Roman" w:hAnsi="Times New Roman" w:eastAsia="宋体"/>
+                <w:b/>
+                <w:sz w:val="20"/>
+              </w:rPr>
+              <w:t>项</w:t>
+            </w:r>
+          </w:p>
+        </w:tc>
+        <w:tc>
+          <w:tcPr>
+            <w:tcW w:type="dxa" w:w="3022"/>
+          </w:tcPr>
+          <w:p>
+            <w:pPr>
+              <w:jc w:val="center"/>
+            </w:pPr>
+            <w:r>
+              <w:rPr>
+                <w:b/>
+              </w:rPr>
+            </w:r>
+            <w:r>
+              <w:rPr>
+                <w:rFonts w:ascii="Times New Roman" w:hAnsi="Times New Roman" w:eastAsia="宋体"/>
+                <w:b/>
+                <w:sz w:val="20"/>
+              </w:rPr>
+              <w:t>设计</w:t>
+            </w:r>
+          </w:p>
+        </w:tc>
+        <w:tc>
+          <w:tcPr>
+            <w:tcW w:type="dxa" w:w="3022"/>
+          </w:tcPr>
+          <w:p>
+            <w:pPr>
+              <w:jc w:val="center"/>
+            </w:pPr>
+            <w:r>
+              <w:rPr>
+                <w:b/>
+              </w:rPr>
+            </w:r>
+            <w:r>
+              <w:rPr>
+                <w:rFonts w:ascii="Times New Roman" w:hAnsi="Times New Roman" w:eastAsia="宋体"/>
+                <w:b/>
+                <w:sz w:val="20"/>
+              </w:rPr>
+              <w:t>纪律</w:t>
+            </w:r>
+          </w:p>
+        </w:tc>
+      </w:tr>
+      <w:tr>
+        <w:tc>
+          <w:tcPr>
+            <w:tcW w:type="dxa" w:w="3022"/>
+          </w:tcPr>
+          <w:p>
+            <w:pPr>
+              <w:jc w:val="center"/>
+            </w:pPr>
+            <w:r/>
+            <w:r>
+              <w:rPr>
+                <w:rFonts w:ascii="Times New Roman" w:hAnsi="Times New Roman" w:eastAsia="宋体"/>
+                <w:b w:val="0"/>
+                <w:sz w:val="20"/>
+              </w:rPr>
+              <w:t>录入通道</w:t>
+            </w:r>
+          </w:p>
+        </w:tc>
+        <w:tc>
+          <w:tcPr>
+            <w:tcW w:type="dxa" w:w="3022"/>
+          </w:tcPr>
+          <w:p>
+            <w:pPr>
+              <w:jc w:val="center"/>
+            </w:pPr>
+            <w:r/>
+            <w:r>
+              <w:rPr>
+                <w:rFonts w:ascii="Times New Roman" w:hAnsi="Times New Roman" w:eastAsia="宋体"/>
+                <w:b w:val="0"/>
+                <w:sz w:val="20"/>
+              </w:rPr>
+              <w:t>在线表单（必填项按 32 列模板排布）+ F3 的 xlsx 导入</w:t>
+            </w:r>
+          </w:p>
+        </w:tc>
+        <w:tc>
+          <w:tcPr>
+            <w:tcW w:type="dxa" w:w="3022"/>
+          </w:tcPr>
+          <w:p>
+            <w:pPr>
+              <w:jc w:val="center"/>
+            </w:pPr>
+            <w:r/>
+            <w:r>
+              <w:rPr>
+                <w:rFonts w:ascii="Times New Roman" w:hAnsi="Times New Roman" w:eastAsia="宋体"/>
+                <w:b/>
+                <w:sz w:val="20"/>
+              </w:rPr>
+              <w:t>两套入口，一套 staging 机制</w:t>
+            </w:r>
+          </w:p>
+        </w:tc>
+      </w:tr>
+      <w:tr>
+        <w:tc>
+          <w:tcPr>
+            <w:tcW w:type="dxa" w:w="3022"/>
+          </w:tcPr>
+          <w:p>
+            <w:pPr>
+              <w:jc w:val="center"/>
+            </w:pPr>
+            <w:r/>
+            <w:r>
+              <w:rPr>
+                <w:rFonts w:ascii="Times New Roman" w:hAnsi="Times New Roman" w:eastAsia="宋体"/>
+                <w:b w:val="0"/>
+                <w:sz w:val="20"/>
+              </w:rPr>
+              <w:t>差异计算</w:t>
+            </w:r>
+          </w:p>
+        </w:tc>
+        <w:tc>
+          <w:tcPr>
+            <w:tcW w:type="dxa" w:w="3022"/>
+          </w:tcPr>
+          <w:p>
+            <w:pPr>
+              <w:jc w:val="center"/>
+            </w:pPr>
+            <w:r/>
+            <w:r>
+              <w:rPr>
+                <w:rFonts w:ascii="Times New Roman" w:hAnsi="Times New Roman" w:eastAsia="宋体"/>
+                <w:b w:val="0"/>
+                <w:sz w:val="20"/>
+              </w:rPr>
+              <w:t>复用 F3 已有的</w:t>
+            </w:r>
+            <w:r>
+              <w:rPr>
+                <w:rFonts w:ascii="Times New Roman" w:hAnsi="Times New Roman" w:eastAsia="宋体"/>
+                <w:b/>
+                <w:sz w:val="20"/>
+              </w:rPr>
+              <w:t>逐字段 diff</w:t>
+            </w:r>
+            <w:r>
+              <w:rPr>
+                <w:rFonts w:ascii="Times New Roman" w:hAnsi="Times New Roman" w:eastAsia="宋体"/>
+                <w:b w:val="0"/>
+                <w:sz w:val="20"/>
+              </w:rPr>
+              <w:t>（不是新机制，是把 F3 的通道从「文件」扩到「网页」）</w:t>
+            </w:r>
+          </w:p>
+        </w:tc>
+        <w:tc>
+          <w:tcPr>
+            <w:tcW w:type="dxa" w:w="3022"/>
+          </w:tcPr>
+          <w:p>
+            <w:pPr>
+              <w:jc w:val="center"/>
+            </w:pPr>
+            <w:r/>
+            <w:r>
+              <w:rPr>
+                <w:rFonts w:ascii="Times New Roman" w:hAnsi="Times New Roman" w:eastAsia="宋体"/>
+                <w:b w:val="0"/>
+                <w:sz w:val="20"/>
+              </w:rPr>
+              <w:t>不重复造轮子</w:t>
+            </w:r>
+          </w:p>
+        </w:tc>
+      </w:tr>
+      <w:tr>
+        <w:tc>
+          <w:tcPr>
+            <w:tcW w:type="dxa" w:w="3022"/>
+          </w:tcPr>
+          <w:p>
+            <w:pPr>
+              <w:jc w:val="center"/>
+            </w:pPr>
+            <w:r/>
+            <w:r>
+              <w:rPr>
+                <w:rFonts w:ascii="Times New Roman" w:hAnsi="Times New Roman" w:eastAsia="宋体"/>
+                <w:b w:val="0"/>
+                <w:sz w:val="20"/>
+              </w:rPr>
+              <w:t>权限</w:t>
+            </w:r>
+          </w:p>
+        </w:tc>
+        <w:tc>
+          <w:tcPr>
+            <w:tcW w:type="dxa" w:w="3022"/>
+          </w:tcPr>
+          <w:p>
+            <w:pPr>
+              <w:jc w:val="center"/>
+            </w:pPr>
+            <w:r/>
+            <w:r>
+              <w:rPr>
+                <w:rFonts w:ascii="Times New Roman" w:hAnsi="Times New Roman" w:eastAsia="宋体"/>
+                <w:b w:val="0"/>
+                <w:sz w:val="20"/>
+              </w:rPr>
+              <w:t>录入者只能写自己的提案；</w:t>
+            </w:r>
+            <w:r>
+              <w:rPr>
+                <w:rFonts w:ascii="Times New Roman" w:hAnsi="Times New Roman" w:eastAsia="宋体"/>
+                <w:b/>
+                <w:sz w:val="20"/>
+              </w:rPr>
+              <w:t xml:space="preserve">只有 </w:t>
+            </w:r>
+            <w:r>
+              <w:rPr>
+                <w:rFonts w:ascii="Consolas" w:hAnsi="Consolas" w:eastAsia="宋体"/>
+                <w:b/>
+                <w:color w:val="A31D1D"/>
+                <w:sz w:val="19"/>
+              </w:rPr>
+              <w:t>admin</w:t>
+            </w:r>
+            <w:r>
+              <w:rPr>
+                <w:rFonts w:ascii="Times New Roman" w:hAnsi="Times New Roman" w:eastAsia="宋体"/>
+                <w:b/>
+                <w:sz w:val="20"/>
+              </w:rPr>
+              <w:t xml:space="preserve"> 能采纳</w:t>
+            </w:r>
+          </w:p>
+        </w:tc>
+        <w:tc>
+          <w:tcPr>
+            <w:tcW w:type="dxa" w:w="3022"/>
+          </w:tcPr>
+          <w:p>
+            <w:pPr>
+              <w:jc w:val="center"/>
+            </w:pPr>
+            <w:r/>
+            <w:r>
+              <w:rPr>
+                <w:rFonts w:ascii="Times New Roman" w:hAnsi="Times New Roman" w:eastAsia="宋体"/>
+                <w:b w:val="0"/>
+                <w:sz w:val="20"/>
+              </w:rPr>
+              <w:t>界面层 + 接口层两道</w:t>
+            </w:r>
+          </w:p>
+        </w:tc>
+      </w:tr>
+      <w:tr>
+        <w:tc>
+          <w:tcPr>
+            <w:tcW w:type="dxa" w:w="3022"/>
+          </w:tcPr>
+          <w:p>
+            <w:pPr>
+              <w:jc w:val="center"/>
+            </w:pPr>
+            <w:r/>
+            <w:r>
+              <w:rPr>
+                <w:rFonts w:ascii="Times New Roman" w:hAnsi="Times New Roman" w:eastAsia="宋体"/>
+                <w:b w:val="0"/>
+                <w:sz w:val="20"/>
+              </w:rPr>
+              <w:t>同步</w:t>
+            </w:r>
+          </w:p>
+        </w:tc>
+        <w:tc>
+          <w:tcPr>
+            <w:tcW w:type="dxa" w:w="3022"/>
+          </w:tcPr>
+          <w:p>
+            <w:pPr>
+              <w:jc w:val="center"/>
+            </w:pPr>
+            <w:r/>
+            <w:r>
+              <w:rPr>
+                <w:rFonts w:ascii="Times New Roman" w:hAnsi="Times New Roman" w:eastAsia="宋体"/>
+                <w:b w:val="0"/>
+                <w:sz w:val="20"/>
+              </w:rPr>
+              <w:t xml:space="preserve">「同步」= </w:t>
+            </w:r>
+            <w:r>
+              <w:rPr>
+                <w:rFonts w:ascii="Times New Roman" w:hAnsi="Times New Roman" w:eastAsia="宋体"/>
+                <w:b/>
+                <w:sz w:val="20"/>
+              </w:rPr>
+              <w:t>一次审核动作就把改动并入权威库</w:t>
+            </w:r>
+          </w:p>
+        </w:tc>
+        <w:tc>
+          <w:tcPr>
+            <w:tcW w:type="dxa" w:w="3022"/>
+          </w:tcPr>
+          <w:p>
+            <w:pPr>
+              <w:jc w:val="center"/>
+            </w:pPr>
+            <w:r/>
+            <w:r>
+              <w:rPr>
+                <w:rFonts w:ascii="Times New Roman" w:hAnsi="Times New Roman" w:eastAsia="宋体"/>
+                <w:b w:val="0"/>
+                <w:sz w:val="20"/>
+              </w:rPr>
+              <w:t>不引入分布式一致性</w:t>
+            </w:r>
+          </w:p>
+        </w:tc>
+      </w:tr>
+      <w:tr>
+        <w:tc>
+          <w:tcPr>
+            <w:tcW w:type="dxa" w:w="3022"/>
+          </w:tcPr>
+          <w:p>
+            <w:pPr>
+              <w:jc w:val="center"/>
+            </w:pPr>
+            <w:r/>
+            <w:r>
+              <w:rPr>
+                <w:rFonts w:ascii="Times New Roman" w:hAnsi="Times New Roman" w:eastAsia="宋体"/>
+                <w:b w:val="0"/>
+                <w:sz w:val="20"/>
+              </w:rPr>
+              <w:t>冲突</w:t>
+            </w:r>
+          </w:p>
+        </w:tc>
+        <w:tc>
+          <w:tcPr>
+            <w:tcW w:type="dxa" w:w="3022"/>
+          </w:tcPr>
+          <w:p>
+            <w:pPr>
+              <w:jc w:val="center"/>
+            </w:pPr>
+            <w:r/>
+            <w:r>
+              <w:rPr>
+                <w:rFonts w:ascii="Times New Roman" w:hAnsi="Times New Roman" w:eastAsia="宋体"/>
+                <w:b w:val="0"/>
+                <w:sz w:val="20"/>
+              </w:rPr>
+              <w:t>同一行被两人同时改 → staging 各存一份快照，审核页并排显示，</w:t>
+            </w:r>
+            <w:r>
+              <w:rPr>
+                <w:rFonts w:ascii="Times New Roman" w:hAnsi="Times New Roman" w:eastAsia="宋体"/>
+                <w:b/>
+                <w:sz w:val="20"/>
+              </w:rPr>
+              <w:t>后提交者需重新确认</w:t>
+            </w:r>
+          </w:p>
+        </w:tc>
+        <w:tc>
+          <w:tcPr>
+            <w:tcW w:type="dxa" w:w="3022"/>
+          </w:tcPr>
+          <w:p>
+            <w:pPr>
+              <w:jc w:val="center"/>
+            </w:pPr>
+            <w:r/>
+            <w:r>
+              <w:rPr>
+                <w:rFonts w:ascii="Times New Roman" w:hAnsi="Times New Roman" w:eastAsia="宋体"/>
+                <w:b w:val="0"/>
+                <w:sz w:val="20"/>
+              </w:rPr>
+              <w:t>不自动合并</w:t>
+            </w:r>
+          </w:p>
+        </w:tc>
+      </w:tr>
+      <w:tr>
+        <w:tc>
+          <w:tcPr>
+            <w:tcW w:type="dxa" w:w="3022"/>
+          </w:tcPr>
+          <w:p>
+            <w:pPr>
+              <w:jc w:val="center"/>
+            </w:pPr>
+            <w:r/>
+            <w:r>
+              <w:rPr>
+                <w:rFonts w:ascii="Times New Roman" w:hAnsi="Times New Roman" w:eastAsia="宋体"/>
+                <w:b w:val="0"/>
+                <w:sz w:val="20"/>
+              </w:rPr>
+              <w:t>留痕</w:t>
+            </w:r>
+          </w:p>
+        </w:tc>
+        <w:tc>
+          <w:tcPr>
+            <w:tcW w:type="dxa" w:w="3022"/>
+          </w:tcPr>
+          <w:p>
+            <w:pPr>
+              <w:jc w:val="center"/>
+            </w:pPr>
+            <w:r/>
+            <w:r>
+              <w:rPr>
+                <w:rFonts w:ascii="Times New Roman" w:hAnsi="Times New Roman" w:eastAsia="宋体"/>
+                <w:b w:val="0"/>
+                <w:sz w:val="20"/>
+              </w:rPr>
+              <w:t>每条 staging 记录保留：proposer / 时间 / 字段级 diff / 审核人 / 审核意见</w:t>
+            </w:r>
+          </w:p>
+        </w:tc>
+        <w:tc>
+          <w:tcPr>
+            <w:tcW w:type="dxa" w:w="3022"/>
+          </w:tcPr>
+          <w:p>
+            <w:pPr>
+              <w:jc w:val="center"/>
+            </w:pPr>
+            <w:r/>
+            <w:r>
+              <w:rPr>
+                <w:rFonts w:ascii="Times New Roman" w:hAnsi="Times New Roman" w:eastAsia="宋体"/>
+                <w:b w:val="0"/>
+                <w:sz w:val="20"/>
+              </w:rPr>
+              <w:t>审核意见必填</w:t>
+            </w:r>
+          </w:p>
+        </w:tc>
+      </w:tr>
+      <w:tr>
+        <w:tc>
+          <w:tcPr>
+            <w:tcW w:type="dxa" w:w="3022"/>
+          </w:tcPr>
+          <w:p>
+            <w:pPr>
+              <w:jc w:val="center"/>
+            </w:pPr>
+            <w:r/>
+            <w:r>
+              <w:rPr>
+                <w:rFonts w:ascii="Times New Roman" w:hAnsi="Times New Roman" w:eastAsia="宋体"/>
+                <w:b w:val="0"/>
+                <w:sz w:val="20"/>
+              </w:rPr>
+              <w:t>审核页形态</w:t>
+            </w:r>
+          </w:p>
+        </w:tc>
+        <w:tc>
+          <w:tcPr>
+            <w:tcW w:type="dxa" w:w="3022"/>
+          </w:tcPr>
+          <w:p>
+            <w:pPr>
+              <w:jc w:val="center"/>
+            </w:pPr>
+            <w:r/>
+            <w:r>
+              <w:rPr>
+                <w:rFonts w:ascii="Times New Roman" w:hAnsi="Times New Roman" w:eastAsia="宋体"/>
+                <w:b w:val="0"/>
+                <w:sz w:val="20"/>
+              </w:rPr>
+              <w:t>抄 msyt 的「采集日志」页：时间 / 操作者 / 动作 / 条数</w:t>
+            </w:r>
+          </w:p>
+        </w:tc>
+        <w:tc>
+          <w:tcPr>
+            <w:tcW w:type="dxa" w:w="3022"/>
+          </w:tcPr>
+          <w:p>
+            <w:pPr>
+              <w:jc w:val="center"/>
+            </w:pPr>
+            <w:r/>
+            <w:r>
+              <w:rPr>
+                <w:rFonts w:ascii="Times New Roman" w:hAnsi="Times New Roman" w:eastAsia="宋体"/>
+                <w:b w:val="0"/>
+                <w:sz w:val="20"/>
+              </w:rPr>
+              <w:t>复用既有范式</w:t>
+            </w:r>
+          </w:p>
+        </w:tc>
+      </w:tr>
+    </w:tbl>
+    <w:p/>
+    <w:p>
+      <w:r>
+        <w:rPr>
+          <w:rFonts w:ascii="Times New Roman" w:hAnsi="Times New Roman" w:eastAsia="宋体"/>
+          <w:b/>
+          <w:sz w:val="22"/>
+        </w:rPr>
+        <w:t>界面</w:t>
+      </w:r>
+    </w:p>
+    <w:p>
+      <w:pPr>
+        <w:spacing w:after="80"/>
+        <w:ind w:left="425" w:hanging="425"/>
+      </w:pPr>
       <w:r>
         <w:rPr>
           <w:rFonts w:ascii="Times New Roman" w:hAnsi="Times New Roman" w:eastAsia="宋体"/>
           <w:b w:val="0"/>
           <w:sz w:val="22"/>
         </w:rPr>
-        <w:t>``</w:t>
-      </w:r>
-      <w:r>
-        <w:rPr>
-          <w:rFonts w:ascii="Consolas" w:hAnsi="Consolas" w:eastAsia="宋体"/>
+        <w:t>· 文献页「＋ 新增文献」/「✎ 编辑」→ 录入表单</w:t>
+      </w:r>
+    </w:p>
+    <w:p>
+      <w:pPr>
+        <w:spacing w:after="80"/>
+        <w:ind w:left="425" w:hanging="425"/>
+      </w:pPr>
+      <w:r>
+        <w:rPr>
+          <w:rFonts w:ascii="Times New Roman" w:hAnsi="Times New Roman" w:eastAsia="宋体"/>
           <w:b w:val="0"/>
-          <w:color w:val="A31D1D"/>
-          <w:sz w:val="21"/>
-        </w:rPr>
-        <w:t xml:space="preserve"> ① 录入者填表（在线表单 / 或导入 xlsx —— 走 F3 那条通道） ↓ ② 存 staging（带 proposer、状态 pending、**逐字段差异快照**） ↓ ③ 审核人在「待审」页逐条看左右对比 → 采纳 / 驳回 / 退回修改 ↓ 采纳 → 写正式表 + 写 import_log + 重算标签与图谱 </w:t>
+          <w:sz w:val="22"/>
+        </w:rPr>
+        <w:t>· 导航「待审」（</w:t>
+      </w:r>
+      <w:r>
+        <w:rPr>
+          <w:rFonts w:ascii="Times New Roman" w:hAnsi="Times New Roman" w:eastAsia="宋体"/>
+          <w:b/>
+          <w:sz w:val="22"/>
+        </w:rPr>
+        <w:t>仅 admin 可见</w:t>
       </w:r>
       <w:r>
         <w:rPr>
@@ -26623,7 +28208,627 @@
           <w:b w:val="0"/>
           <w:sz w:val="22"/>
         </w:rPr>
-        <w:t>``</w:t>
+        <w:t>）：列表 + 左右对比（原值 vs 提案值，</w:t>
+      </w:r>
+      <w:r>
+        <w:rPr>
+          <w:rFonts w:ascii="Times New Roman" w:hAnsi="Times New Roman" w:eastAsia="宋体"/>
+          <w:b/>
+          <w:sz w:val="22"/>
+        </w:rPr>
+        <w:t>只高亮有差异的字段</w:t>
+      </w:r>
+      <w:r>
+        <w:rPr>
+          <w:rFonts w:ascii="Times New Roman" w:hAnsi="Times New Roman" w:eastAsia="宋体"/>
+          <w:b w:val="0"/>
+          <w:sz w:val="22"/>
+        </w:rPr>
+        <w:t>）+ 采纳/驳回</w:t>
+      </w:r>
+    </w:p>
+    <w:p>
+      <w:pPr>
+        <w:spacing w:after="80"/>
+        <w:ind w:left="425" w:hanging="425"/>
+      </w:pPr>
+      <w:r>
+        <w:rPr>
+          <w:rFonts w:ascii="Times New Roman" w:hAnsi="Times New Roman" w:eastAsia="宋体"/>
+          <w:b w:val="0"/>
+          <w:sz w:val="22"/>
+        </w:rPr>
+        <w:t>· 驳回要能写意见，提案人能看到</w:t>
+      </w:r>
+    </w:p>
+    <w:p>
+      <w:r>
+        <w:rPr>
+          <w:rFonts w:ascii="Times New Roman" w:hAnsi="Times New Roman" w:eastAsia="宋体"/>
+          <w:b/>
+          <w:sz w:val="22"/>
+        </w:rPr>
+        <w:t>验收</w:t>
+      </w:r>
+    </w:p>
+    <w:tbl>
+      <w:tblPr>
+        <w:tblStyle w:val="TableGrid"/>
+        <w:tblW w:type="auto" w:w="0"/>
+        <w:jc w:val="center"/>
+        <w:tblLook w:firstColumn="1" w:firstRow="1" w:lastColumn="0" w:lastRow="0" w:noHBand="0" w:noVBand="1" w:val="04A0"/>
+      </w:tblPr>
+      <w:tblGrid>
+        <w:gridCol w:w="4533"/>
+        <w:gridCol w:w="4533"/>
+      </w:tblGrid>
+      <w:tr>
+        <w:tc>
+          <w:tcPr>
+            <w:tcW w:type="dxa" w:w="4533"/>
+          </w:tcPr>
+          <w:p>
+            <w:pPr>
+              <w:jc w:val="center"/>
+            </w:pPr>
+            <w:r>
+              <w:rPr>
+                <w:b/>
+              </w:rPr>
+            </w:r>
+            <w:r>
+              <w:rPr>
+                <w:rFonts w:ascii="Times New Roman" w:hAnsi="Times New Roman" w:eastAsia="宋体"/>
+                <w:b/>
+                <w:sz w:val="20"/>
+              </w:rPr>
+              <w:t>编号</w:t>
+            </w:r>
+          </w:p>
+        </w:tc>
+        <w:tc>
+          <w:tcPr>
+            <w:tcW w:type="dxa" w:w="4533"/>
+          </w:tcPr>
+          <w:p>
+            <w:pPr>
+              <w:jc w:val="center"/>
+            </w:pPr>
+            <w:r>
+              <w:rPr>
+                <w:b/>
+              </w:rPr>
+            </w:r>
+            <w:r>
+              <w:rPr>
+                <w:rFonts w:ascii="Times New Roman" w:hAnsi="Times New Roman" w:eastAsia="宋体"/>
+                <w:b/>
+                <w:sz w:val="20"/>
+              </w:rPr>
+              <w:t>标准</w:t>
+            </w:r>
+          </w:p>
+        </w:tc>
+      </w:tr>
+      <w:tr>
+        <w:tc>
+          <w:tcPr>
+            <w:tcW w:type="dxa" w:w="4533"/>
+          </w:tcPr>
+          <w:p>
+            <w:pPr>
+              <w:jc w:val="center"/>
+            </w:pPr>
+            <w:r/>
+            <w:r>
+              <w:rPr>
+                <w:rFonts w:ascii="Times New Roman" w:hAnsi="Times New Roman" w:eastAsia="宋体"/>
+                <w:b w:val="0"/>
+                <w:sz w:val="20"/>
+              </w:rPr>
+              <w:t>L2-1</w:t>
+            </w:r>
+          </w:p>
+        </w:tc>
+        <w:tc>
+          <w:tcPr>
+            <w:tcW w:type="dxa" w:w="4533"/>
+          </w:tcPr>
+          <w:p>
+            <w:pPr>
+              <w:jc w:val="center"/>
+            </w:pPr>
+            <w:r/>
+            <w:r>
+              <w:rPr>
+                <w:rFonts w:ascii="Times New Roman" w:hAnsi="Times New Roman" w:eastAsia="宋体"/>
+                <w:b w:val="0"/>
+                <w:sz w:val="20"/>
+              </w:rPr>
+              <w:t>普通用户提的提案</w:t>
+            </w:r>
+            <w:r>
+              <w:rPr>
+                <w:rFonts w:ascii="Times New Roman" w:hAnsi="Times New Roman" w:eastAsia="宋体"/>
+                <w:b/>
+                <w:sz w:val="20"/>
+              </w:rPr>
+              <w:t>不能</w:t>
+            </w:r>
+            <w:r>
+              <w:rPr>
+                <w:rFonts w:ascii="Times New Roman" w:hAnsi="Times New Roman" w:eastAsia="宋体"/>
+                <w:b w:val="0"/>
+                <w:sz w:val="20"/>
+              </w:rPr>
+              <w:t>直接改正式表（</w:t>
+            </w:r>
+            <w:r>
+              <w:rPr>
+                <w:rFonts w:ascii="Times New Roman" w:hAnsi="Times New Roman" w:eastAsia="宋体"/>
+                <w:b/>
+                <w:sz w:val="20"/>
+              </w:rPr>
+              <w:t>查库确认</w:t>
+            </w:r>
+            <w:r>
+              <w:rPr>
+                <w:rFonts w:ascii="Times New Roman" w:hAnsi="Times New Roman" w:eastAsia="宋体"/>
+                <w:b w:val="0"/>
+                <w:sz w:val="20"/>
+              </w:rPr>
+              <w:t>，不能只看界面）</w:t>
+            </w:r>
+          </w:p>
+        </w:tc>
+      </w:tr>
+      <w:tr>
+        <w:tc>
+          <w:tcPr>
+            <w:tcW w:type="dxa" w:w="4533"/>
+          </w:tcPr>
+          <w:p>
+            <w:pPr>
+              <w:jc w:val="center"/>
+            </w:pPr>
+            <w:r/>
+            <w:r>
+              <w:rPr>
+                <w:rFonts w:ascii="Times New Roman" w:hAnsi="Times New Roman" w:eastAsia="宋体"/>
+                <w:b w:val="0"/>
+                <w:sz w:val="20"/>
+              </w:rPr>
+              <w:t>L2-2</w:t>
+            </w:r>
+          </w:p>
+        </w:tc>
+        <w:tc>
+          <w:tcPr>
+            <w:tcW w:type="dxa" w:w="4533"/>
+          </w:tcPr>
+          <w:p>
+            <w:pPr>
+              <w:jc w:val="center"/>
+            </w:pPr>
+            <w:r/>
+            <w:r>
+              <w:rPr>
+                <w:rFonts w:ascii="Times New Roman" w:hAnsi="Times New Roman" w:eastAsia="宋体"/>
+                <w:b w:val="0"/>
+                <w:sz w:val="20"/>
+              </w:rPr>
+              <w:t xml:space="preserve">管理员采纳后：正式表变 + staging 变已审 + </w:t>
+            </w:r>
+            <w:r>
+              <w:rPr>
+                <w:rFonts w:ascii="Times New Roman" w:hAnsi="Times New Roman" w:eastAsia="宋体"/>
+                <w:b/>
+                <w:sz w:val="20"/>
+              </w:rPr>
+              <w:t>图谱边数跟着变</w:t>
+            </w:r>
+          </w:p>
+        </w:tc>
+      </w:tr>
+      <w:tr>
+        <w:tc>
+          <w:tcPr>
+            <w:tcW w:type="dxa" w:w="4533"/>
+          </w:tcPr>
+          <w:p>
+            <w:pPr>
+              <w:jc w:val="center"/>
+            </w:pPr>
+            <w:r/>
+            <w:r>
+              <w:rPr>
+                <w:rFonts w:ascii="Times New Roman" w:hAnsi="Times New Roman" w:eastAsia="宋体"/>
+                <w:b w:val="0"/>
+                <w:sz w:val="20"/>
+              </w:rPr>
+              <w:t>L2-3</w:t>
+            </w:r>
+          </w:p>
+        </w:tc>
+        <w:tc>
+          <w:tcPr>
+            <w:tcW w:type="dxa" w:w="4533"/>
+          </w:tcPr>
+          <w:p>
+            <w:pPr>
+              <w:jc w:val="center"/>
+            </w:pPr>
+            <w:r/>
+            <w:r>
+              <w:rPr>
+                <w:rFonts w:ascii="Times New Roman" w:hAnsi="Times New Roman" w:eastAsia="宋体"/>
+                <w:b w:val="0"/>
+                <w:sz w:val="20"/>
+              </w:rPr>
+              <w:t>驳回能写意见，提案人看得到</w:t>
+            </w:r>
+          </w:p>
+        </w:tc>
+      </w:tr>
+      <w:tr>
+        <w:tc>
+          <w:tcPr>
+            <w:tcW w:type="dxa" w:w="4533"/>
+          </w:tcPr>
+          <w:p>
+            <w:pPr>
+              <w:jc w:val="center"/>
+            </w:pPr>
+            <w:r/>
+            <w:r>
+              <w:rPr>
+                <w:rFonts w:ascii="Times New Roman" w:hAnsi="Times New Roman" w:eastAsia="宋体"/>
+                <w:b w:val="0"/>
+                <w:sz w:val="20"/>
+              </w:rPr>
+              <w:t>L2-4</w:t>
+            </w:r>
+          </w:p>
+        </w:tc>
+        <w:tc>
+          <w:tcPr>
+            <w:tcW w:type="dxa" w:w="4533"/>
+          </w:tcPr>
+          <w:p>
+            <w:pPr>
+              <w:jc w:val="center"/>
+            </w:pPr>
+            <w:r/>
+            <w:r>
+              <w:rPr>
+                <w:rFonts w:ascii="Times New Roman" w:hAnsi="Times New Roman" w:eastAsia="宋体"/>
+                <w:b w:val="0"/>
+                <w:sz w:val="20"/>
+              </w:rPr>
+              <w:t xml:space="preserve">改 1 个字段，diff </w:t>
+            </w:r>
+            <w:r>
+              <w:rPr>
+                <w:rFonts w:ascii="Times New Roman" w:hAnsi="Times New Roman" w:eastAsia="宋体"/>
+                <w:b/>
+                <w:sz w:val="20"/>
+              </w:rPr>
+              <w:t>只显示 1 行</w:t>
+            </w:r>
+            <w:r>
+              <w:rPr>
+                <w:rFonts w:ascii="Times New Roman" w:hAnsi="Times New Roman" w:eastAsia="宋体"/>
+                <w:b w:val="0"/>
+                <w:sz w:val="20"/>
+              </w:rPr>
+              <w:t>差异（不是整行对比）</w:t>
+            </w:r>
+          </w:p>
+        </w:tc>
+      </w:tr>
+      <w:tr>
+        <w:tc>
+          <w:tcPr>
+            <w:tcW w:type="dxa" w:w="4533"/>
+          </w:tcPr>
+          <w:p>
+            <w:pPr>
+              <w:jc w:val="center"/>
+            </w:pPr>
+            <w:r/>
+            <w:r>
+              <w:rPr>
+                <w:rFonts w:ascii="Times New Roman" w:hAnsi="Times New Roman" w:eastAsia="宋体"/>
+                <w:b w:val="0"/>
+                <w:sz w:val="20"/>
+              </w:rPr>
+              <w:t>L2-5</w:t>
+            </w:r>
+          </w:p>
+        </w:tc>
+        <w:tc>
+          <w:tcPr>
+            <w:tcW w:type="dxa" w:w="4533"/>
+          </w:tcPr>
+          <w:p>
+            <w:pPr>
+              <w:jc w:val="center"/>
+            </w:pPr>
+            <w:r/>
+            <w:r>
+              <w:rPr>
+                <w:rFonts w:ascii="Times New Roman" w:hAnsi="Times New Roman" w:eastAsia="宋体"/>
+                <w:b w:val="0"/>
+                <w:sz w:val="20"/>
+              </w:rPr>
+              <w:t>同一行两人同时提 → 审核页</w:t>
+            </w:r>
+            <w:r>
+              <w:rPr>
+                <w:rFonts w:ascii="Times New Roman" w:hAnsi="Times New Roman" w:eastAsia="宋体"/>
+                <w:b/>
+                <w:sz w:val="20"/>
+              </w:rPr>
+              <w:t>并排显示两份</w:t>
+            </w:r>
+            <w:r>
+              <w:rPr>
+                <w:rFonts w:ascii="Times New Roman" w:hAnsi="Times New Roman" w:eastAsia="宋体"/>
+                <w:b w:val="0"/>
+                <w:sz w:val="20"/>
+              </w:rPr>
+              <w:t>，不自动合并</w:t>
+            </w:r>
+          </w:p>
+        </w:tc>
+      </w:tr>
+    </w:tbl>
+    <w:p/>
+    <w:p>
+      <w:pPr>
+        <w:spacing w:before="40" w:after="40"/>
+        <w:jc w:val="center"/>
+      </w:pPr>
+      <w:r>
+        <w:rPr>
+          <w:rFonts w:ascii="Times New Roman" w:hAnsi="Times New Roman" w:eastAsia="宋体"/>
+          <w:sz w:val="18"/>
+        </w:rPr>
+        <w:t>──────────────────────────────────</w:t>
+      </w:r>
+    </w:p>
+    <w:p>
+      <w:pPr>
+        <w:pStyle w:val="Heading3"/>
+        <w:spacing w:before="200" w:after="120"/>
+      </w:pPr>
+      <w:r>
+        <w:rPr>
+          <w:rFonts w:ascii="Times New Roman" w:hAnsi="Times New Roman" w:eastAsia="黑体"/>
+          <w:b/>
+          <w:sz w:val="25"/>
+        </w:rPr>
+        <w:t>草稿 3 · 地图、时间线、统计图</w:t>
+      </w:r>
+    </w:p>
+    <w:p>
+      <w:r>
+        <w:rPr>
+          <w:rFonts w:ascii="Times New Roman" w:hAnsi="Times New Roman" w:eastAsia="宋体"/>
+          <w:b/>
+          <w:sz w:val="22"/>
+        </w:rPr>
+        <w:t>这三项难度差很大，必须拆开排。</w:t>
+      </w:r>
+    </w:p>
+    <w:p>
+      <w:r>
+        <w:rPr>
+          <w:rFonts w:ascii="Times New Roman" w:hAnsi="Times New Roman" w:eastAsia="宋体"/>
+          <w:b w:val="0"/>
+          <w:sz w:val="22"/>
+        </w:rPr>
+        <w:t>#### ③-a 统计图（纯代码，1 天）</w:t>
+      </w:r>
+    </w:p>
+    <w:p>
+      <w:r>
+        <w:rPr>
+          <w:rFonts w:ascii="Times New Roman" w:hAnsi="Times New Roman" w:eastAsia="宋体"/>
+          <w:b w:val="0"/>
+          <w:sz w:val="22"/>
+        </w:rPr>
+        <w:t>现有总览已有 6 组分布（文献类型 / 语种 / 出版年份 / 数据来源类型 / 开放类型 / 时间分期标签）。</w:t>
+      </w:r>
+    </w:p>
+    <w:p>
+      <w:r>
+        <w:rPr>
+          <w:rFonts w:ascii="Times New Roman" w:hAnsi="Times New Roman" w:eastAsia="宋体"/>
+          <w:b/>
+          <w:sz w:val="22"/>
+        </w:rPr>
+        <w:t>新增</w:t>
+      </w:r>
+      <w:r>
+        <w:rPr>
+          <w:rFonts w:ascii="Times New Roman" w:hAnsi="Times New Roman" w:eastAsia="宋体"/>
+          <w:b w:val="0"/>
+          <w:sz w:val="22"/>
+        </w:rPr>
+        <w:t>：</w:t>
+      </w:r>
+    </w:p>
+    <w:p>
+      <w:pPr>
+        <w:spacing w:after="80"/>
+        <w:ind w:left="425" w:hanging="425"/>
+      </w:pPr>
+      <w:r>
+        <w:rPr>
+          <w:rFonts w:ascii="Times New Roman" w:hAnsi="Times New Roman" w:eastAsia="宋体"/>
+          <w:b w:val="0"/>
+          <w:sz w:val="22"/>
+        </w:rPr>
+        <w:t xml:space="preserve">1. </w:t>
+      </w:r>
+      <w:r>
+        <w:rPr>
+          <w:rFonts w:ascii="Times New Roman" w:hAnsi="Times New Roman" w:eastAsia="宋体"/>
+          <w:b/>
+          <w:sz w:val="22"/>
+        </w:rPr>
+        <w:t>交叉分析</w:t>
+      </w:r>
+      <w:r>
+        <w:rPr>
+          <w:rFonts w:ascii="Times New Roman" w:hAnsi="Times New Roman" w:eastAsia="宋体"/>
+          <w:b w:val="0"/>
+          <w:sz w:val="22"/>
+        </w:rPr>
+        <w:t>：主题 × 年代、空间分区 × 文献类型、语种 × 标签</w:t>
+      </w:r>
+    </w:p>
+    <w:p>
+      <w:pPr>
+        <w:spacing w:after="80"/>
+        <w:ind w:left="425" w:hanging="425"/>
+      </w:pPr>
+      <w:r>
+        <w:rPr>
+          <w:rFonts w:ascii="Times New Roman" w:hAnsi="Times New Roman" w:eastAsia="宋体"/>
+          <w:b w:val="0"/>
+          <w:sz w:val="22"/>
+        </w:rPr>
+        <w:t xml:space="preserve">2. </w:t>
+      </w:r>
+      <w:r>
+        <w:rPr>
+          <w:rFonts w:ascii="Times New Roman" w:hAnsi="Times New Roman" w:eastAsia="宋体"/>
+          <w:b/>
+          <w:sz w:val="22"/>
+        </w:rPr>
+        <w:t>标签共现矩阵</w:t>
+      </w:r>
+      <w:r>
+        <w:rPr>
+          <w:rFonts w:ascii="Times New Roman" w:hAnsi="Times New Roman" w:eastAsia="宋体"/>
+          <w:b w:val="0"/>
+          <w:sz w:val="22"/>
+        </w:rPr>
+        <w:t>：哪些主题/空间标签常一起出现（这直接支撑「良渚文化的知识结构」）</w:t>
+      </w:r>
+    </w:p>
+    <w:p>
+      <w:pPr>
+        <w:spacing w:after="80"/>
+        <w:ind w:left="425" w:hanging="425"/>
+      </w:pPr>
+      <w:r>
+        <w:rPr>
+          <w:rFonts w:ascii="Times New Roman" w:hAnsi="Times New Roman" w:eastAsia="宋体"/>
+          <w:b w:val="0"/>
+          <w:sz w:val="22"/>
+        </w:rPr>
+        <w:t>3. 每张图：⬇PNG（2 倍分辨率） / ⬇CSV / ⬇</w:t>
+      </w:r>
+      <w:r>
+        <w:rPr>
+          <w:rFonts w:ascii="Times New Roman" w:hAnsi="Times New Roman" w:eastAsia="宋体"/>
+          <w:b/>
+          <w:sz w:val="22"/>
+        </w:rPr>
+        <w:t>离线 HTML</w:t>
+      </w:r>
+      <w:r>
+        <w:rPr>
+          <w:rFonts w:ascii="Times New Roman" w:hAnsi="Times New Roman" w:eastAsia="宋体"/>
+          <w:b w:val="0"/>
+          <w:sz w:val="22"/>
+        </w:rPr>
+        <w:t>（内联，断网双击可开）</w:t>
+      </w:r>
+    </w:p>
+    <w:p>
+      <w:pPr>
+        <w:spacing w:after="80"/>
+        <w:ind w:left="425" w:hanging="425"/>
+      </w:pPr>
+      <w:r>
+        <w:rPr>
+          <w:rFonts w:ascii="Times New Roman" w:hAnsi="Times New Roman" w:eastAsia="宋体"/>
+          <w:b w:val="0"/>
+          <w:sz w:val="22"/>
+        </w:rPr>
+        <w:t xml:space="preserve">4. </w:t>
+      </w:r>
+      <w:r>
+        <w:rPr>
+          <w:rFonts w:ascii="Times New Roman" w:hAnsi="Times New Roman" w:eastAsia="宋体"/>
+          <w:b/>
+          <w:sz w:val="22"/>
+        </w:rPr>
+        <w:t>口径页脚必写</w:t>
+      </w:r>
+      <w:r>
+        <w:rPr>
+          <w:rFonts w:ascii="Times New Roman" w:hAnsi="Times New Roman" w:eastAsia="宋体"/>
+          <w:b w:val="0"/>
+          <w:sz w:val="22"/>
+        </w:rPr>
+        <w:t>（抄 cacx）：像「各行相加会超过总数」这种必须写在图上</w:t>
+      </w:r>
+    </w:p>
+    <w:p>
+      <w:r>
+        <w:rPr>
+          <w:rFonts w:ascii="Times New Roman" w:hAnsi="Times New Roman" w:eastAsia="宋体"/>
+          <w:b w:val="0"/>
+          <w:sz w:val="22"/>
+        </w:rPr>
+        <w:t>#### ③-b 时间线（1 天，但</w:t>
+      </w:r>
+      <w:r>
+        <w:rPr>
+          <w:rFonts w:ascii="Times New Roman" w:hAnsi="Times New Roman" w:eastAsia="宋体"/>
+          <w:b/>
+          <w:sz w:val="22"/>
+        </w:rPr>
+        <w:t>必须先定口径</w:t>
+      </w:r>
+      <w:r>
+        <w:rPr>
+          <w:rFonts w:ascii="Times New Roman" w:hAnsi="Times New Roman" w:eastAsia="宋体"/>
+          <w:b w:val="0"/>
+          <w:sz w:val="22"/>
+        </w:rPr>
+        <w:t>）</w:t>
+      </w:r>
+    </w:p>
+    <w:p>
+      <w:r>
+        <w:rPr>
+          <w:rFonts w:ascii="Times New Roman" w:hAnsi="Times New Roman" w:eastAsia="宋体"/>
+          <w:b w:val="0"/>
+          <w:sz w:val="22"/>
+        </w:rPr>
+        <w:t xml:space="preserve">★ </w:t>
+      </w:r>
+      <w:r>
+        <w:rPr>
+          <w:rFonts w:ascii="Times New Roman" w:hAnsi="Times New Roman" w:eastAsia="宋体"/>
+          <w:b/>
+          <w:sz w:val="22"/>
+        </w:rPr>
+        <w:t>两根轴不能混</w:t>
+      </w:r>
+      <w:r>
+        <w:rPr>
+          <w:rFonts w:ascii="Times New Roman" w:hAnsi="Times New Roman" w:eastAsia="宋体"/>
+          <w:b w:val="0"/>
+          <w:sz w:val="22"/>
+        </w:rPr>
+        <w:t>：</w:t>
       </w:r>
     </w:p>
     <w:tbl>
@@ -26658,7 +28863,7 @@
                 <w:b/>
                 <w:sz w:val="20"/>
               </w:rPr>
-              <w:t>项</w:t>
+              <w:t>轴</w:t>
             </w:r>
           </w:p>
         </w:tc>
@@ -26681,7 +28886,7 @@
                 <w:b/>
                 <w:sz w:val="20"/>
               </w:rPr>
-              <w:t>设计</w:t>
+              <w:t>数据</w:t>
             </w:r>
           </w:p>
         </w:tc>
@@ -26704,7 +28909,7 @@
                 <w:b/>
                 <w:sz w:val="20"/>
               </w:rPr>
-              <w:t>纪律</w:t>
+              <w:t>性质</w:t>
             </w:r>
           </w:p>
         </w:tc>
@@ -26722,10 +28927,10 @@
             <w:r>
               <w:rPr>
                 <w:rFonts w:ascii="Times New Roman" w:hAnsi="Times New Roman" w:eastAsia="宋体"/>
-                <w:b w:val="0"/>
-                <w:sz w:val="20"/>
-              </w:rPr>
-              <w:t>录入通道</w:t>
+                <w:b/>
+                <w:sz w:val="20"/>
+              </w:rPr>
+              <w:t>轴 1：文献出版年</w:t>
             </w:r>
           </w:p>
         </w:tc>
@@ -26744,7 +28949,7 @@
                 <w:b w:val="0"/>
                 <w:sz w:val="20"/>
               </w:rPr>
-              <w:t>在线表单（必填项按 32 列模板排布）+ F3 的 xlsx 导入</w:t>
+              <w:t>1984–2026，200 条</w:t>
             </w:r>
           </w:p>
         </w:tc>
@@ -26763,7 +28968,15 @@
                 <w:b/>
                 <w:sz w:val="20"/>
               </w:rPr>
-              <w:t>两套入口，一套 staging 机制</w:t>
+              <w:t>确切值</w:t>
+            </w:r>
+            <w:r>
+              <w:rPr>
+                <w:rFonts w:ascii="Times New Roman" w:hAnsi="Times New Roman" w:eastAsia="宋体"/>
+                <w:b w:val="0"/>
+                <w:sz w:val="20"/>
+              </w:rPr>
+              <w:t>，能做年度/年代趋势</w:t>
             </w:r>
           </w:p>
         </w:tc>
@@ -26781,10 +28994,10 @@
             <w:r>
               <w:rPr>
                 <w:rFonts w:ascii="Times New Roman" w:hAnsi="Times New Roman" w:eastAsia="宋体"/>
-                <w:b w:val="0"/>
-                <w:sz w:val="20"/>
-              </w:rPr>
-              <w:t>差异计算</w:t>
+                <w:b/>
+                <w:sz w:val="20"/>
+              </w:rPr>
+              <w:t>轴 2：良渚文化分期</w:t>
             </w:r>
           </w:p>
         </w:tc>
@@ -26803,23 +29016,7 @@
                 <w:b w:val="0"/>
                 <w:sz w:val="20"/>
               </w:rPr>
-              <w:t>复用 F3 已有的</w:t>
-            </w:r>
-            <w:r>
-              <w:rPr>
-                <w:rFonts w:ascii="Times New Roman" w:hAnsi="Times New Roman" w:eastAsia="宋体"/>
-                <w:b/>
-                <w:sz w:val="20"/>
-              </w:rPr>
-              <w:t>逐字段 diff</w:t>
-            </w:r>
-            <w:r>
-              <w:rPr>
-                <w:rFonts w:ascii="Times New Roman" w:hAnsi="Times New Roman" w:eastAsia="宋体"/>
-                <w:b w:val="0"/>
-                <w:sz w:val="20"/>
-              </w:rPr>
-              <w:t>（不是新机制，是把 F3 的通道从「文件」扩到「网页」）</w:t>
+              <w:t>标签里的「早/中/晚期」「当代」「崧泽-良渚过渡」…</w:t>
             </w:r>
           </w:p>
         </w:tc>
@@ -26838,343 +29035,15 @@
                 <w:b w:val="0"/>
                 <w:sz w:val="20"/>
               </w:rPr>
-              <w:t>不重复造轮子</w:t>
-            </w:r>
-          </w:p>
-        </w:tc>
-      </w:tr>
-      <w:tr>
-        <w:tc>
-          <w:tcPr>
-            <w:tcW w:type="dxa" w:w="3022"/>
-          </w:tcPr>
-          <w:p>
-            <w:pPr>
-              <w:jc w:val="center"/>
-            </w:pPr>
-            <w:r/>
-            <w:r>
-              <w:rPr>
-                <w:rFonts w:ascii="Times New Roman" w:hAnsi="Times New Roman" w:eastAsia="宋体"/>
-                <w:b w:val="0"/>
-                <w:sz w:val="20"/>
-              </w:rPr>
-              <w:t>权限</w:t>
-            </w:r>
-          </w:p>
-        </w:tc>
-        <w:tc>
-          <w:tcPr>
-            <w:tcW w:type="dxa" w:w="3022"/>
-          </w:tcPr>
-          <w:p>
-            <w:pPr>
-              <w:jc w:val="center"/>
-            </w:pPr>
-            <w:r/>
-            <w:r>
-              <w:rPr>
-                <w:rFonts w:ascii="Times New Roman" w:hAnsi="Times New Roman" w:eastAsia="宋体"/>
-                <w:b w:val="0"/>
-                <w:sz w:val="20"/>
-              </w:rPr>
-              <w:t>录入者只能写自己的提案；</w:t>
-            </w:r>
-            <w:r>
-              <w:rPr>
-                <w:rFonts w:ascii="Times New Roman" w:hAnsi="Times New Roman" w:eastAsia="宋体"/>
-                <w:b/>
-                <w:sz w:val="20"/>
-              </w:rPr>
-              <w:t xml:space="preserve">只有 </w:t>
-            </w:r>
-            <w:r>
-              <w:rPr>
-                <w:rFonts w:ascii="Consolas" w:hAnsi="Consolas" w:eastAsia="宋体"/>
-                <w:b/>
-                <w:color w:val="A31D1D"/>
-                <w:sz w:val="19"/>
-              </w:rPr>
-              <w:t>admin</w:t>
-            </w:r>
-            <w:r>
-              <w:rPr>
-                <w:rFonts w:ascii="Times New Roman" w:hAnsi="Times New Roman" w:eastAsia="宋体"/>
-                <w:b/>
-                <w:sz w:val="20"/>
-              </w:rPr>
-              <w:t xml:space="preserve"> 能采纳</w:t>
-            </w:r>
-          </w:p>
-        </w:tc>
-        <w:tc>
-          <w:tcPr>
-            <w:tcW w:type="dxa" w:w="3022"/>
-          </w:tcPr>
-          <w:p>
-            <w:pPr>
-              <w:jc w:val="center"/>
-            </w:pPr>
-            <w:r/>
-            <w:r>
-              <w:rPr>
-                <w:rFonts w:ascii="Times New Roman" w:hAnsi="Times New Roman" w:eastAsia="宋体"/>
-                <w:b w:val="0"/>
-                <w:sz w:val="20"/>
-              </w:rPr>
-              <w:t>界面层 + 接口层两道</w:t>
-            </w:r>
-          </w:p>
-        </w:tc>
-      </w:tr>
-      <w:tr>
-        <w:tc>
-          <w:tcPr>
-            <w:tcW w:type="dxa" w:w="3022"/>
-          </w:tcPr>
-          <w:p>
-            <w:pPr>
-              <w:jc w:val="center"/>
-            </w:pPr>
-            <w:r/>
-            <w:r>
-              <w:rPr>
-                <w:rFonts w:ascii="Times New Roman" w:hAnsi="Times New Roman" w:eastAsia="宋体"/>
-                <w:b w:val="0"/>
-                <w:sz w:val="20"/>
-              </w:rPr>
-              <w:t>同步</w:t>
-            </w:r>
-          </w:p>
-        </w:tc>
-        <w:tc>
-          <w:tcPr>
-            <w:tcW w:type="dxa" w:w="3022"/>
-          </w:tcPr>
-          <w:p>
-            <w:pPr>
-              <w:jc w:val="center"/>
-            </w:pPr>
-            <w:r/>
-            <w:r>
-              <w:rPr>
-                <w:rFonts w:ascii="Times New Roman" w:hAnsi="Times New Roman" w:eastAsia="宋体"/>
-                <w:b w:val="0"/>
-                <w:sz w:val="20"/>
-              </w:rPr>
-              <w:t xml:space="preserve">「同步」= </w:t>
-            </w:r>
-            <w:r>
-              <w:rPr>
-                <w:rFonts w:ascii="Times New Roman" w:hAnsi="Times New Roman" w:eastAsia="宋体"/>
-                <w:b/>
-                <w:sz w:val="20"/>
-              </w:rPr>
-              <w:t>一次审核动作就把改动并入权威库</w:t>
-            </w:r>
-          </w:p>
-        </w:tc>
-        <w:tc>
-          <w:tcPr>
-            <w:tcW w:type="dxa" w:w="3022"/>
-          </w:tcPr>
-          <w:p>
-            <w:pPr>
-              <w:jc w:val="center"/>
-            </w:pPr>
-            <w:r/>
-            <w:r>
-              <w:rPr>
-                <w:rFonts w:ascii="Times New Roman" w:hAnsi="Times New Roman" w:eastAsia="宋体"/>
-                <w:b w:val="0"/>
-                <w:sz w:val="20"/>
-              </w:rPr>
-              <w:t>不引入分布式一致性</w:t>
-            </w:r>
-          </w:p>
-        </w:tc>
-      </w:tr>
-      <w:tr>
-        <w:tc>
-          <w:tcPr>
-            <w:tcW w:type="dxa" w:w="3022"/>
-          </w:tcPr>
-          <w:p>
-            <w:pPr>
-              <w:jc w:val="center"/>
-            </w:pPr>
-            <w:r/>
-            <w:r>
-              <w:rPr>
-                <w:rFonts w:ascii="Times New Roman" w:hAnsi="Times New Roman" w:eastAsia="宋体"/>
-                <w:b w:val="0"/>
-                <w:sz w:val="20"/>
-              </w:rPr>
-              <w:t>冲突</w:t>
-            </w:r>
-          </w:p>
-        </w:tc>
-        <w:tc>
-          <w:tcPr>
-            <w:tcW w:type="dxa" w:w="3022"/>
-          </w:tcPr>
-          <w:p>
-            <w:pPr>
-              <w:jc w:val="center"/>
-            </w:pPr>
-            <w:r/>
-            <w:r>
-              <w:rPr>
-                <w:rFonts w:ascii="Times New Roman" w:hAnsi="Times New Roman" w:eastAsia="宋体"/>
-                <w:b w:val="0"/>
-                <w:sz w:val="20"/>
-              </w:rPr>
-              <w:t>同一行被两人同时改 → staging 各存一份快照，审核页并排显示，</w:t>
-            </w:r>
-            <w:r>
-              <w:rPr>
-                <w:rFonts w:ascii="Times New Roman" w:hAnsi="Times New Roman" w:eastAsia="宋体"/>
-                <w:b/>
-                <w:sz w:val="20"/>
-              </w:rPr>
-              <w:t>后提交者需重新确认</w:t>
-            </w:r>
-          </w:p>
-        </w:tc>
-        <w:tc>
-          <w:tcPr>
-            <w:tcW w:type="dxa" w:w="3022"/>
-          </w:tcPr>
-          <w:p>
-            <w:pPr>
-              <w:jc w:val="center"/>
-            </w:pPr>
-            <w:r/>
-            <w:r>
-              <w:rPr>
-                <w:rFonts w:ascii="Times New Roman" w:hAnsi="Times New Roman" w:eastAsia="宋体"/>
-                <w:b w:val="0"/>
-                <w:sz w:val="20"/>
-              </w:rPr>
-              <w:t>不自动合并</w:t>
-            </w:r>
-          </w:p>
-        </w:tc>
-      </w:tr>
-      <w:tr>
-        <w:tc>
-          <w:tcPr>
-            <w:tcW w:type="dxa" w:w="3022"/>
-          </w:tcPr>
-          <w:p>
-            <w:pPr>
-              <w:jc w:val="center"/>
-            </w:pPr>
-            <w:r/>
-            <w:r>
-              <w:rPr>
-                <w:rFonts w:ascii="Times New Roman" w:hAnsi="Times New Roman" w:eastAsia="宋体"/>
-                <w:b w:val="0"/>
-                <w:sz w:val="20"/>
-              </w:rPr>
-              <w:t>留痕</w:t>
-            </w:r>
-          </w:p>
-        </w:tc>
-        <w:tc>
-          <w:tcPr>
-            <w:tcW w:type="dxa" w:w="3022"/>
-          </w:tcPr>
-          <w:p>
-            <w:pPr>
-              <w:jc w:val="center"/>
-            </w:pPr>
-            <w:r/>
-            <w:r>
-              <w:rPr>
-                <w:rFonts w:ascii="Times New Roman" w:hAnsi="Times New Roman" w:eastAsia="宋体"/>
-                <w:b w:val="0"/>
-                <w:sz w:val="20"/>
-              </w:rPr>
-              <w:t>每条 staging 记录保留：proposer / 时间 / 字段级 diff / 审核人 / 审核意见</w:t>
-            </w:r>
-          </w:p>
-        </w:tc>
-        <w:tc>
-          <w:tcPr>
-            <w:tcW w:type="dxa" w:w="3022"/>
-          </w:tcPr>
-          <w:p>
-            <w:pPr>
-              <w:jc w:val="center"/>
-            </w:pPr>
-            <w:r/>
-            <w:r>
-              <w:rPr>
-                <w:rFonts w:ascii="Times New Roman" w:hAnsi="Times New Roman" w:eastAsia="宋体"/>
-                <w:b w:val="0"/>
-                <w:sz w:val="20"/>
-              </w:rPr>
-              <w:t>审核意见必填</w:t>
-            </w:r>
-          </w:p>
-        </w:tc>
-      </w:tr>
-      <w:tr>
-        <w:tc>
-          <w:tcPr>
-            <w:tcW w:type="dxa" w:w="3022"/>
-          </w:tcPr>
-          <w:p>
-            <w:pPr>
-              <w:jc w:val="center"/>
-            </w:pPr>
-            <w:r/>
-            <w:r>
-              <w:rPr>
-                <w:rFonts w:ascii="Times New Roman" w:hAnsi="Times New Roman" w:eastAsia="宋体"/>
-                <w:b w:val="0"/>
-                <w:sz w:val="20"/>
-              </w:rPr>
-              <w:t>审核页形态</w:t>
-            </w:r>
-          </w:p>
-        </w:tc>
-        <w:tc>
-          <w:tcPr>
-            <w:tcW w:type="dxa" w:w="3022"/>
-          </w:tcPr>
-          <w:p>
-            <w:pPr>
-              <w:jc w:val="center"/>
-            </w:pPr>
-            <w:r/>
-            <w:r>
-              <w:rPr>
-                <w:rFonts w:ascii="Times New Roman" w:hAnsi="Times New Roman" w:eastAsia="宋体"/>
-                <w:b w:val="0"/>
-                <w:sz w:val="20"/>
-              </w:rPr>
-              <w:t>抄 msyt 的「采集日志」页：时间 / 操作者 / 动作 / 条数</w:t>
-            </w:r>
-          </w:p>
-        </w:tc>
-        <w:tc>
-          <w:tcPr>
-            <w:tcW w:type="dxa" w:w="3022"/>
-          </w:tcPr>
-          <w:p>
-            <w:pPr>
-              <w:jc w:val="center"/>
-            </w:pPr>
-            <w:r/>
-            <w:r>
-              <w:rPr>
-                <w:rFonts w:ascii="Times New Roman" w:hAnsi="Times New Roman" w:eastAsia="宋体"/>
-                <w:b w:val="0"/>
-                <w:sz w:val="20"/>
-              </w:rPr>
-              <w:t>复用既有范式</w:t>
+              <w:t xml:space="preserve">★ </w:t>
+            </w:r>
+            <w:r>
+              <w:rPr>
+                <w:rFonts w:ascii="Times New Roman" w:hAnsi="Times New Roman" w:eastAsia="宋体"/>
+                <w:b/>
+                <w:sz w:val="20"/>
+              </w:rPr>
+              <w:t>是分类，不是连续年代</w:t>
             </w:r>
           </w:p>
         </w:tc>
@@ -27188,7 +29057,15 @@
           <w:b/>
           <w:sz w:val="22"/>
         </w:rPr>
-        <w:t>界面</w:t>
+        <w:t>做法</w:t>
+      </w:r>
+      <w:r>
+        <w:rPr>
+          <w:rFonts w:ascii="Times New Roman" w:hAnsi="Times New Roman" w:eastAsia="宋体"/>
+          <w:b w:val="0"/>
+          <w:sz w:val="22"/>
+        </w:rPr>
+        <w:t>：</w:t>
       </w:r>
     </w:p>
     <w:p>
@@ -27202,7 +29079,23 @@
           <w:b w:val="0"/>
           <w:sz w:val="22"/>
         </w:rPr>
-        <w:t>· 文献页「＋ 新增文献」/「✎ 编辑」→ 录入表单</w:t>
+        <w:t>· 时间线</w:t>
+      </w:r>
+      <w:r>
+        <w:rPr>
+          <w:rFonts w:ascii="Times New Roman" w:hAnsi="Times New Roman" w:eastAsia="宋体"/>
+          <w:b/>
+          <w:sz w:val="22"/>
+        </w:rPr>
+        <w:t>默认轴 1</w:t>
+      </w:r>
+      <w:r>
+        <w:rPr>
+          <w:rFonts w:ascii="Times New Roman" w:hAnsi="Times New Roman" w:eastAsia="宋体"/>
+          <w:b w:val="0"/>
+          <w:sz w:val="22"/>
+        </w:rPr>
+        <w:t>（出版年）</w:t>
       </w:r>
     </w:p>
     <w:p>
@@ -27216,7 +29109,7 @@
           <w:b w:val="0"/>
           <w:sz w:val="22"/>
         </w:rPr>
-        <w:t>· 导航「待审」（</w:t>
+        <w:t>· 轴 2 做成</w:t>
       </w:r>
       <w:r>
         <w:rPr>
@@ -27224,7 +29117,7 @@
           <w:b/>
           <w:sz w:val="22"/>
         </w:rPr>
-        <w:t>仅 admin 可见</w:t>
+        <w:t>分期色带</w:t>
       </w:r>
       <w:r>
         <w:rPr>
@@ -27232,23 +29125,7 @@
           <w:b w:val="0"/>
           <w:sz w:val="22"/>
         </w:rPr>
-        <w:t>）：列表 + 左右对比（原值 vs 提案值，</w:t>
-      </w:r>
-      <w:r>
-        <w:rPr>
-          <w:rFonts w:ascii="Times New Roman" w:hAnsi="Times New Roman" w:eastAsia="宋体"/>
-          <w:b/>
-          <w:sz w:val="22"/>
-        </w:rPr>
-        <w:t>只高亮有差异的字段</w:t>
-      </w:r>
-      <w:r>
-        <w:rPr>
-          <w:rFonts w:ascii="Times New Roman" w:hAnsi="Times New Roman" w:eastAsia="宋体"/>
-          <w:b w:val="0"/>
-          <w:sz w:val="22"/>
-        </w:rPr>
-        <w:t>）+ 采纳/驳回</w:t>
+        <w:t>（不是刻度轴），点击某期 → 列出该期的文献</w:t>
       </w:r>
     </w:p>
     <w:p>
@@ -27262,425 +29139,49 @@
           <w:b w:val="0"/>
           <w:sz w:val="22"/>
         </w:rPr>
-        <w:t>· 驳回要能写意见，提案人能看到</w:t>
+        <w:t>· 良渚文化的绝对年代（约公元前 3300–2300 年）只能作为</w:t>
+      </w:r>
+      <w:r>
+        <w:rPr>
+          <w:rFonts w:ascii="Times New Roman" w:hAnsi="Times New Roman" w:eastAsia="宋体"/>
+          <w:b/>
+          <w:sz w:val="22"/>
+        </w:rPr>
+        <w:t>背景参考带</w:t>
+      </w:r>
+      <w:r>
+        <w:rPr>
+          <w:rFonts w:ascii="Times New Roman" w:hAnsi="Times New Roman" w:eastAsia="宋体"/>
+          <w:b w:val="0"/>
+          <w:sz w:val="22"/>
+        </w:rPr>
+        <w:t>标出，</w:t>
       </w:r>
     </w:p>
     <w:p>
       <w:r>
         <w:rPr>
           <w:rFonts w:ascii="Times New Roman" w:hAnsi="Times New Roman" w:eastAsia="宋体"/>
+          <w:b w:val="0"/>
+          <w:sz w:val="22"/>
+        </w:rPr>
+        <w:t>并写明「</w:t>
+      </w:r>
+      <w:r>
+        <w:rPr>
+          <w:rFonts w:ascii="Times New Roman" w:hAnsi="Times New Roman" w:eastAsia="宋体"/>
           <w:b/>
           <w:sz w:val="22"/>
         </w:rPr>
-        <w:t>验收</w:t>
-      </w:r>
-    </w:p>
-    <w:tbl>
-      <w:tblPr>
-        <w:tblStyle w:val="TableGrid"/>
-        <w:tblW w:type="auto" w:w="0"/>
-        <w:jc w:val="center"/>
-        <w:tblLook w:firstColumn="1" w:firstRow="1" w:lastColumn="0" w:lastRow="0" w:noHBand="0" w:noVBand="1" w:val="04A0"/>
-      </w:tblPr>
-      <w:tblGrid>
-        <w:gridCol w:w="4533"/>
-        <w:gridCol w:w="4533"/>
-      </w:tblGrid>
-      <w:tr>
-        <w:tc>
-          <w:tcPr>
-            <w:tcW w:type="dxa" w:w="4533"/>
-          </w:tcPr>
-          <w:p>
-            <w:pPr>
-              <w:jc w:val="center"/>
-            </w:pPr>
-            <w:r>
-              <w:rPr>
-                <w:b/>
-              </w:rPr>
-            </w:r>
-            <w:r>
-              <w:rPr>
-                <w:rFonts w:ascii="Times New Roman" w:hAnsi="Times New Roman" w:eastAsia="宋体"/>
-                <w:b/>
-                <w:sz w:val="20"/>
-              </w:rPr>
-              <w:t>编号</w:t>
-            </w:r>
-          </w:p>
-        </w:tc>
-        <w:tc>
-          <w:tcPr>
-            <w:tcW w:type="dxa" w:w="4533"/>
-          </w:tcPr>
-          <w:p>
-            <w:pPr>
-              <w:jc w:val="center"/>
-            </w:pPr>
-            <w:r>
-              <w:rPr>
-                <w:b/>
-              </w:rPr>
-            </w:r>
-            <w:r>
-              <w:rPr>
-                <w:rFonts w:ascii="Times New Roman" w:hAnsi="Times New Roman" w:eastAsia="宋体"/>
-                <w:b/>
-                <w:sz w:val="20"/>
-              </w:rPr>
-              <w:t>标准</w:t>
-            </w:r>
-          </w:p>
-        </w:tc>
-      </w:tr>
-      <w:tr>
-        <w:tc>
-          <w:tcPr>
-            <w:tcW w:type="dxa" w:w="4533"/>
-          </w:tcPr>
-          <w:p>
-            <w:pPr>
-              <w:jc w:val="center"/>
-            </w:pPr>
-            <w:r/>
-            <w:r>
-              <w:rPr>
-                <w:rFonts w:ascii="Times New Roman" w:hAnsi="Times New Roman" w:eastAsia="宋体"/>
-                <w:b w:val="0"/>
-                <w:sz w:val="20"/>
-              </w:rPr>
-              <w:t>L2-1</w:t>
-            </w:r>
-          </w:p>
-        </w:tc>
-        <w:tc>
-          <w:tcPr>
-            <w:tcW w:type="dxa" w:w="4533"/>
-          </w:tcPr>
-          <w:p>
-            <w:pPr>
-              <w:jc w:val="center"/>
-            </w:pPr>
-            <w:r/>
-            <w:r>
-              <w:rPr>
-                <w:rFonts w:ascii="Times New Roman" w:hAnsi="Times New Roman" w:eastAsia="宋体"/>
-                <w:b w:val="0"/>
-                <w:sz w:val="20"/>
-              </w:rPr>
-              <w:t>普通用户提的提案</w:t>
-            </w:r>
-            <w:r>
-              <w:rPr>
-                <w:rFonts w:ascii="Times New Roman" w:hAnsi="Times New Roman" w:eastAsia="宋体"/>
-                <w:b/>
-                <w:sz w:val="20"/>
-              </w:rPr>
-              <w:t>不能</w:t>
-            </w:r>
-            <w:r>
-              <w:rPr>
-                <w:rFonts w:ascii="Times New Roman" w:hAnsi="Times New Roman" w:eastAsia="宋体"/>
-                <w:b w:val="0"/>
-                <w:sz w:val="20"/>
-              </w:rPr>
-              <w:t>直接改正式表（</w:t>
-            </w:r>
-            <w:r>
-              <w:rPr>
-                <w:rFonts w:ascii="Times New Roman" w:hAnsi="Times New Roman" w:eastAsia="宋体"/>
-                <w:b/>
-                <w:sz w:val="20"/>
-              </w:rPr>
-              <w:t>查库确认</w:t>
-            </w:r>
-            <w:r>
-              <w:rPr>
-                <w:rFonts w:ascii="Times New Roman" w:hAnsi="Times New Roman" w:eastAsia="宋体"/>
-                <w:b w:val="0"/>
-                <w:sz w:val="20"/>
-              </w:rPr>
-              <w:t>，不能只看界面）</w:t>
-            </w:r>
-          </w:p>
-        </w:tc>
-      </w:tr>
-      <w:tr>
-        <w:tc>
-          <w:tcPr>
-            <w:tcW w:type="dxa" w:w="4533"/>
-          </w:tcPr>
-          <w:p>
-            <w:pPr>
-              <w:jc w:val="center"/>
-            </w:pPr>
-            <w:r/>
-            <w:r>
-              <w:rPr>
-                <w:rFonts w:ascii="Times New Roman" w:hAnsi="Times New Roman" w:eastAsia="宋体"/>
-                <w:b w:val="0"/>
-                <w:sz w:val="20"/>
-              </w:rPr>
-              <w:t>L2-2</w:t>
-            </w:r>
-          </w:p>
-        </w:tc>
-        <w:tc>
-          <w:tcPr>
-            <w:tcW w:type="dxa" w:w="4533"/>
-          </w:tcPr>
-          <w:p>
-            <w:pPr>
-              <w:jc w:val="center"/>
-            </w:pPr>
-            <w:r/>
-            <w:r>
-              <w:rPr>
-                <w:rFonts w:ascii="Times New Roman" w:hAnsi="Times New Roman" w:eastAsia="宋体"/>
-                <w:b w:val="0"/>
-                <w:sz w:val="20"/>
-              </w:rPr>
-              <w:t xml:space="preserve">管理员采纳后：正式表变 + staging 变已审 + </w:t>
-            </w:r>
-            <w:r>
-              <w:rPr>
-                <w:rFonts w:ascii="Times New Roman" w:hAnsi="Times New Roman" w:eastAsia="宋体"/>
-                <w:b/>
-                <w:sz w:val="20"/>
-              </w:rPr>
-              <w:t>图谱边数跟着变</w:t>
-            </w:r>
-          </w:p>
-        </w:tc>
-      </w:tr>
-      <w:tr>
-        <w:tc>
-          <w:tcPr>
-            <w:tcW w:type="dxa" w:w="4533"/>
-          </w:tcPr>
-          <w:p>
-            <w:pPr>
-              <w:jc w:val="center"/>
-            </w:pPr>
-            <w:r/>
-            <w:r>
-              <w:rPr>
-                <w:rFonts w:ascii="Times New Roman" w:hAnsi="Times New Roman" w:eastAsia="宋体"/>
-                <w:b w:val="0"/>
-                <w:sz w:val="20"/>
-              </w:rPr>
-              <w:t>L2-3</w:t>
-            </w:r>
-          </w:p>
-        </w:tc>
-        <w:tc>
-          <w:tcPr>
-            <w:tcW w:type="dxa" w:w="4533"/>
-          </w:tcPr>
-          <w:p>
-            <w:pPr>
-              <w:jc w:val="center"/>
-            </w:pPr>
-            <w:r/>
-            <w:r>
-              <w:rPr>
-                <w:rFonts w:ascii="Times New Roman" w:hAnsi="Times New Roman" w:eastAsia="宋体"/>
-                <w:b w:val="0"/>
-                <w:sz w:val="20"/>
-              </w:rPr>
-              <w:t>驳回能写意见，提案人看得到</w:t>
-            </w:r>
-          </w:p>
-        </w:tc>
-      </w:tr>
-      <w:tr>
-        <w:tc>
-          <w:tcPr>
-            <w:tcW w:type="dxa" w:w="4533"/>
-          </w:tcPr>
-          <w:p>
-            <w:pPr>
-              <w:jc w:val="center"/>
-            </w:pPr>
-            <w:r/>
-            <w:r>
-              <w:rPr>
-                <w:rFonts w:ascii="Times New Roman" w:hAnsi="Times New Roman" w:eastAsia="宋体"/>
-                <w:b w:val="0"/>
-                <w:sz w:val="20"/>
-              </w:rPr>
-              <w:t>L2-4</w:t>
-            </w:r>
-          </w:p>
-        </w:tc>
-        <w:tc>
-          <w:tcPr>
-            <w:tcW w:type="dxa" w:w="4533"/>
-          </w:tcPr>
-          <w:p>
-            <w:pPr>
-              <w:jc w:val="center"/>
-            </w:pPr>
-            <w:r/>
-            <w:r>
-              <w:rPr>
-                <w:rFonts w:ascii="Times New Roman" w:hAnsi="Times New Roman" w:eastAsia="宋体"/>
-                <w:b w:val="0"/>
-                <w:sz w:val="20"/>
-              </w:rPr>
-              <w:t xml:space="preserve">改 1 个字段，diff </w:t>
-            </w:r>
-            <w:r>
-              <w:rPr>
-                <w:rFonts w:ascii="Times New Roman" w:hAnsi="Times New Roman" w:eastAsia="宋体"/>
-                <w:b/>
-                <w:sz w:val="20"/>
-              </w:rPr>
-              <w:t>只显示 1 行</w:t>
-            </w:r>
-            <w:r>
-              <w:rPr>
-                <w:rFonts w:ascii="Times New Roman" w:hAnsi="Times New Roman" w:eastAsia="宋体"/>
-                <w:b w:val="0"/>
-                <w:sz w:val="20"/>
-              </w:rPr>
-              <w:t>差异（不是整行对比）</w:t>
-            </w:r>
-          </w:p>
-        </w:tc>
-      </w:tr>
-      <w:tr>
-        <w:tc>
-          <w:tcPr>
-            <w:tcW w:type="dxa" w:w="4533"/>
-          </w:tcPr>
-          <w:p>
-            <w:pPr>
-              <w:jc w:val="center"/>
-            </w:pPr>
-            <w:r/>
-            <w:r>
-              <w:rPr>
-                <w:rFonts w:ascii="Times New Roman" w:hAnsi="Times New Roman" w:eastAsia="宋体"/>
-                <w:b w:val="0"/>
-                <w:sz w:val="20"/>
-              </w:rPr>
-              <w:t>L2-5</w:t>
-            </w:r>
-          </w:p>
-        </w:tc>
-        <w:tc>
-          <w:tcPr>
-            <w:tcW w:type="dxa" w:w="4533"/>
-          </w:tcPr>
-          <w:p>
-            <w:pPr>
-              <w:jc w:val="center"/>
-            </w:pPr>
-            <w:r/>
-            <w:r>
-              <w:rPr>
-                <w:rFonts w:ascii="Times New Roman" w:hAnsi="Times New Roman" w:eastAsia="宋体"/>
-                <w:b w:val="0"/>
-                <w:sz w:val="20"/>
-              </w:rPr>
-              <w:t>同一行两人同时提 → 审核页</w:t>
-            </w:r>
-            <w:r>
-              <w:rPr>
-                <w:rFonts w:ascii="Times New Roman" w:hAnsi="Times New Roman" w:eastAsia="宋体"/>
-                <w:b/>
-                <w:sz w:val="20"/>
-              </w:rPr>
-              <w:t>并排显示两份</w:t>
-            </w:r>
-            <w:r>
-              <w:rPr>
-                <w:rFonts w:ascii="Times New Roman" w:hAnsi="Times New Roman" w:eastAsia="宋体"/>
-                <w:b w:val="0"/>
-                <w:sz w:val="20"/>
-              </w:rPr>
-              <w:t>，不自动合并</w:t>
-            </w:r>
-          </w:p>
-        </w:tc>
-      </w:tr>
-    </w:tbl>
-    <w:p/>
-    <w:p>
-      <w:pPr>
-        <w:spacing w:before="40" w:after="40"/>
-        <w:jc w:val="center"/>
-      </w:pPr>
-      <w:r>
-        <w:rPr>
-          <w:rFonts w:ascii="Times New Roman" w:hAnsi="Times New Roman" w:eastAsia="宋体"/>
-          <w:sz w:val="18"/>
-        </w:rPr>
-        <w:t>──────────────────────────────────</w:t>
-      </w:r>
-    </w:p>
-    <w:p>
-      <w:pPr>
-        <w:pStyle w:val="Heading3"/>
-        <w:spacing w:before="200" w:after="120"/>
-      </w:pPr>
-      <w:r>
-        <w:rPr>
-          <w:rFonts w:ascii="Times New Roman" w:hAnsi="Times New Roman" w:eastAsia="黑体"/>
-          <w:b/>
-          <w:sz w:val="25"/>
-        </w:rPr>
-        <w:t>草稿 3 · 地图、时间线、统计图</w:t>
-      </w:r>
-    </w:p>
-    <w:p>
-      <w:r>
-        <w:rPr>
-          <w:rFonts w:ascii="Times New Roman" w:hAnsi="Times New Roman" w:eastAsia="宋体"/>
-          <w:b/>
-          <w:sz w:val="22"/>
-        </w:rPr>
-        <w:t>这三项难度差很大，必须拆开排。</w:t>
-      </w:r>
-    </w:p>
-    <w:p>
+        <w:t>文献的出版年与器物的年代是两回事</w:t>
+      </w:r>
       <w:r>
         <w:rPr>
           <w:rFonts w:ascii="Times New Roman" w:hAnsi="Times New Roman" w:eastAsia="宋体"/>
           <w:b w:val="0"/>
           <w:sz w:val="22"/>
         </w:rPr>
-        <w:t>#### ③-a 统计图（纯代码，1 天）</w:t>
-      </w:r>
-    </w:p>
-    <w:p>
-      <w:r>
-        <w:rPr>
-          <w:rFonts w:ascii="Times New Roman" w:hAnsi="Times New Roman" w:eastAsia="宋体"/>
-          <w:b w:val="0"/>
-          <w:sz w:val="22"/>
-        </w:rPr>
-        <w:t>现有总览已有 6 组分布（文献类型 / 语种 / 出版年份 / 数据来源类型 / 开放类型 / 时间分期标签）。</w:t>
-      </w:r>
-    </w:p>
-    <w:p>
-      <w:r>
-        <w:rPr>
-          <w:rFonts w:ascii="Times New Roman" w:hAnsi="Times New Roman" w:eastAsia="宋体"/>
-          <w:b/>
-          <w:sz w:val="22"/>
-        </w:rPr>
-        <w:t>新增</w:t>
-      </w:r>
-      <w:r>
-        <w:rPr>
-          <w:rFonts w:ascii="Times New Roman" w:hAnsi="Times New Roman" w:eastAsia="宋体"/>
-          <w:b w:val="0"/>
-          <w:sz w:val="22"/>
-        </w:rPr>
-        <w:t>：</w:t>
+        <w:t>」</w:t>
       </w:r>
     </w:p>
     <w:p>
@@ -27694,7 +29195,7 @@
           <w:b w:val="0"/>
           <w:sz w:val="22"/>
         </w:rPr>
-        <w:t xml:space="preserve">1. </w:t>
+        <w:t xml:space="preserve">· </w:t>
       </w:r>
       <w:r>
         <w:rPr>
@@ -27702,7 +29203,7 @@
           <w:b/>
           <w:sz w:val="22"/>
         </w:rPr>
-        <w:t>交叉分析</w:t>
+        <w:t>缺月补 0</w:t>
       </w:r>
       <w:r>
         <w:rPr>
@@ -27710,558 +29211,40 @@
           <w:b w:val="0"/>
           <w:sz w:val="22"/>
         </w:rPr>
-        <w:t>：主题 × 年代、空间分区 × 文献类型、语种 × 标签</w:t>
+        <w:t>（抄 cacx），否则趋势图会骗人</w:t>
       </w:r>
     </w:p>
     <w:p>
       <w:pPr>
         <w:spacing w:after="80"/>
-        <w:ind w:left="425" w:hanging="425"/>
+        <w:ind w:left="454"/>
       </w:pPr>
       <w:r>
         <w:rPr>
           <w:rFonts w:ascii="Times New Roman" w:hAnsi="Times New Roman" w:eastAsia="宋体"/>
           <w:b w:val="0"/>
-          <w:sz w:val="22"/>
-        </w:rPr>
-        <w:t xml:space="preserve">2. </w:t>
+          <w:color w:val="445566"/>
+          <w:sz w:val="21"/>
+        </w:rPr>
+        <w:t xml:space="preserve">⚠ </w:t>
       </w:r>
       <w:r>
         <w:rPr>
           <w:rFonts w:ascii="Times New Roman" w:hAnsi="Times New Roman" w:eastAsia="宋体"/>
           <w:b/>
-          <w:sz w:val="22"/>
-        </w:rPr>
-        <w:t>标签共现矩阵</w:t>
+          <w:color w:val="445566"/>
+          <w:sz w:val="21"/>
+        </w:rPr>
+        <w:t>绝不能</w:t>
       </w:r>
       <w:r>
         <w:rPr>
           <w:rFonts w:ascii="Times New Roman" w:hAnsi="Times New Roman" w:eastAsia="宋体"/>
           <w:b w:val="0"/>
-          <w:sz w:val="22"/>
-        </w:rPr>
-        <w:t>：哪些主题/空间标签常一起出现（这直接支撑「良渚文化的知识结构」）</w:t>
-      </w:r>
-    </w:p>
-    <w:p>
-      <w:pPr>
-        <w:spacing w:after="80"/>
-        <w:ind w:left="425" w:hanging="425"/>
-      </w:pPr>
-      <w:r>
-        <w:rPr>
-          <w:rFonts w:ascii="Times New Roman" w:hAnsi="Times New Roman" w:eastAsia="宋体"/>
-          <w:b w:val="0"/>
-          <w:sz w:val="22"/>
-        </w:rPr>
-        <w:t>3. 每张图：⬇PNG（2 倍分辨率） / ⬇CSV / ⬇</w:t>
-      </w:r>
-      <w:r>
-        <w:rPr>
-          <w:rFonts w:ascii="Times New Roman" w:hAnsi="Times New Roman" w:eastAsia="宋体"/>
-          <w:b/>
-          <w:sz w:val="22"/>
-        </w:rPr>
-        <w:t>离线 HTML</w:t>
-      </w:r>
-      <w:r>
-        <w:rPr>
-          <w:rFonts w:ascii="Times New Roman" w:hAnsi="Times New Roman" w:eastAsia="宋体"/>
-          <w:b w:val="0"/>
-          <w:sz w:val="22"/>
-        </w:rPr>
-        <w:t>（内联，断网双击可开）</w:t>
-      </w:r>
-    </w:p>
-    <w:p>
-      <w:pPr>
-        <w:spacing w:after="80"/>
-        <w:ind w:left="425" w:hanging="425"/>
-      </w:pPr>
-      <w:r>
-        <w:rPr>
-          <w:rFonts w:ascii="Times New Roman" w:hAnsi="Times New Roman" w:eastAsia="宋体"/>
-          <w:b w:val="0"/>
-          <w:sz w:val="22"/>
-        </w:rPr>
-        <w:t xml:space="preserve">4. </w:t>
-      </w:r>
-      <w:r>
-        <w:rPr>
-          <w:rFonts w:ascii="Times New Roman" w:hAnsi="Times New Roman" w:eastAsia="宋体"/>
-          <w:b/>
-          <w:sz w:val="22"/>
-        </w:rPr>
-        <w:t>口径页脚必写</w:t>
-      </w:r>
-      <w:r>
-        <w:rPr>
-          <w:rFonts w:ascii="Times New Roman" w:hAnsi="Times New Roman" w:eastAsia="宋体"/>
-          <w:b w:val="0"/>
-          <w:sz w:val="22"/>
-        </w:rPr>
-        <w:t>（抄 cacx）：像「各行相加会超过总数」这种必须写在图上</w:t>
-      </w:r>
-    </w:p>
-    <w:p>
-      <w:r>
-        <w:rPr>
-          <w:rFonts w:ascii="Times New Roman" w:hAnsi="Times New Roman" w:eastAsia="宋体"/>
-          <w:b w:val="0"/>
-          <w:sz w:val="22"/>
-        </w:rPr>
-        <w:t>#### ③-b 时间线（1 天，但</w:t>
-      </w:r>
-      <w:r>
-        <w:rPr>
-          <w:rFonts w:ascii="Times New Roman" w:hAnsi="Times New Roman" w:eastAsia="宋体"/>
-          <w:b/>
-          <w:sz w:val="22"/>
-        </w:rPr>
-        <w:t>必须先定口径</w:t>
-      </w:r>
-      <w:r>
-        <w:rPr>
-          <w:rFonts w:ascii="Times New Roman" w:hAnsi="Times New Roman" w:eastAsia="宋体"/>
-          <w:b w:val="0"/>
-          <w:sz w:val="22"/>
-        </w:rPr>
-        <w:t>）</w:t>
-      </w:r>
-    </w:p>
-    <w:p>
-      <w:r>
-        <w:rPr>
-          <w:rFonts w:ascii="Times New Roman" w:hAnsi="Times New Roman" w:eastAsia="宋体"/>
-          <w:b w:val="0"/>
-          <w:sz w:val="22"/>
-        </w:rPr>
-        <w:t xml:space="preserve">★ </w:t>
-      </w:r>
-      <w:r>
-        <w:rPr>
-          <w:rFonts w:ascii="Times New Roman" w:hAnsi="Times New Roman" w:eastAsia="宋体"/>
-          <w:b/>
-          <w:sz w:val="22"/>
-        </w:rPr>
-        <w:t>两根轴不能混</w:t>
-      </w:r>
-      <w:r>
-        <w:rPr>
-          <w:rFonts w:ascii="Times New Roman" w:hAnsi="Times New Roman" w:eastAsia="宋体"/>
-          <w:b w:val="0"/>
-          <w:sz w:val="22"/>
-        </w:rPr>
-        <w:t>：</w:t>
-      </w:r>
-    </w:p>
-    <w:tbl>
-      <w:tblPr>
-        <w:tblStyle w:val="TableGrid"/>
-        <w:tblW w:type="auto" w:w="0"/>
-        <w:jc w:val="center"/>
-        <w:tblLook w:firstColumn="1" w:firstRow="1" w:lastColumn="0" w:lastRow="0" w:noHBand="0" w:noVBand="1" w:val="04A0"/>
-      </w:tblPr>
-      <w:tblGrid>
-        <w:gridCol w:w="3022"/>
-        <w:gridCol w:w="3022"/>
-        <w:gridCol w:w="3022"/>
-      </w:tblGrid>
-      <w:tr>
-        <w:tc>
-          <w:tcPr>
-            <w:tcW w:type="dxa" w:w="3022"/>
-          </w:tcPr>
-          <w:p>
-            <w:pPr>
-              <w:jc w:val="center"/>
-            </w:pPr>
-            <w:r>
-              <w:rPr>
-                <w:b/>
-              </w:rPr>
-            </w:r>
-            <w:r>
-              <w:rPr>
-                <w:rFonts w:ascii="Times New Roman" w:hAnsi="Times New Roman" w:eastAsia="宋体"/>
-                <w:b/>
-                <w:sz w:val="20"/>
-              </w:rPr>
-              <w:t>轴</w:t>
-            </w:r>
-          </w:p>
-        </w:tc>
-        <w:tc>
-          <w:tcPr>
-            <w:tcW w:type="dxa" w:w="3022"/>
-          </w:tcPr>
-          <w:p>
-            <w:pPr>
-              <w:jc w:val="center"/>
-            </w:pPr>
-            <w:r>
-              <w:rPr>
-                <w:b/>
-              </w:rPr>
-            </w:r>
-            <w:r>
-              <w:rPr>
-                <w:rFonts w:ascii="Times New Roman" w:hAnsi="Times New Roman" w:eastAsia="宋体"/>
-                <w:b/>
-                <w:sz w:val="20"/>
-              </w:rPr>
-              <w:t>数据</w:t>
-            </w:r>
-          </w:p>
-        </w:tc>
-        <w:tc>
-          <w:tcPr>
-            <w:tcW w:type="dxa" w:w="3022"/>
-          </w:tcPr>
-          <w:p>
-            <w:pPr>
-              <w:jc w:val="center"/>
-            </w:pPr>
-            <w:r>
-              <w:rPr>
-                <w:b/>
-              </w:rPr>
-            </w:r>
-            <w:r>
-              <w:rPr>
-                <w:rFonts w:ascii="Times New Roman" w:hAnsi="Times New Roman" w:eastAsia="宋体"/>
-                <w:b/>
-                <w:sz w:val="20"/>
-              </w:rPr>
-              <w:t>性质</w:t>
-            </w:r>
-          </w:p>
-        </w:tc>
-      </w:tr>
-      <w:tr>
-        <w:tc>
-          <w:tcPr>
-            <w:tcW w:type="dxa" w:w="3022"/>
-          </w:tcPr>
-          <w:p>
-            <w:pPr>
-              <w:jc w:val="center"/>
-            </w:pPr>
-            <w:r/>
-            <w:r>
-              <w:rPr>
-                <w:rFonts w:ascii="Times New Roman" w:hAnsi="Times New Roman" w:eastAsia="宋体"/>
-                <w:b/>
-                <w:sz w:val="20"/>
-              </w:rPr>
-              <w:t>轴 1：文献出版年</w:t>
-            </w:r>
-          </w:p>
-        </w:tc>
-        <w:tc>
-          <w:tcPr>
-            <w:tcW w:type="dxa" w:w="3022"/>
-          </w:tcPr>
-          <w:p>
-            <w:pPr>
-              <w:jc w:val="center"/>
-            </w:pPr>
-            <w:r/>
-            <w:r>
-              <w:rPr>
-                <w:rFonts w:ascii="Times New Roman" w:hAnsi="Times New Roman" w:eastAsia="宋体"/>
-                <w:b w:val="0"/>
-                <w:sz w:val="20"/>
-              </w:rPr>
-              <w:t>1984–2026，200 条</w:t>
-            </w:r>
-          </w:p>
-        </w:tc>
-        <w:tc>
-          <w:tcPr>
-            <w:tcW w:type="dxa" w:w="3022"/>
-          </w:tcPr>
-          <w:p>
-            <w:pPr>
-              <w:jc w:val="center"/>
-            </w:pPr>
-            <w:r/>
-            <w:r>
-              <w:rPr>
-                <w:rFonts w:ascii="Times New Roman" w:hAnsi="Times New Roman" w:eastAsia="宋体"/>
-                <w:b/>
-                <w:sz w:val="20"/>
-              </w:rPr>
-              <w:t>确切值</w:t>
-            </w:r>
-            <w:r>
-              <w:rPr>
-                <w:rFonts w:ascii="Times New Roman" w:hAnsi="Times New Roman" w:eastAsia="宋体"/>
-                <w:b w:val="0"/>
-                <w:sz w:val="20"/>
-              </w:rPr>
-              <w:t>，能做年度/年代趋势</w:t>
-            </w:r>
-          </w:p>
-        </w:tc>
-      </w:tr>
-      <w:tr>
-        <w:tc>
-          <w:tcPr>
-            <w:tcW w:type="dxa" w:w="3022"/>
-          </w:tcPr>
-          <w:p>
-            <w:pPr>
-              <w:jc w:val="center"/>
-            </w:pPr>
-            <w:r/>
-            <w:r>
-              <w:rPr>
-                <w:rFonts w:ascii="Times New Roman" w:hAnsi="Times New Roman" w:eastAsia="宋体"/>
-                <w:b/>
-                <w:sz w:val="20"/>
-              </w:rPr>
-              <w:t>轴 2：良渚文化分期</w:t>
-            </w:r>
-          </w:p>
-        </w:tc>
-        <w:tc>
-          <w:tcPr>
-            <w:tcW w:type="dxa" w:w="3022"/>
-          </w:tcPr>
-          <w:p>
-            <w:pPr>
-              <w:jc w:val="center"/>
-            </w:pPr>
-            <w:r/>
-            <w:r>
-              <w:rPr>
-                <w:rFonts w:ascii="Times New Roman" w:hAnsi="Times New Roman" w:eastAsia="宋体"/>
-                <w:b w:val="0"/>
-                <w:sz w:val="20"/>
-              </w:rPr>
-              <w:t>标签里的「早/中/晚期」「当代」「崧泽-良渚过渡」…</w:t>
-            </w:r>
-          </w:p>
-        </w:tc>
-        <w:tc>
-          <w:tcPr>
-            <w:tcW w:type="dxa" w:w="3022"/>
-          </w:tcPr>
-          <w:p>
-            <w:pPr>
-              <w:jc w:val="center"/>
-            </w:pPr>
-            <w:r/>
-            <w:r>
-              <w:rPr>
-                <w:rFonts w:ascii="Times New Roman" w:hAnsi="Times New Roman" w:eastAsia="宋体"/>
-                <w:b w:val="0"/>
-                <w:sz w:val="20"/>
-              </w:rPr>
-              <w:t xml:space="preserve">★ </w:t>
-            </w:r>
-            <w:r>
-              <w:rPr>
-                <w:rFonts w:ascii="Times New Roman" w:hAnsi="Times New Roman" w:eastAsia="宋体"/>
-                <w:b/>
-                <w:sz w:val="20"/>
-              </w:rPr>
-              <w:t>是分类，不是连续年代</w:t>
-            </w:r>
-          </w:p>
-        </w:tc>
-      </w:tr>
-    </w:tbl>
-    <w:p/>
-    <w:p>
-      <w:r>
-        <w:rPr>
-          <w:rFonts w:ascii="Times New Roman" w:hAnsi="Times New Roman" w:eastAsia="宋体"/>
-          <w:b/>
-          <w:sz w:val="22"/>
-        </w:rPr>
-        <w:t>做法</w:t>
-      </w:r>
-      <w:r>
-        <w:rPr>
-          <w:rFonts w:ascii="Times New Roman" w:hAnsi="Times New Roman" w:eastAsia="宋体"/>
-          <w:b w:val="0"/>
-          <w:sz w:val="22"/>
-        </w:rPr>
-        <w:t>：</w:t>
-      </w:r>
-    </w:p>
-    <w:p>
-      <w:pPr>
-        <w:spacing w:after="80"/>
-        <w:ind w:left="425" w:hanging="425"/>
-      </w:pPr>
-      <w:r>
-        <w:rPr>
-          <w:rFonts w:ascii="Times New Roman" w:hAnsi="Times New Roman" w:eastAsia="宋体"/>
-          <w:b w:val="0"/>
-          <w:sz w:val="22"/>
-        </w:rPr>
-        <w:t>· 时间线</w:t>
-      </w:r>
-      <w:r>
-        <w:rPr>
-          <w:rFonts w:ascii="Times New Roman" w:hAnsi="Times New Roman" w:eastAsia="宋体"/>
-          <w:b/>
-          <w:sz w:val="22"/>
-        </w:rPr>
-        <w:t>默认轴 1</w:t>
-      </w:r>
-      <w:r>
-        <w:rPr>
-          <w:rFonts w:ascii="Times New Roman" w:hAnsi="Times New Roman" w:eastAsia="宋体"/>
-          <w:b w:val="0"/>
-          <w:sz w:val="22"/>
-        </w:rPr>
-        <w:t>（出版年）</w:t>
-      </w:r>
-    </w:p>
-    <w:p>
-      <w:pPr>
-        <w:spacing w:after="80"/>
-        <w:ind w:left="425" w:hanging="425"/>
-      </w:pPr>
-      <w:r>
-        <w:rPr>
-          <w:rFonts w:ascii="Times New Roman" w:hAnsi="Times New Roman" w:eastAsia="宋体"/>
-          <w:b w:val="0"/>
-          <w:sz w:val="22"/>
-        </w:rPr>
-        <w:t>· 轴 2 做成</w:t>
-      </w:r>
-      <w:r>
-        <w:rPr>
-          <w:rFonts w:ascii="Times New Roman" w:hAnsi="Times New Roman" w:eastAsia="宋体"/>
-          <w:b/>
-          <w:sz w:val="22"/>
-        </w:rPr>
-        <w:t>分期色带</w:t>
-      </w:r>
-      <w:r>
-        <w:rPr>
-          <w:rFonts w:ascii="Times New Roman" w:hAnsi="Times New Roman" w:eastAsia="宋体"/>
-          <w:b w:val="0"/>
-          <w:sz w:val="22"/>
-        </w:rPr>
-        <w:t>（不是刻度轴），点击某期 → 列出该期的文献</w:t>
-      </w:r>
-    </w:p>
-    <w:p>
-      <w:pPr>
-        <w:spacing w:after="80"/>
-        <w:ind w:left="425" w:hanging="425"/>
-      </w:pPr>
-      <w:r>
-        <w:rPr>
-          <w:rFonts w:ascii="Times New Roman" w:hAnsi="Times New Roman" w:eastAsia="宋体"/>
-          <w:b w:val="0"/>
-          <w:sz w:val="22"/>
-        </w:rPr>
-        <w:t>· 良渚文化的绝对年代（约公元前 3300–2300 年）只能作为</w:t>
-      </w:r>
-      <w:r>
-        <w:rPr>
-          <w:rFonts w:ascii="Times New Roman" w:hAnsi="Times New Roman" w:eastAsia="宋体"/>
-          <w:b/>
-          <w:sz w:val="22"/>
-        </w:rPr>
-        <w:t>背景参考带</w:t>
-      </w:r>
-      <w:r>
-        <w:rPr>
-          <w:rFonts w:ascii="Times New Roman" w:hAnsi="Times New Roman" w:eastAsia="宋体"/>
-          <w:b w:val="0"/>
-          <w:sz w:val="22"/>
-        </w:rPr>
-        <w:t>标出，</w:t>
-      </w:r>
-    </w:p>
-    <w:p>
-      <w:r>
-        <w:rPr>
-          <w:rFonts w:ascii="Times New Roman" w:hAnsi="Times New Roman" w:eastAsia="宋体"/>
-          <w:b w:val="0"/>
-          <w:sz w:val="22"/>
-        </w:rPr>
-        <w:t>并写明「</w:t>
-      </w:r>
-      <w:r>
-        <w:rPr>
-          <w:rFonts w:ascii="Times New Roman" w:hAnsi="Times New Roman" w:eastAsia="宋体"/>
-          <w:b/>
-          <w:sz w:val="22"/>
-        </w:rPr>
-        <w:t>文献的出版年与器物的年代是两回事</w:t>
-      </w:r>
-      <w:r>
-        <w:rPr>
-          <w:rFonts w:ascii="Times New Roman" w:hAnsi="Times New Roman" w:eastAsia="宋体"/>
-          <w:b w:val="0"/>
-          <w:sz w:val="22"/>
-        </w:rPr>
-        <w:t>」</w:t>
-      </w:r>
-    </w:p>
-    <w:p>
-      <w:pPr>
-        <w:spacing w:after="80"/>
-        <w:ind w:left="425" w:hanging="425"/>
-      </w:pPr>
-      <w:r>
-        <w:rPr>
-          <w:rFonts w:ascii="Times New Roman" w:hAnsi="Times New Roman" w:eastAsia="宋体"/>
-          <w:b w:val="0"/>
-          <w:sz w:val="22"/>
-        </w:rPr>
-        <w:t xml:space="preserve">· </w:t>
-      </w:r>
-      <w:r>
-        <w:rPr>
-          <w:rFonts w:ascii="Times New Roman" w:hAnsi="Times New Roman" w:eastAsia="宋体"/>
-          <w:b/>
-          <w:sz w:val="22"/>
-        </w:rPr>
-        <w:t>缺月补 0</w:t>
-      </w:r>
-      <w:r>
-        <w:rPr>
-          <w:rFonts w:ascii="Times New Roman" w:hAnsi="Times New Roman" w:eastAsia="宋体"/>
-          <w:b w:val="0"/>
-          <w:sz w:val="22"/>
-        </w:rPr>
-        <w:t>（抄 cacx），否则趋势图会骗人</w:t>
-      </w:r>
-    </w:p>
-    <w:p>
-      <w:r>
-        <w:rPr>
-          <w:rFonts w:ascii="Times New Roman" w:hAnsi="Times New Roman" w:eastAsia="宋体"/>
-          <w:b w:val="0"/>
-          <w:sz w:val="22"/>
-        </w:rPr>
-        <w:t xml:space="preserve">&gt; ⚠ </w:t>
-      </w:r>
-      <w:r>
-        <w:rPr>
-          <w:rFonts w:ascii="Times New Roman" w:hAnsi="Times New Roman" w:eastAsia="宋体"/>
-          <w:b/>
-          <w:sz w:val="22"/>
-        </w:rPr>
-        <w:t>绝不能</w:t>
-      </w:r>
-      <w:r>
-        <w:rPr>
-          <w:rFonts w:ascii="Times New Roman" w:hAnsi="Times New Roman" w:eastAsia="宋体"/>
-          <w:b w:val="0"/>
-          <w:sz w:val="22"/>
-        </w:rPr>
-        <w:t>把「文献出版年」和「考古年代」画在同一根轴上—— &gt; 那会把 2024 年发表的考古论文画到公元前。这是最容易犯、也最容易被老师当场抓住的错。</w:t>
+          <w:color w:val="445566"/>
+          <w:sz w:val="21"/>
+        </w:rPr>
+        <w:t>把「文献出版年」和「考古年代」画在同一根轴上—— 那会把 2024 年发表的考古论文画到公元前。这是最容易犯、也最容易被老师当场抓住的错。</w:t>
       </w:r>
     </w:p>
     <w:p>
@@ -28882,19 +29865,25 @@
       </w:r>
     </w:p>
     <w:p>
+      <w:pPr>
+        <w:spacing w:after="80"/>
+        <w:ind w:left="454"/>
+      </w:pPr>
       <w:r>
         <w:rPr>
           <w:rFonts w:ascii="Times New Roman" w:hAnsi="Times New Roman" w:eastAsia="宋体"/>
           <w:b w:val="0"/>
-          <w:sz w:val="22"/>
-        </w:rPr>
-        <w:t xml:space="preserve">&gt; ⚠ </w:t>
+          <w:color w:val="445566"/>
+          <w:sz w:val="21"/>
+        </w:rPr>
+        <w:t xml:space="preserve">⚠ </w:t>
       </w:r>
       <w:r>
         <w:rPr>
           <w:rFonts w:ascii="Times New Roman" w:hAnsi="Times New Roman" w:eastAsia="宋体"/>
           <w:b/>
-          <w:sz w:val="22"/>
+          <w:color w:val="445566"/>
+          <w:sz w:val="21"/>
         </w:rPr>
         <w:t>诚实的边界</w:t>
       </w:r>
@@ -28902,7 +29891,8 @@
         <w:rPr>
           <w:rFonts w:ascii="Times New Roman" w:hAnsi="Times New Roman" w:eastAsia="宋体"/>
           <w:b w:val="0"/>
-          <w:sz w:val="22"/>
+          <w:color w:val="445566"/>
+          <w:sz w:val="21"/>
         </w:rPr>
         <w:t>：文献的「空间分区」是</w:t>
       </w:r>
@@ -28910,7 +29900,8 @@
         <w:rPr>
           <w:rFonts w:ascii="Times New Roman" w:hAnsi="Times New Roman" w:eastAsia="宋体"/>
           <w:b/>
-          <w:sz w:val="22"/>
+          <w:color w:val="445566"/>
+          <w:sz w:val="21"/>
         </w:rPr>
         <w:t>这篇文献讨论的范围</w:t>
       </w:r>
@@ -28918,15 +29909,17 @@
         <w:rPr>
           <w:rFonts w:ascii="Times New Roman" w:hAnsi="Times New Roman" w:eastAsia="宋体"/>
           <w:b w:val="0"/>
-          <w:sz w:val="22"/>
-        </w:rPr>
-        <w:t xml:space="preserve">， &gt; </w:t>
+          <w:color w:val="445566"/>
+          <w:sz w:val="21"/>
+        </w:rPr>
+        <w:t xml:space="preserve">， </w:t>
       </w:r>
       <w:r>
         <w:rPr>
           <w:rFonts w:ascii="Times New Roman" w:hAnsi="Times New Roman" w:eastAsia="宋体"/>
           <w:b/>
-          <w:sz w:val="22"/>
+          <w:color w:val="445566"/>
+          <w:sz w:val="21"/>
         </w:rPr>
         <w:t>不等于</w:t>
       </w:r>
@@ -28934,7 +29927,8 @@
         <w:rPr>
           <w:rFonts w:ascii="Times New Roman" w:hAnsi="Times New Roman" w:eastAsia="宋体"/>
           <w:b w:val="0"/>
-          <w:sz w:val="22"/>
+          <w:color w:val="445566"/>
+          <w:sz w:val="21"/>
         </w:rPr>
         <w:t>「发掘就在这个点」。地图只能表达「</w:t>
       </w:r>
@@ -28942,7 +29936,8 @@
         <w:rPr>
           <w:rFonts w:ascii="Times New Roman" w:hAnsi="Times New Roman" w:eastAsia="宋体"/>
           <w:b/>
-          <w:sz w:val="22"/>
+          <w:color w:val="445566"/>
+          <w:sz w:val="21"/>
         </w:rPr>
         <w:t>哪些文献谈到过这里</w:t>
       </w:r>
@@ -28950,9 +29945,10 @@
         <w:rPr>
           <w:rFonts w:ascii="Times New Roman" w:hAnsi="Times New Roman" w:eastAsia="宋体"/>
           <w:b w:val="0"/>
-          <w:sz w:val="22"/>
-        </w:rPr>
-        <w:t>」， &gt; 不能表达「发掘就在这里」。这句话要写进界面和报告。</w:t>
+          <w:color w:val="445566"/>
+          <w:sz w:val="21"/>
+        </w:rPr>
+        <w:t>」， 不能表达「发掘就在这里」。这句话要写进界面和报告。</w:t>
       </w:r>
     </w:p>
     <w:p>
@@ -28979,7 +29975,23 @@
           <w:b/>
           <w:sz w:val="25"/>
         </w:rPr>
-        <w:t>草稿 4 · 全文检索与 AI 问答（**最有价值**）</w:t>
+        <w:t>草稿 4 · 全文检索与 AI 问答（</w:t>
+      </w:r>
+      <w:r>
+        <w:rPr>
+          <w:rFonts w:ascii="Times New Roman" w:hAnsi="Times New Roman" w:eastAsia="黑体"/>
+          <w:b/>
+          <w:sz w:val="25"/>
+        </w:rPr>
+        <w:t>最有价值</w:t>
+      </w:r>
+      <w:r>
+        <w:rPr>
+          <w:rFonts w:ascii="Times New Roman" w:hAnsi="Times New Roman" w:eastAsia="黑体"/>
+          <w:b/>
+          <w:sz w:val="25"/>
+        </w:rPr>
+        <w:t>）</w:t>
       </w:r>
     </w:p>
     <w:p>
@@ -29854,45 +30866,412 @@
       </w:r>
     </w:p>
     <w:p>
-      <w:r>
-        <w:rPr>
-          <w:rFonts w:ascii="Times New Roman" w:hAnsi="Times New Roman" w:eastAsia="宋体"/>
-          <w:b w:val="0"/>
-          <w:sz w:val="22"/>
-        </w:rPr>
-        <w:t>``` P0 地基（1 天） ├ F1 页面重组（导航 / 文献页合并 / 总览收敛）      ← 先做，后面全在这骨架上加 ├ F4 单一事实来源：lzkg/schema/registry_columns.json（★ 后面模板/导入都靠它） ├ B1/B4 安全项（health 不露路径、关 /docs） ├ B5 表头定位拆分（迁移用 / 导入用 分家） ├ 公网三项（提前做完，公网版就绪）：订阅件过滤 + 站点口令 + 限速/统一失败文案 └ 站点「下载空白模板」按钮（读 registry_columns.json 生成） └ ★ Schema 一次性加好： users / sessions / favorites / staging / import_log graph_nodes.x,y  +  graph_layout(版本化) ↑ 六个表在 P0 建好，P2 只写业务逻辑不改 schema → 不返工</w:t>
+      <w:pPr>
+        <w:spacing w:line="240" w:lineRule="auto" w:after="0"/>
+        <w:ind w:left="340"/>
+      </w:pPr>
+      <w:r>
+        <w:rPr>
+          <w:rFonts w:ascii="Consolas" w:hAnsi="Consolas" w:eastAsia="宋体"/>
+          <w:color w:val="223344"/>
+          <w:sz w:val="19"/>
+        </w:rPr>
+        <w:t>P0 地基（1 天）</w:t>
       </w:r>
     </w:p>
     <w:p>
-      <w:r>
-        <w:rPr>
-          <w:rFonts w:ascii="Times New Roman" w:hAnsi="Times New Roman" w:eastAsia="宋体"/>
-          <w:b w:val="0"/>
-          <w:sz w:val="22"/>
-        </w:rPr>
-        <w:t>P1 批次1 剩余（2 天） ├ F2 图谱固定（确定性布局 + 坐标持久化 + 口径三件套 + 边列表 + 后台计算） └ F3 导入导出（预检 → 确认 → 入库 + 6 种导出形态）</w:t>
+      <w:pPr>
+        <w:spacing w:line="240" w:lineRule="auto" w:after="0"/>
+        <w:ind w:left="340"/>
+      </w:pPr>
+      <w:r>
+        <w:rPr>
+          <w:rFonts w:ascii="Consolas" w:hAnsi="Consolas" w:eastAsia="宋体"/>
+          <w:color w:val="223344"/>
+          <w:sz w:val="19"/>
+        </w:rPr>
+        <w:t xml:space="preserve">   ├ F1 页面重组（导航 / 文献页合并 / 总览收敛）      ← 先做，后面全在这骨架上加</w:t>
       </w:r>
     </w:p>
     <w:p>
-      <w:r>
-        <w:rPr>
-          <w:rFonts w:ascii="Times New Roman" w:hAnsi="Times New Roman" w:eastAsia="宋体"/>
-          <w:b w:val="0"/>
-          <w:sz w:val="22"/>
-        </w:rPr>
-        <w:t>P2 扩展项（4~5 天） ├ 草稿 4a 全文检索增强（jieba + 领域词典 + 新词发现）  ← AI 问答的前置 ├ 草稿 3a 统计图（交叉分析 + 标签共现矩阵） ├ 草稿 3b 时间线（双轴分离） ├ 草稿 4b AI 问答（带引用，旁路） ├ 草稿 1  登录与收藏（轻量本地多用户） └ 草稿 2  录入与审核（提案—审核制）</w:t>
+      <w:pPr>
+        <w:spacing w:line="240" w:lineRule="auto" w:after="0"/>
+        <w:ind w:left="340"/>
+      </w:pPr>
+      <w:r>
+        <w:rPr>
+          <w:rFonts w:ascii="Consolas" w:hAnsi="Consolas" w:eastAsia="宋体"/>
+          <w:color w:val="223344"/>
+          <w:sz w:val="19"/>
+        </w:rPr>
+        <w:t xml:space="preserve">   ├ F4 单一事实来源：lzkg/schema/registry_columns.json（★ 后面模板/导入都靠它）</w:t>
       </w:r>
     </w:p>
     <w:p>
-      <w:r>
-        <w:rPr>
-          <w:rFonts w:ascii="Times New Roman" w:hAnsi="Times New Roman" w:eastAsia="宋体"/>
-          <w:b w:val="0"/>
-          <w:sz w:val="22"/>
-        </w:rPr>
-        <w:t>P3 数据与收尾（1~2 天） ├ 草稿 3c 地图（先补区域/点位数据，再写代码） ├ E5 数据体检页 ├ 对接包重打 + 文档更新 + 验收全跑 └ 演示脚本（照 cacx 的「演示前 3 分钟检查清单」格式） ```</w:t>
+      <w:pPr>
+        <w:spacing w:line="240" w:lineRule="auto" w:after="0"/>
+        <w:ind w:left="340"/>
+      </w:pPr>
+      <w:r>
+        <w:rPr>
+          <w:rFonts w:ascii="Consolas" w:hAnsi="Consolas" w:eastAsia="宋体"/>
+          <w:color w:val="223344"/>
+          <w:sz w:val="19"/>
+        </w:rPr>
+        <w:t xml:space="preserve">   ├ B1/B4 安全项（health 不露路径、关 /docs）</w:t>
       </w:r>
     </w:p>
+    <w:p>
+      <w:pPr>
+        <w:spacing w:line="240" w:lineRule="auto" w:after="0"/>
+        <w:ind w:left="340"/>
+      </w:pPr>
+      <w:r>
+        <w:rPr>
+          <w:rFonts w:ascii="Consolas" w:hAnsi="Consolas" w:eastAsia="宋体"/>
+          <w:color w:val="223344"/>
+          <w:sz w:val="19"/>
+        </w:rPr>
+        <w:t xml:space="preserve">   ├ B5 表头定位拆分（迁移用 / 导入用 分家）</w:t>
+      </w:r>
+    </w:p>
+    <w:p>
+      <w:pPr>
+        <w:spacing w:line="240" w:lineRule="auto" w:after="0"/>
+        <w:ind w:left="340"/>
+      </w:pPr>
+      <w:r>
+        <w:rPr>
+          <w:rFonts w:ascii="Consolas" w:hAnsi="Consolas" w:eastAsia="宋体"/>
+          <w:color w:val="223344"/>
+          <w:sz w:val="19"/>
+        </w:rPr>
+        <w:t xml:space="preserve">   ├ 公网三项（提前做完，公网版就绪）：订阅件过滤 + 站点口令 + 限速/统一失败文案</w:t>
+      </w:r>
+    </w:p>
+    <w:p>
+      <w:pPr>
+        <w:spacing w:line="240" w:lineRule="auto" w:after="0"/>
+        <w:ind w:left="340"/>
+      </w:pPr>
+      <w:r>
+        <w:rPr>
+          <w:rFonts w:ascii="Consolas" w:hAnsi="Consolas" w:eastAsia="宋体"/>
+          <w:color w:val="223344"/>
+          <w:sz w:val="19"/>
+        </w:rPr>
+        <w:t xml:space="preserve">   └ 站点「下载空白模板」按钮（读 registry_columns.json 生成）</w:t>
+      </w:r>
+    </w:p>
+    <w:p>
+      <w:pPr>
+        <w:spacing w:line="240" w:lineRule="auto" w:after="0"/>
+        <w:ind w:left="340"/>
+      </w:pPr>
+      <w:r>
+        <w:rPr>
+          <w:rFonts w:ascii="Consolas" w:hAnsi="Consolas" w:eastAsia="宋体"/>
+          <w:color w:val="223344"/>
+          <w:sz w:val="19"/>
+        </w:rPr>
+        <w:t xml:space="preserve">   └ ★ Schema 一次性加好：</w:t>
+      </w:r>
+    </w:p>
+    <w:p>
+      <w:pPr>
+        <w:spacing w:line="240" w:lineRule="auto" w:after="0"/>
+        <w:ind w:left="340"/>
+      </w:pPr>
+      <w:r>
+        <w:rPr>
+          <w:rFonts w:ascii="Consolas" w:hAnsi="Consolas" w:eastAsia="宋体"/>
+          <w:color w:val="223344"/>
+          <w:sz w:val="19"/>
+        </w:rPr>
+        <w:t xml:space="preserve">        users / sessions / favorites / staging / import_log</w:t>
+      </w:r>
+    </w:p>
+    <w:p>
+      <w:pPr>
+        <w:spacing w:line="240" w:lineRule="auto" w:after="0"/>
+        <w:ind w:left="340"/>
+      </w:pPr>
+      <w:r>
+        <w:rPr>
+          <w:rFonts w:ascii="Consolas" w:hAnsi="Consolas" w:eastAsia="宋体"/>
+          <w:color w:val="223344"/>
+          <w:sz w:val="19"/>
+        </w:rPr>
+        <w:t xml:space="preserve">        graph_nodes.x,y  +  graph_layout(版本化)</w:t>
+      </w:r>
+    </w:p>
+    <w:p>
+      <w:pPr>
+        <w:spacing w:line="240" w:lineRule="auto" w:after="0"/>
+        <w:ind w:left="340"/>
+      </w:pPr>
+      <w:r>
+        <w:rPr>
+          <w:rFonts w:ascii="Consolas" w:hAnsi="Consolas" w:eastAsia="宋体"/>
+          <w:color w:val="223344"/>
+          <w:sz w:val="19"/>
+        </w:rPr>
+        <w:t xml:space="preserve">        ↑ 六个表在 P0 建好，P2 只写业务逻辑不改 schema → 不返工</w:t>
+      </w:r>
+    </w:p>
+    <w:p>
+      <w:pPr>
+        <w:spacing w:line="240" w:lineRule="auto" w:after="0"/>
+        <w:ind w:left="340"/>
+      </w:pPr>
+      <w:r>
+        <w:rPr>
+          <w:rFonts w:ascii="Consolas" w:hAnsi="Consolas" w:eastAsia="宋体"/>
+          <w:color w:val="223344"/>
+          <w:sz w:val="19"/>
+        </w:rPr>
+        <w:t xml:space="preserve"> </w:t>
+      </w:r>
+    </w:p>
+    <w:p>
+      <w:pPr>
+        <w:spacing w:line="240" w:lineRule="auto" w:after="0"/>
+        <w:ind w:left="340"/>
+      </w:pPr>
+      <w:r>
+        <w:rPr>
+          <w:rFonts w:ascii="Consolas" w:hAnsi="Consolas" w:eastAsia="宋体"/>
+          <w:color w:val="223344"/>
+          <w:sz w:val="19"/>
+        </w:rPr>
+        <w:t>P1 批次1 剩余（2 天）</w:t>
+      </w:r>
+    </w:p>
+    <w:p>
+      <w:pPr>
+        <w:spacing w:line="240" w:lineRule="auto" w:after="0"/>
+        <w:ind w:left="340"/>
+      </w:pPr>
+      <w:r>
+        <w:rPr>
+          <w:rFonts w:ascii="Consolas" w:hAnsi="Consolas" w:eastAsia="宋体"/>
+          <w:color w:val="223344"/>
+          <w:sz w:val="19"/>
+        </w:rPr>
+        <w:t xml:space="preserve">   ├ F2 图谱固定（确定性布局 + 坐标持久化 + 口径三件套 + 边列表 + 后台计算）</w:t>
+      </w:r>
+    </w:p>
+    <w:p>
+      <w:pPr>
+        <w:spacing w:line="240" w:lineRule="auto" w:after="0"/>
+        <w:ind w:left="340"/>
+      </w:pPr>
+      <w:r>
+        <w:rPr>
+          <w:rFonts w:ascii="Consolas" w:hAnsi="Consolas" w:eastAsia="宋体"/>
+          <w:color w:val="223344"/>
+          <w:sz w:val="19"/>
+        </w:rPr>
+        <w:t xml:space="preserve">   └ F3 导入导出（预检 → 确认 → 入库 + 6 种导出形态）</w:t>
+      </w:r>
+    </w:p>
+    <w:p>
+      <w:pPr>
+        <w:spacing w:line="240" w:lineRule="auto" w:after="0"/>
+        <w:ind w:left="340"/>
+      </w:pPr>
+      <w:r>
+        <w:rPr>
+          <w:rFonts w:ascii="Consolas" w:hAnsi="Consolas" w:eastAsia="宋体"/>
+          <w:color w:val="223344"/>
+          <w:sz w:val="19"/>
+        </w:rPr>
+        <w:t xml:space="preserve"> </w:t>
+      </w:r>
+    </w:p>
+    <w:p>
+      <w:pPr>
+        <w:spacing w:line="240" w:lineRule="auto" w:after="0"/>
+        <w:ind w:left="340"/>
+      </w:pPr>
+      <w:r>
+        <w:rPr>
+          <w:rFonts w:ascii="Consolas" w:hAnsi="Consolas" w:eastAsia="宋体"/>
+          <w:color w:val="223344"/>
+          <w:sz w:val="19"/>
+        </w:rPr>
+        <w:t>P2 扩展项（4~5 天）</w:t>
+      </w:r>
+    </w:p>
+    <w:p>
+      <w:pPr>
+        <w:spacing w:line="240" w:lineRule="auto" w:after="0"/>
+        <w:ind w:left="340"/>
+      </w:pPr>
+      <w:r>
+        <w:rPr>
+          <w:rFonts w:ascii="Consolas" w:hAnsi="Consolas" w:eastAsia="宋体"/>
+          <w:color w:val="223344"/>
+          <w:sz w:val="19"/>
+        </w:rPr>
+        <w:t xml:space="preserve">   ├ 草稿 4a 全文检索增强（jieba + 领域词典 + 新词发现）  ← AI 问答的前置</w:t>
+      </w:r>
+    </w:p>
+    <w:p>
+      <w:pPr>
+        <w:spacing w:line="240" w:lineRule="auto" w:after="0"/>
+        <w:ind w:left="340"/>
+      </w:pPr>
+      <w:r>
+        <w:rPr>
+          <w:rFonts w:ascii="Consolas" w:hAnsi="Consolas" w:eastAsia="宋体"/>
+          <w:color w:val="223344"/>
+          <w:sz w:val="19"/>
+        </w:rPr>
+        <w:t xml:space="preserve">   ├ 草稿 3a 统计图（交叉分析 + 标签共现矩阵）</w:t>
+      </w:r>
+    </w:p>
+    <w:p>
+      <w:pPr>
+        <w:spacing w:line="240" w:lineRule="auto" w:after="0"/>
+        <w:ind w:left="340"/>
+      </w:pPr>
+      <w:r>
+        <w:rPr>
+          <w:rFonts w:ascii="Consolas" w:hAnsi="Consolas" w:eastAsia="宋体"/>
+          <w:color w:val="223344"/>
+          <w:sz w:val="19"/>
+        </w:rPr>
+        <w:t xml:space="preserve">   ├ 草稿 3b 时间线（双轴分离）</w:t>
+      </w:r>
+    </w:p>
+    <w:p>
+      <w:pPr>
+        <w:spacing w:line="240" w:lineRule="auto" w:after="0"/>
+        <w:ind w:left="340"/>
+      </w:pPr>
+      <w:r>
+        <w:rPr>
+          <w:rFonts w:ascii="Consolas" w:hAnsi="Consolas" w:eastAsia="宋体"/>
+          <w:color w:val="223344"/>
+          <w:sz w:val="19"/>
+        </w:rPr>
+        <w:t xml:space="preserve">   ├ 草稿 4b AI 问答（带引用，旁路）</w:t>
+      </w:r>
+    </w:p>
+    <w:p>
+      <w:pPr>
+        <w:spacing w:line="240" w:lineRule="auto" w:after="0"/>
+        <w:ind w:left="340"/>
+      </w:pPr>
+      <w:r>
+        <w:rPr>
+          <w:rFonts w:ascii="Consolas" w:hAnsi="Consolas" w:eastAsia="宋体"/>
+          <w:color w:val="223344"/>
+          <w:sz w:val="19"/>
+        </w:rPr>
+        <w:t xml:space="preserve">   ├ 草稿 1  登录与收藏（轻量本地多用户）</w:t>
+      </w:r>
+    </w:p>
+    <w:p>
+      <w:pPr>
+        <w:spacing w:line="240" w:lineRule="auto" w:after="0"/>
+        <w:ind w:left="340"/>
+      </w:pPr>
+      <w:r>
+        <w:rPr>
+          <w:rFonts w:ascii="Consolas" w:hAnsi="Consolas" w:eastAsia="宋体"/>
+          <w:color w:val="223344"/>
+          <w:sz w:val="19"/>
+        </w:rPr>
+        <w:t xml:space="preserve">   └ 草稿 2  录入与审核（提案—审核制）</w:t>
+      </w:r>
+    </w:p>
+    <w:p>
+      <w:pPr>
+        <w:spacing w:line="240" w:lineRule="auto" w:after="0"/>
+        <w:ind w:left="340"/>
+      </w:pPr>
+      <w:r>
+        <w:rPr>
+          <w:rFonts w:ascii="Consolas" w:hAnsi="Consolas" w:eastAsia="宋体"/>
+          <w:color w:val="223344"/>
+          <w:sz w:val="19"/>
+        </w:rPr>
+        <w:t xml:space="preserve"> </w:t>
+      </w:r>
+    </w:p>
+    <w:p>
+      <w:pPr>
+        <w:spacing w:line="240" w:lineRule="auto" w:after="0"/>
+        <w:ind w:left="340"/>
+      </w:pPr>
+      <w:r>
+        <w:rPr>
+          <w:rFonts w:ascii="Consolas" w:hAnsi="Consolas" w:eastAsia="宋体"/>
+          <w:color w:val="223344"/>
+          <w:sz w:val="19"/>
+        </w:rPr>
+        <w:t>P3 数据与收尾（1~2 天）</w:t>
+      </w:r>
+    </w:p>
+    <w:p>
+      <w:pPr>
+        <w:spacing w:line="240" w:lineRule="auto" w:after="0"/>
+        <w:ind w:left="340"/>
+      </w:pPr>
+      <w:r>
+        <w:rPr>
+          <w:rFonts w:ascii="Consolas" w:hAnsi="Consolas" w:eastAsia="宋体"/>
+          <w:color w:val="223344"/>
+          <w:sz w:val="19"/>
+        </w:rPr>
+        <w:t xml:space="preserve">   ├ 草稿 3c 地图（先补区域/点位数据，再写代码）</w:t>
+      </w:r>
+    </w:p>
+    <w:p>
+      <w:pPr>
+        <w:spacing w:line="240" w:lineRule="auto" w:after="0"/>
+        <w:ind w:left="340"/>
+      </w:pPr>
+      <w:r>
+        <w:rPr>
+          <w:rFonts w:ascii="Consolas" w:hAnsi="Consolas" w:eastAsia="宋体"/>
+          <w:color w:val="223344"/>
+          <w:sz w:val="19"/>
+        </w:rPr>
+        <w:t xml:space="preserve">   ├ E5 数据体检页</w:t>
+      </w:r>
+    </w:p>
+    <w:p>
+      <w:pPr>
+        <w:spacing w:line="240" w:lineRule="auto" w:after="0"/>
+        <w:ind w:left="340"/>
+      </w:pPr>
+      <w:r>
+        <w:rPr>
+          <w:rFonts w:ascii="Consolas" w:hAnsi="Consolas" w:eastAsia="宋体"/>
+          <w:color w:val="223344"/>
+          <w:sz w:val="19"/>
+        </w:rPr>
+        <w:t xml:space="preserve">   ├ 对接包重打 + 文档更新 + 验收全跑</w:t>
+      </w:r>
+    </w:p>
+    <w:p>
+      <w:pPr>
+        <w:spacing w:line="240" w:lineRule="auto" w:after="0"/>
+        <w:ind w:left="340"/>
+      </w:pPr>
+      <w:r>
+        <w:rPr>
+          <w:rFonts w:ascii="Consolas" w:hAnsi="Consolas" w:eastAsia="宋体"/>
+          <w:color w:val="223344"/>
+          <w:sz w:val="19"/>
+        </w:rPr>
+        <w:t xml:space="preserve">   └ 演示脚本（照 cacx 的「演示前 3 分钟检查清单」格式）</w:t>
+      </w:r>
+    </w:p>
+    <w:p/>
     <w:p>
       <w:r>
         <w:rPr>
@@ -30122,407 +31501,328 @@
       </w:r>
     </w:p>
     <w:p>
-      <w:r>
-        <w:rPr>
-          <w:rFonts w:ascii="Times New Roman" w:hAnsi="Times New Roman" w:eastAsia="宋体"/>
-          <w:b w:val="0"/>
-          <w:sz w:val="22"/>
-        </w:rPr>
-        <w:t>```markdown</w:t>
+      <w:pPr>
+        <w:spacing w:line="240" w:lineRule="auto" w:after="0"/>
+        <w:ind w:left="340"/>
+      </w:pPr>
+      <w:r>
+        <w:rPr>
+          <w:rFonts w:ascii="Consolas" w:hAnsi="Consolas" w:eastAsia="宋体"/>
+          <w:color w:val="223344"/>
+          <w:sz w:val="19"/>
+        </w:rPr>
+        <w:t># E&lt;n&gt; · &lt;功能名&gt;</w:t>
       </w:r>
     </w:p>
     <w:p>
       <w:pPr>
-        <w:pStyle w:val="Heading1"/>
-        <w:spacing w:before="280" w:after="120"/>
+        <w:spacing w:line="240" w:lineRule="auto" w:after="0"/>
+        <w:ind w:left="340"/>
       </w:pPr>
       <w:r>
         <w:rPr>
-          <w:rFonts w:ascii="Times New Roman" w:hAnsi="Times New Roman" w:eastAsia="黑体"/>
-          <w:b/>
-          <w:sz w:val="36"/>
-        </w:rPr>
-        <w:t>E&lt;n&gt; · &lt;功能名&gt;</w:t>
-      </w:r>
-    </w:p>
-    <w:p>
-      <w:r>
-        <w:rPr>
-          <w:rFonts w:ascii="Times New Roman" w:hAnsi="Times New Roman" w:eastAsia="宋体"/>
-          <w:b w:val="0"/>
-          <w:sz w:val="22"/>
-        </w:rPr>
-        <w:t xml:space="preserve">&gt; </w:t>
-      </w:r>
-      <w:r>
-        <w:rPr>
-          <w:rFonts w:ascii="Times New Roman" w:hAnsi="Times New Roman" w:eastAsia="宋体"/>
-          <w:b/>
-          <w:sz w:val="22"/>
-        </w:rPr>
-        <w:t>这份提示词整段复制给你自己的智能体</w:t>
-      </w:r>
-      <w:r>
-        <w:rPr>
-          <w:rFonts w:ascii="Times New Roman" w:hAnsi="Times New Roman" w:eastAsia="宋体"/>
-          <w:b w:val="0"/>
-          <w:sz w:val="22"/>
-        </w:rPr>
-        <w:t xml:space="preserve"> &gt; 前置条件：&lt;跑起网站 / 需要哪批先做完&gt; &gt; 预计：&lt;X 人日&gt;  风险：&lt;最可能翻车的地方&gt;</w:t>
+          <w:rFonts w:ascii="Consolas" w:hAnsi="Consolas" w:eastAsia="宋体"/>
+          <w:color w:val="223344"/>
+          <w:sz w:val="19"/>
+        </w:rPr>
+        <w:t xml:space="preserve"> </w:t>
       </w:r>
     </w:p>
     <w:p>
       <w:pPr>
-        <w:pStyle w:val="Heading2"/>
-        <w:spacing w:before="280" w:after="120"/>
+        <w:spacing w:line="240" w:lineRule="auto" w:after="0"/>
+        <w:ind w:left="340"/>
       </w:pPr>
       <w:r>
         <w:rPr>
-          <w:rFonts w:ascii="Times New Roman" w:hAnsi="Times New Roman" w:eastAsia="黑体"/>
-          <w:b/>
-          <w:sz w:val="30"/>
-        </w:rPr>
-        <w:t>先说清楚：不用你从零做 X</w:t>
-      </w:r>
-    </w:p>
-    <w:p>
-      <w:r>
-        <w:rPr>
-          <w:rFonts w:ascii="Times New Roman" w:hAnsi="Times New Roman" w:eastAsia="宋体"/>
-          <w:b w:val="0"/>
-          <w:sz w:val="22"/>
-        </w:rPr>
-        <w:t>工程侧已经有 &lt;现成资产&gt;，你的价值是 &lt;验收 / 找茬 / 补数据&gt;，不是重造轮子。</w:t>
+          <w:rFonts w:ascii="Consolas" w:hAnsi="Consolas" w:eastAsia="宋体"/>
+          <w:color w:val="223344"/>
+          <w:sz w:val="19"/>
+        </w:rPr>
+        <w:t>&gt; **这份提示词整段复制给你自己的智能体**</w:t>
       </w:r>
     </w:p>
     <w:p>
       <w:pPr>
-        <w:pStyle w:val="Heading2"/>
-        <w:spacing w:before="280" w:after="120"/>
+        <w:spacing w:line="240" w:lineRule="auto" w:after="0"/>
+        <w:ind w:left="340"/>
       </w:pPr>
       <w:r>
         <w:rPr>
-          <w:rFonts w:ascii="Times New Roman" w:hAnsi="Times New Roman" w:eastAsia="黑体"/>
-          <w:b/>
-          <w:sz w:val="30"/>
-        </w:rPr>
-        <w:t>做什么</w:t>
+          <w:rFonts w:ascii="Consolas" w:hAnsi="Consolas" w:eastAsia="宋体"/>
+          <w:color w:val="223344"/>
+          <w:sz w:val="19"/>
+        </w:rPr>
+        <w:t>&gt; 前置条件：&lt;跑起网站 / 需要哪批先做完&gt;</w:t>
       </w:r>
     </w:p>
     <w:p>
       <w:pPr>
-        <w:spacing w:after="80"/>
-        <w:ind w:left="425" w:hanging="425"/>
+        <w:spacing w:line="240" w:lineRule="auto" w:after="0"/>
+        <w:ind w:left="340"/>
       </w:pPr>
       <w:r>
         <w:rPr>
-          <w:rFonts w:ascii="Times New Roman" w:hAnsi="Times New Roman" w:eastAsia="宋体"/>
-          <w:b w:val="0"/>
-          <w:sz w:val="22"/>
-        </w:rPr>
-        <w:t>1. …（每条都要能写成「做完什么样」的可验证句子）</w:t>
+          <w:rFonts w:ascii="Consolas" w:hAnsi="Consolas" w:eastAsia="宋体"/>
+          <w:color w:val="223344"/>
+          <w:sz w:val="19"/>
+        </w:rPr>
+        <w:t>&gt; 预计：&lt;X 人日&gt;  风险：&lt;最可能翻车的地方&gt;</w:t>
       </w:r>
     </w:p>
     <w:p>
       <w:pPr>
-        <w:pStyle w:val="Heading2"/>
-        <w:spacing w:before="280" w:after="120"/>
+        <w:spacing w:line="240" w:lineRule="auto" w:after="0"/>
+        <w:ind w:left="340"/>
       </w:pPr>
       <w:r>
         <w:rPr>
-          <w:rFonts w:ascii="Times New Roman" w:hAnsi="Times New Roman" w:eastAsia="黑体"/>
-          <w:b/>
-          <w:sz w:val="30"/>
-        </w:rPr>
-        <w:t>验收标准（编号、可判定）</w:t>
+          <w:rFonts w:ascii="Consolas" w:hAnsi="Consolas" w:eastAsia="宋体"/>
+          <w:color w:val="223344"/>
+          <w:sz w:val="19"/>
+        </w:rPr>
+        <w:t xml:space="preserve"> </w:t>
       </w:r>
     </w:p>
-    <w:tbl>
-      <w:tblPr>
-        <w:tblStyle w:val="TableGrid"/>
-        <w:tblW w:type="auto" w:w="0"/>
-        <w:jc w:val="center"/>
-        <w:tblLook w:firstColumn="1" w:firstRow="1" w:lastColumn="0" w:lastRow="0" w:noHBand="0" w:noVBand="1" w:val="04A0"/>
-      </w:tblPr>
-      <w:tblGrid>
-        <w:gridCol w:w="4533"/>
-        <w:gridCol w:w="4533"/>
-      </w:tblGrid>
-      <w:tr>
-        <w:tc>
-          <w:tcPr>
-            <w:tcW w:type="dxa" w:w="4533"/>
-          </w:tcPr>
-          <w:p>
-            <w:pPr>
-              <w:jc w:val="center"/>
-            </w:pPr>
-            <w:r>
-              <w:rPr>
-                <w:b/>
-              </w:rPr>
-            </w:r>
-            <w:r>
-              <w:rPr>
-                <w:rFonts w:ascii="Times New Roman" w:hAnsi="Times New Roman" w:eastAsia="宋体"/>
-                <w:b/>
-                <w:sz w:val="20"/>
-              </w:rPr>
-              <w:t>编号</w:t>
-            </w:r>
-          </w:p>
-        </w:tc>
-        <w:tc>
-          <w:tcPr>
-            <w:tcW w:type="dxa" w:w="4533"/>
-          </w:tcPr>
-          <w:p>
-            <w:pPr>
-              <w:jc w:val="center"/>
-            </w:pPr>
-            <w:r>
-              <w:rPr>
-                <w:b/>
-              </w:rPr>
-            </w:r>
-            <w:r>
-              <w:rPr>
-                <w:rFonts w:ascii="Times New Roman" w:hAnsi="Times New Roman" w:eastAsia="宋体"/>
-                <w:b/>
-                <w:sz w:val="20"/>
-              </w:rPr>
-              <w:t>标准</w:t>
-            </w:r>
-          </w:p>
-        </w:tc>
-      </w:tr>
-      <w:tr>
-        <w:tc>
-          <w:tcPr>
-            <w:tcW w:type="dxa" w:w="4533"/>
-          </w:tcPr>
-          <w:p>
-            <w:pPr>
-              <w:jc w:val="center"/>
-            </w:pPr>
-            <w:r/>
-            <w:r>
-              <w:rPr>
-                <w:rFonts w:ascii="Times New Roman" w:hAnsi="Times New Roman" w:eastAsia="宋体"/>
-                <w:b w:val="0"/>
-                <w:sz w:val="20"/>
-              </w:rPr>
-              <w:t>E1-1</w:t>
-            </w:r>
-          </w:p>
-        </w:tc>
-        <w:tc>
-          <w:tcPr>
-            <w:tcW w:type="dxa" w:w="4533"/>
-          </w:tcPr>
-          <w:p>
-            <w:pPr>
-              <w:jc w:val="center"/>
-            </w:pPr>
-            <w:r/>
-            <w:r>
-              <w:rPr>
-                <w:rFonts w:ascii="Times New Roman" w:hAnsi="Times New Roman" w:eastAsia="宋体"/>
-                <w:b w:val="0"/>
-                <w:sz w:val="20"/>
-              </w:rPr>
-              <w:t>…</w:t>
-            </w:r>
-          </w:p>
-        </w:tc>
-      </w:tr>
-    </w:tbl>
-    <w:p/>
     <w:p>
       <w:pPr>
-        <w:pStyle w:val="Heading2"/>
-        <w:spacing w:before="280" w:after="120"/>
+        <w:spacing w:line="240" w:lineRule="auto" w:after="0"/>
+        <w:ind w:left="340"/>
       </w:pPr>
       <w:r>
         <w:rPr>
-          <w:rFonts w:ascii="Times New Roman" w:hAnsi="Times New Roman" w:eastAsia="黑体"/>
-          <w:b/>
-          <w:sz w:val="30"/>
-        </w:rPr>
-        <w:t>交付物</w:t>
+          <w:rFonts w:ascii="Consolas" w:hAnsi="Consolas" w:eastAsia="宋体"/>
+          <w:color w:val="223344"/>
+          <w:sz w:val="19"/>
+        </w:rPr>
+        <w:t>## 先说清楚：不用你从零做 X</w:t>
       </w:r>
     </w:p>
-    <w:tbl>
-      <w:tblPr>
-        <w:tblStyle w:val="TableGrid"/>
-        <w:tblW w:type="auto" w:w="0"/>
-        <w:jc w:val="center"/>
-        <w:tblLook w:firstColumn="1" w:firstRow="1" w:lastColumn="0" w:lastRow="0" w:noHBand="0" w:noVBand="1" w:val="04A0"/>
-      </w:tblPr>
-      <w:tblGrid>
-        <w:gridCol w:w="4533"/>
-        <w:gridCol w:w="4533"/>
-      </w:tblGrid>
-      <w:tr>
-        <w:tc>
-          <w:tcPr>
-            <w:tcW w:type="dxa" w:w="4533"/>
-          </w:tcPr>
-          <w:p>
-            <w:pPr>
-              <w:jc w:val="center"/>
-            </w:pPr>
-            <w:r>
-              <w:rPr>
-                <w:b/>
-              </w:rPr>
-            </w:r>
-            <w:r>
-              <w:rPr>
-                <w:rFonts w:ascii="Times New Roman" w:hAnsi="Times New Roman" w:eastAsia="宋体"/>
-                <w:b/>
-                <w:sz w:val="20"/>
-              </w:rPr>
-              <w:t>文件</w:t>
-            </w:r>
-          </w:p>
-        </w:tc>
-        <w:tc>
-          <w:tcPr>
-            <w:tcW w:type="dxa" w:w="4533"/>
-          </w:tcPr>
-          <w:p>
-            <w:pPr>
-              <w:jc w:val="center"/>
-            </w:pPr>
-            <w:r>
-              <w:rPr>
-                <w:b/>
-              </w:rPr>
-            </w:r>
-            <w:r>
-              <w:rPr>
-                <w:rFonts w:ascii="Times New Roman" w:hAnsi="Times New Roman" w:eastAsia="宋体"/>
-                <w:b/>
-                <w:sz w:val="20"/>
-              </w:rPr>
-              <w:t>内容</w:t>
-            </w:r>
-          </w:p>
-        </w:tc>
-      </w:tr>
-    </w:tbl>
-    <w:p/>
     <w:p>
       <w:pPr>
-        <w:pStyle w:val="Heading2"/>
-        <w:spacing w:before="280" w:after="120"/>
+        <w:spacing w:line="240" w:lineRule="auto" w:after="0"/>
+        <w:ind w:left="340"/>
       </w:pPr>
       <w:r>
         <w:rPr>
-          <w:rFonts w:ascii="Times New Roman" w:hAnsi="Times New Roman" w:eastAsia="黑体"/>
-          <w:b/>
-          <w:sz w:val="30"/>
-        </w:rPr>
-        <w:t>风险提示</w:t>
+          <w:rFonts w:ascii="Consolas" w:hAnsi="Consolas" w:eastAsia="宋体"/>
+          <w:color w:val="223344"/>
+          <w:sz w:val="19"/>
+        </w:rPr>
+        <w:t>工程侧已经有 &lt;现成资产&gt;，你的价值是 &lt;验收 / 找茬 / 补数据&gt;，不是重造轮子。</w:t>
       </w:r>
     </w:p>
-    <w:tbl>
-      <w:tblPr>
-        <w:tblStyle w:val="TableGrid"/>
-        <w:tblW w:type="auto" w:w="0"/>
-        <w:jc w:val="center"/>
-        <w:tblLook w:firstColumn="1" w:firstRow="1" w:lastColumn="0" w:lastRow="0" w:noHBand="0" w:noVBand="1" w:val="04A0"/>
-      </w:tblPr>
-      <w:tblGrid>
-        <w:gridCol w:w="3022"/>
-        <w:gridCol w:w="3022"/>
-        <w:gridCol w:w="3022"/>
-      </w:tblGrid>
-      <w:tr>
-        <w:tc>
-          <w:tcPr>
-            <w:tcW w:type="dxa" w:w="3022"/>
-          </w:tcPr>
-          <w:p>
-            <w:pPr>
-              <w:jc w:val="center"/>
-            </w:pPr>
-            <w:r>
-              <w:rPr>
-                <w:b/>
-              </w:rPr>
-            </w:r>
-            <w:r>
-              <w:rPr>
-                <w:rFonts w:ascii="Times New Roman" w:hAnsi="Times New Roman" w:eastAsia="宋体"/>
-                <w:b/>
-                <w:sz w:val="20"/>
-              </w:rPr>
-              <w:t>风险</w:t>
-            </w:r>
-          </w:p>
-        </w:tc>
-        <w:tc>
-          <w:tcPr>
-            <w:tcW w:type="dxa" w:w="3022"/>
-          </w:tcPr>
-          <w:p>
-            <w:pPr>
-              <w:jc w:val="center"/>
-            </w:pPr>
-            <w:r>
-              <w:rPr>
-                <w:b/>
-              </w:rPr>
-            </w:r>
-            <w:r>
-              <w:rPr>
-                <w:rFonts w:ascii="Times New Roman" w:hAnsi="Times New Roman" w:eastAsia="宋体"/>
-                <w:b/>
-                <w:sz w:val="20"/>
-              </w:rPr>
-              <w:t>影响</w:t>
-            </w:r>
-          </w:p>
-        </w:tc>
-        <w:tc>
-          <w:tcPr>
-            <w:tcW w:type="dxa" w:w="3022"/>
-          </w:tcPr>
-          <w:p>
-            <w:pPr>
-              <w:jc w:val="center"/>
-            </w:pPr>
-            <w:r>
-              <w:rPr>
-                <w:b/>
-              </w:rPr>
-            </w:r>
-            <w:r>
-              <w:rPr>
-                <w:rFonts w:ascii="Times New Roman" w:hAnsi="Times New Roman" w:eastAsia="宋体"/>
-                <w:b/>
-                <w:sz w:val="20"/>
-              </w:rPr>
-              <w:t>应对</w:t>
-            </w:r>
-          </w:p>
-        </w:tc>
-      </w:tr>
-    </w:tbl>
+    <w:p>
+      <w:pPr>
+        <w:spacing w:line="240" w:lineRule="auto" w:after="0"/>
+        <w:ind w:left="340"/>
+      </w:pPr>
+      <w:r>
+        <w:rPr>
+          <w:rFonts w:ascii="Consolas" w:hAnsi="Consolas" w:eastAsia="宋体"/>
+          <w:color w:val="223344"/>
+          <w:sz w:val="19"/>
+        </w:rPr>
+        <w:t xml:space="preserve"> </w:t>
+      </w:r>
+    </w:p>
+    <w:p>
+      <w:pPr>
+        <w:spacing w:line="240" w:lineRule="auto" w:after="0"/>
+        <w:ind w:left="340"/>
+      </w:pPr>
+      <w:r>
+        <w:rPr>
+          <w:rFonts w:ascii="Consolas" w:hAnsi="Consolas" w:eastAsia="宋体"/>
+          <w:color w:val="223344"/>
+          <w:sz w:val="19"/>
+        </w:rPr>
+        <w:t>## 做什么</w:t>
+      </w:r>
+    </w:p>
+    <w:p>
+      <w:pPr>
+        <w:spacing w:line="240" w:lineRule="auto" w:after="0"/>
+        <w:ind w:left="340"/>
+      </w:pPr>
+      <w:r>
+        <w:rPr>
+          <w:rFonts w:ascii="Consolas" w:hAnsi="Consolas" w:eastAsia="宋体"/>
+          <w:color w:val="223344"/>
+          <w:sz w:val="19"/>
+        </w:rPr>
+        <w:t>1. …（每条都要能写成「做完什么样」的可验证句子）</w:t>
+      </w:r>
+    </w:p>
+    <w:p>
+      <w:pPr>
+        <w:spacing w:line="240" w:lineRule="auto" w:after="0"/>
+        <w:ind w:left="340"/>
+      </w:pPr>
+      <w:r>
+        <w:rPr>
+          <w:rFonts w:ascii="Consolas" w:hAnsi="Consolas" w:eastAsia="宋体"/>
+          <w:color w:val="223344"/>
+          <w:sz w:val="19"/>
+        </w:rPr>
+        <w:t xml:space="preserve"> </w:t>
+      </w:r>
+    </w:p>
+    <w:p>
+      <w:pPr>
+        <w:spacing w:line="240" w:lineRule="auto" w:after="0"/>
+        <w:ind w:left="340"/>
+      </w:pPr>
+      <w:r>
+        <w:rPr>
+          <w:rFonts w:ascii="Consolas" w:hAnsi="Consolas" w:eastAsia="宋体"/>
+          <w:color w:val="223344"/>
+          <w:sz w:val="19"/>
+        </w:rPr>
+        <w:t>## 验收标准（编号、可判定）</w:t>
+      </w:r>
+    </w:p>
+    <w:p>
+      <w:pPr>
+        <w:spacing w:line="240" w:lineRule="auto" w:after="0"/>
+        <w:ind w:left="340"/>
+      </w:pPr>
+      <w:r>
+        <w:rPr>
+          <w:rFonts w:ascii="Consolas" w:hAnsi="Consolas" w:eastAsia="宋体"/>
+          <w:color w:val="223344"/>
+          <w:sz w:val="19"/>
+        </w:rPr>
+        <w:t>| 编号 | 标准 |</w:t>
+      </w:r>
+    </w:p>
+    <w:p>
+      <w:pPr>
+        <w:spacing w:line="240" w:lineRule="auto" w:after="0"/>
+        <w:ind w:left="340"/>
+      </w:pPr>
+      <w:r>
+        <w:rPr>
+          <w:rFonts w:ascii="Consolas" w:hAnsi="Consolas" w:eastAsia="宋体"/>
+          <w:color w:val="223344"/>
+          <w:sz w:val="19"/>
+        </w:rPr>
+        <w:t>|---|---|</w:t>
+      </w:r>
+    </w:p>
+    <w:p>
+      <w:pPr>
+        <w:spacing w:line="240" w:lineRule="auto" w:after="0"/>
+        <w:ind w:left="340"/>
+      </w:pPr>
+      <w:r>
+        <w:rPr>
+          <w:rFonts w:ascii="Consolas" w:hAnsi="Consolas" w:eastAsia="宋体"/>
+          <w:color w:val="223344"/>
+          <w:sz w:val="19"/>
+        </w:rPr>
+        <w:t>| E1-1 | … |</w:t>
+      </w:r>
+    </w:p>
+    <w:p>
+      <w:pPr>
+        <w:spacing w:line="240" w:lineRule="auto" w:after="0"/>
+        <w:ind w:left="340"/>
+      </w:pPr>
+      <w:r>
+        <w:rPr>
+          <w:rFonts w:ascii="Consolas" w:hAnsi="Consolas" w:eastAsia="宋体"/>
+          <w:color w:val="223344"/>
+          <w:sz w:val="19"/>
+        </w:rPr>
+        <w:t xml:space="preserve"> </w:t>
+      </w:r>
+    </w:p>
+    <w:p>
+      <w:pPr>
+        <w:spacing w:line="240" w:lineRule="auto" w:after="0"/>
+        <w:ind w:left="340"/>
+      </w:pPr>
+      <w:r>
+        <w:rPr>
+          <w:rFonts w:ascii="Consolas" w:hAnsi="Consolas" w:eastAsia="宋体"/>
+          <w:color w:val="223344"/>
+          <w:sz w:val="19"/>
+        </w:rPr>
+        <w:t>## 交付物</w:t>
+      </w:r>
+    </w:p>
+    <w:p>
+      <w:pPr>
+        <w:spacing w:line="240" w:lineRule="auto" w:after="0"/>
+        <w:ind w:left="340"/>
+      </w:pPr>
+      <w:r>
+        <w:rPr>
+          <w:rFonts w:ascii="Consolas" w:hAnsi="Consolas" w:eastAsia="宋体"/>
+          <w:color w:val="223344"/>
+          <w:sz w:val="19"/>
+        </w:rPr>
+        <w:t>| 文件 | 内容 |</w:t>
+      </w:r>
+    </w:p>
+    <w:p>
+      <w:pPr>
+        <w:spacing w:line="240" w:lineRule="auto" w:after="0"/>
+        <w:ind w:left="340"/>
+      </w:pPr>
+      <w:r>
+        <w:rPr>
+          <w:rFonts w:ascii="Consolas" w:hAnsi="Consolas" w:eastAsia="宋体"/>
+          <w:color w:val="223344"/>
+          <w:sz w:val="19"/>
+        </w:rPr>
+        <w:t xml:space="preserve"> </w:t>
+      </w:r>
+    </w:p>
+    <w:p>
+      <w:pPr>
+        <w:spacing w:line="240" w:lineRule="auto" w:after="0"/>
+        <w:ind w:left="340"/>
+      </w:pPr>
+      <w:r>
+        <w:rPr>
+          <w:rFonts w:ascii="Consolas" w:hAnsi="Consolas" w:eastAsia="宋体"/>
+          <w:color w:val="223344"/>
+          <w:sz w:val="19"/>
+        </w:rPr>
+        <w:t>## 风险提示</w:t>
+      </w:r>
+    </w:p>
+    <w:p>
+      <w:pPr>
+        <w:spacing w:line="240" w:lineRule="auto" w:after="0"/>
+        <w:ind w:left="340"/>
+      </w:pPr>
+      <w:r>
+        <w:rPr>
+          <w:rFonts w:ascii="Consolas" w:hAnsi="Consolas" w:eastAsia="宋体"/>
+          <w:color w:val="223344"/>
+          <w:sz w:val="19"/>
+        </w:rPr>
+        <w:t>| 风险 | 影响 | 应对 |</w:t>
+      </w:r>
+    </w:p>
+    <w:p>
+      <w:pPr>
+        <w:spacing w:line="240" w:lineRule="auto" w:after="0"/>
+        <w:ind w:left="340"/>
+      </w:pPr>
+      <w:r>
+        <w:rPr>
+          <w:rFonts w:ascii="Consolas" w:hAnsi="Consolas" w:eastAsia="宋体"/>
+          <w:color w:val="223344"/>
+          <w:sz w:val="19"/>
+        </w:rPr>
+        <w:t>|---|---|---|</w:t>
+      </w:r>
+    </w:p>
     <w:p/>
-    <w:p>
-      <w:r>
-        <w:rPr>
-          <w:rFonts w:ascii="Consolas" w:hAnsi="Consolas" w:eastAsia="宋体"/>
-          <w:b w:val="0"/>
-          <w:color w:val="A31D1D"/>
-          <w:sz w:val="21"/>
-        </w:rPr>
-        <w:t>`</w:t>
-      </w:r>
-    </w:p>
     <w:p>
       <w:pPr>
         <w:pStyle w:val="Heading3"/>
@@ -31214,59 +32514,61 @@
     </w:tbl>
     <w:p/>
     <w:p>
+      <w:pPr>
+        <w:spacing w:after="80"/>
+        <w:ind w:left="454"/>
+      </w:pPr>
+      <w:r>
+        <w:rPr>
+          <w:rFonts w:ascii="Times New Roman" w:hAnsi="Times New Roman" w:eastAsia="宋体"/>
+          <w:b/>
+          <w:color w:val="445566"/>
+          <w:sz w:val="21"/>
+        </w:rPr>
+        <w:t>E1 的领域词典</w:t>
+      </w:r>
       <w:r>
         <w:rPr>
           <w:rFonts w:ascii="Times New Roman" w:hAnsi="Times New Roman" w:eastAsia="宋体"/>
           <w:b w:val="0"/>
-          <w:sz w:val="22"/>
-        </w:rPr>
-        <w:t xml:space="preserve">&gt; </w:t>
+          <w:color w:val="445566"/>
+          <w:sz w:val="21"/>
+        </w:rPr>
+        <w:t xml:space="preserve">对本项目特别重要：良渚语料里「玉琮」「良渚」「神人兽面」 这类专名，若按通用分词会被切碎。cacx 的「分词实验室」（凝固度 + 邻字熵 + 可切分性挖新词 + </w:t>
       </w:r>
       <w:r>
         <w:rPr>
           <w:rFonts w:ascii="Times New Roman" w:hAnsi="Times New Roman" w:eastAsia="宋体"/>
           <w:b/>
-          <w:sz w:val="22"/>
-        </w:rPr>
-        <w:t>E1 的领域词典</w:t>
+          <w:color w:val="445566"/>
+          <w:sz w:val="21"/>
+        </w:rPr>
+        <w:t>人工勾选才写进词典</w:t>
       </w:r>
       <w:r>
         <w:rPr>
           <w:rFonts w:ascii="Times New Roman" w:hAnsi="Times New Roman" w:eastAsia="宋体"/>
           <w:b w:val="0"/>
-          <w:sz w:val="22"/>
-        </w:rPr>
-        <w:t xml:space="preserve">对本项目特别重要：良渚语料里「玉琮」「良渚」「神人兽面」 &gt; 这类专名，若按通用分词会被切碎。cacx 的「分词实验室」（凝固度 + 邻字熵 + &gt; 可切分性挖新词 + </w:t>
+          <w:color w:val="445566"/>
+          <w:sz w:val="21"/>
+        </w:rPr>
+        <w:t xml:space="preserve"> + 写完立即生效且重启后仍在） 正好是良渚语料该用的范式——</w:t>
       </w:r>
       <w:r>
         <w:rPr>
           <w:rFonts w:ascii="Times New Roman" w:hAnsi="Times New Roman" w:eastAsia="宋体"/>
           <w:b/>
-          <w:sz w:val="22"/>
-        </w:rPr>
-        <w:t>人工勾选才写进词典</w:t>
+          <w:color w:val="445566"/>
+          <w:sz w:val="21"/>
+        </w:rPr>
+        <w:t>候选是候选不是结论，收不收由人定</w:t>
       </w:r>
       <w:r>
         <w:rPr>
           <w:rFonts w:ascii="Times New Roman" w:hAnsi="Times New Roman" w:eastAsia="宋体"/>
           <w:b w:val="0"/>
-          <w:sz w:val="22"/>
-        </w:rPr>
-        <w:t xml:space="preserve"> + 写完立即生效且重启后仍在） &gt; 正好是良渚语料该用的范式——</w:t>
-      </w:r>
-      <w:r>
-        <w:rPr>
-          <w:rFonts w:ascii="Times New Roman" w:hAnsi="Times New Roman" w:eastAsia="宋体"/>
-          <w:b/>
-          <w:sz w:val="22"/>
-        </w:rPr>
-        <w:t>候选是候选不是结论，收不收由人定</w:t>
-      </w:r>
-      <w:r>
-        <w:rPr>
-          <w:rFonts w:ascii="Times New Roman" w:hAnsi="Times New Roman" w:eastAsia="宋体"/>
-          <w:b w:val="0"/>
-          <w:sz w:val="22"/>
+          <w:color w:val="445566"/>
+          <w:sz w:val="21"/>
         </w:rPr>
         <w:t>。</w:t>
       </w:r>
@@ -32695,19 +33997,25 @@
     </w:tbl>
     <w:p/>
     <w:p>
+      <w:pPr>
+        <w:spacing w:after="80"/>
+        <w:ind w:left="454"/>
+      </w:pPr>
       <w:r>
         <w:rPr>
           <w:rFonts w:ascii="Times New Roman" w:hAnsi="Times New Roman" w:eastAsia="宋体"/>
           <w:b w:val="0"/>
-          <w:sz w:val="22"/>
-        </w:rPr>
-        <w:t>&gt; B1/B4 两条</w:t>
+          <w:color w:val="445566"/>
+          <w:sz w:val="21"/>
+        </w:rPr>
+        <w:t>B1/B4 两条</w:t>
       </w:r>
       <w:r>
         <w:rPr>
           <w:rFonts w:ascii="Times New Roman" w:hAnsi="Times New Roman" w:eastAsia="宋体"/>
           <w:b/>
-          <w:sz w:val="22"/>
+          <w:color w:val="445566"/>
+          <w:sz w:val="21"/>
         </w:rPr>
         <w:t>都是 msyt 的 SECURITY.md 白纸黑字写着</w:t>
       </w:r>
@@ -32715,15 +34023,17 @@
         <w:rPr>
           <w:rFonts w:ascii="Times New Roman" w:hAnsi="Times New Roman" w:eastAsia="宋体"/>
           <w:b w:val="0"/>
-          <w:sz w:val="22"/>
-        </w:rPr>
-        <w:t xml:space="preserve">的，而我的实现正好踩了—— &gt; 这说明「换一个项目重写一遍」会丢掉上一轮学到的加固纪律。 &gt; </w:t>
+          <w:color w:val="445566"/>
+          <w:sz w:val="21"/>
+        </w:rPr>
+        <w:t xml:space="preserve">的，而我的实现正好踩了—— 这说明「换一个项目重写一遍」会丢掉上一轮学到的加固纪律。 </w:t>
       </w:r>
       <w:r>
         <w:rPr>
           <w:rFonts w:ascii="Times New Roman" w:hAnsi="Times New Roman" w:eastAsia="宋体"/>
           <w:b/>
-          <w:sz w:val="22"/>
+          <w:color w:val="445566"/>
+          <w:sz w:val="21"/>
         </w:rPr>
         <w:t>建议：以后凡是往公网暴露的交付，加一条固定的自检项</w:t>
       </w:r>
@@ -32731,7 +34041,8 @@
         <w:rPr>
           <w:rFonts w:ascii="Times New Roman" w:hAnsi="Times New Roman" w:eastAsia="宋体"/>
           <w:b w:val="0"/>
-          <w:sz w:val="22"/>
+          <w:color w:val="445566"/>
+          <w:sz w:val="21"/>
         </w:rPr>
         <w:t>（见 §六 的验收清单）。</w:t>
       </w:r>
@@ -32760,7 +34071,23 @@
           <w:b/>
           <w:sz w:val="30"/>
         </w:rPr>
-        <w:t>九、验收清单（建议加进 `tests/test_all.py` 与人工核对）</w:t>
+        <w:t xml:space="preserve">九、验收清单（建议加进 </w:t>
+      </w:r>
+      <w:r>
+        <w:rPr>
+          <w:rFonts w:ascii="Consolas" w:hAnsi="Consolas" w:eastAsia="黑体"/>
+          <w:color w:val="A31D1D"/>
+          <w:sz w:val="29"/>
+        </w:rPr>
+        <w:t>tests/test_all.py</w:t>
+      </w:r>
+      <w:r>
+        <w:rPr>
+          <w:rFonts w:ascii="Times New Roman" w:hAnsi="Times New Roman" w:eastAsia="黑体"/>
+          <w:b/>
+          <w:sz w:val="30"/>
+        </w:rPr>
+        <w:t xml:space="preserve"> 与人工核对）</w:t>
       </w:r>
     </w:p>
     <w:p>
